--- a/DOC/Informe de Tesis Dariel Cabrera Lopez con formato J.docx
+++ b/DOC/Informe de Tesis Dariel Cabrera Lopez con formato J.docx
@@ -138,7 +138,133 @@
           <w:sz w:val="40"/>
           <w:szCs w:val="40"/>
         </w:rPr>
-        <w:t>"Sistema Informático para la Gestión del Cálculo del Transporte de Sedimentos en Costas Sur-Orientales"</w:t>
+        <w:t xml:space="preserve">"Sistema </w:t>
+      </w:r>
+      <w:r>
+        <w:rPr>
+          <w:sz w:val="40"/>
+          <w:szCs w:val="40"/>
+        </w:rPr>
+        <w:t>i</w:t>
+      </w:r>
+      <w:r>
+        <w:rPr>
+          <w:sz w:val="40"/>
+          <w:szCs w:val="40"/>
+        </w:rPr>
+        <w:t xml:space="preserve">nformático para la </w:t>
+      </w:r>
+      <w:r>
+        <w:rPr>
+          <w:sz w:val="40"/>
+          <w:szCs w:val="40"/>
+        </w:rPr>
+        <w:t>g</w:t>
+      </w:r>
+      <w:r>
+        <w:rPr>
+          <w:sz w:val="40"/>
+          <w:szCs w:val="40"/>
+        </w:rPr>
+        <w:t xml:space="preserve">estión del </w:t>
+      </w:r>
+      <w:r>
+        <w:rPr>
+          <w:sz w:val="40"/>
+          <w:szCs w:val="40"/>
+        </w:rPr>
+        <w:t>c</w:t>
+      </w:r>
+      <w:r>
+        <w:rPr>
+          <w:sz w:val="40"/>
+          <w:szCs w:val="40"/>
+        </w:rPr>
+        <w:t xml:space="preserve">álculo del </w:t>
+      </w:r>
+      <w:r>
+        <w:rPr>
+          <w:sz w:val="40"/>
+          <w:szCs w:val="40"/>
+        </w:rPr>
+        <w:t>t</w:t>
+      </w:r>
+      <w:r>
+        <w:rPr>
+          <w:sz w:val="40"/>
+          <w:szCs w:val="40"/>
+        </w:rPr>
+        <w:t xml:space="preserve">ransporte de </w:t>
+      </w:r>
+      <w:r>
+        <w:rPr>
+          <w:sz w:val="40"/>
+          <w:szCs w:val="40"/>
+        </w:rPr>
+        <w:t>s</w:t>
+      </w:r>
+      <w:r>
+        <w:rPr>
+          <w:sz w:val="40"/>
+          <w:szCs w:val="40"/>
+        </w:rPr>
+        <w:t xml:space="preserve">edimentos en </w:t>
+      </w:r>
+      <w:r>
+        <w:rPr>
+          <w:sz w:val="40"/>
+          <w:szCs w:val="40"/>
+        </w:rPr>
+        <w:t>c</w:t>
+      </w:r>
+      <w:r>
+        <w:rPr>
+          <w:sz w:val="40"/>
+          <w:szCs w:val="40"/>
+        </w:rPr>
+        <w:t xml:space="preserve">ostas </w:t>
+      </w:r>
+      <w:r>
+        <w:rPr>
+          <w:sz w:val="40"/>
+          <w:szCs w:val="40"/>
+        </w:rPr>
+        <w:t>s</w:t>
+      </w:r>
+      <w:r>
+        <w:rPr>
+          <w:sz w:val="40"/>
+          <w:szCs w:val="40"/>
+        </w:rPr>
+        <w:t>ur-</w:t>
+      </w:r>
+      <w:r>
+        <w:rPr>
+          <w:sz w:val="40"/>
+          <w:szCs w:val="40"/>
+        </w:rPr>
+        <w:t>o</w:t>
+      </w:r>
+      <w:r>
+        <w:rPr>
+          <w:sz w:val="40"/>
+          <w:szCs w:val="40"/>
+        </w:rPr>
+        <w:t>rientales</w:t>
+      </w:r>
+      <w:r>
+        <w:rPr>
+          <w:sz w:val="40"/>
+          <w:szCs w:val="40"/>
+        </w:rPr>
+        <w:t xml:space="preserve"> de Cuba</w:t>
+      </w:r>
+      <w:r>
+        <w:rPr>
+          <w:sz w:val="40"/>
+          <w:szCs w:val="40"/>
+        </w:rPr>
+        <w:t>"</w:t>
       </w:r>
       <w:r>
         <w:rPr>
@@ -452,7 +578,147 @@
           <w:sz w:val="40"/>
           <w:szCs w:val="40"/>
         </w:rPr>
-        <w:t>"Sistema Informático para la Gestión del Cálculo del Transporte de Sedimentos en Costas Sur-Orientales"</w:t>
+        <w:t>"</w:t>
+      </w:r>
+      <w:r>
+        <w:rPr>
+          <w:sz w:val="40"/>
+          <w:szCs w:val="40"/>
+        </w:rPr>
+        <w:t xml:space="preserve"> </w:t>
+      </w:r>
+      <w:r>
+        <w:rPr>
+          <w:sz w:val="40"/>
+          <w:szCs w:val="40"/>
+        </w:rPr>
+        <w:t xml:space="preserve">Sistema </w:t>
+      </w:r>
+      <w:r>
+        <w:rPr>
+          <w:sz w:val="40"/>
+          <w:szCs w:val="40"/>
+        </w:rPr>
+        <w:t>i</w:t>
+      </w:r>
+      <w:r>
+        <w:rPr>
+          <w:sz w:val="40"/>
+          <w:szCs w:val="40"/>
+        </w:rPr>
+        <w:t xml:space="preserve">nformático para la </w:t>
+      </w:r>
+      <w:r>
+        <w:rPr>
+          <w:sz w:val="40"/>
+          <w:szCs w:val="40"/>
+        </w:rPr>
+        <w:t>g</w:t>
+      </w:r>
+      <w:r>
+        <w:rPr>
+          <w:sz w:val="40"/>
+          <w:szCs w:val="40"/>
+        </w:rPr>
+        <w:t xml:space="preserve">estión del </w:t>
+      </w:r>
+      <w:r>
+        <w:rPr>
+          <w:sz w:val="40"/>
+          <w:szCs w:val="40"/>
+        </w:rPr>
+        <w:t>c</w:t>
+      </w:r>
+      <w:r>
+        <w:rPr>
+          <w:sz w:val="40"/>
+          <w:szCs w:val="40"/>
+        </w:rPr>
+        <w:t xml:space="preserve">álculo del </w:t>
+      </w:r>
+      <w:r>
+        <w:rPr>
+          <w:sz w:val="40"/>
+          <w:szCs w:val="40"/>
+        </w:rPr>
+        <w:t>t</w:t>
+      </w:r>
+      <w:r>
+        <w:rPr>
+          <w:sz w:val="40"/>
+          <w:szCs w:val="40"/>
+        </w:rPr>
+        <w:t xml:space="preserve">ransporte de </w:t>
+      </w:r>
+      <w:r>
+        <w:rPr>
+          <w:sz w:val="40"/>
+          <w:szCs w:val="40"/>
+        </w:rPr>
+        <w:t>s</w:t>
+      </w:r>
+      <w:r>
+        <w:rPr>
+          <w:sz w:val="40"/>
+          <w:szCs w:val="40"/>
+        </w:rPr>
+        <w:t xml:space="preserve">edimentos en </w:t>
+      </w:r>
+      <w:r>
+        <w:rPr>
+          <w:sz w:val="40"/>
+          <w:szCs w:val="40"/>
+        </w:rPr>
+        <w:t>c</w:t>
+      </w:r>
+      <w:r>
+        <w:rPr>
+          <w:sz w:val="40"/>
+          <w:szCs w:val="40"/>
+        </w:rPr>
+        <w:t xml:space="preserve">ostas </w:t>
+      </w:r>
+      <w:r>
+        <w:rPr>
+          <w:sz w:val="40"/>
+          <w:szCs w:val="40"/>
+        </w:rPr>
+        <w:t>s</w:t>
+      </w:r>
+      <w:r>
+        <w:rPr>
+          <w:sz w:val="40"/>
+          <w:szCs w:val="40"/>
+        </w:rPr>
+        <w:t>ur-</w:t>
+      </w:r>
+      <w:r>
+        <w:rPr>
+          <w:sz w:val="40"/>
+          <w:szCs w:val="40"/>
+        </w:rPr>
+        <w:t>o</w:t>
+      </w:r>
+      <w:r>
+        <w:rPr>
+          <w:sz w:val="40"/>
+          <w:szCs w:val="40"/>
+        </w:rPr>
+        <w:t>rientales</w:t>
+      </w:r>
+      <w:r>
+        <w:rPr>
+          <w:sz w:val="40"/>
+          <w:szCs w:val="40"/>
+        </w:rPr>
+        <w:t xml:space="preserve"> de Cuba</w:t>
+      </w:r>
+      <w:r>
+        <w:rPr>
+          <w:sz w:val="40"/>
+          <w:szCs w:val="40"/>
+        </w:rPr>
+        <w:t>"</w:t>
       </w:r>
       <w:r>
         <w:rPr>
@@ -672,6 +938,7 @@
           <w:b/>
           <w:sz w:val="24"/>
         </w:rPr>
+        <w:lastRenderedPageBreak/>
         <w:t>2025</w:t>
       </w:r>
     </w:p>
@@ -685,7 +952,6 @@
         <w:rPr>
           <w:noProof/>
         </w:rPr>
-        <w:lastRenderedPageBreak/>
         <w:drawing>
           <wp:inline distT="0" distB="0" distL="0" distR="0" wp14:anchorId="2D66CF80" wp14:editId="5C332768">
             <wp:extent cx="943356" cy="943356"/>
@@ -5590,7 +5856,7 @@
           <w:sz w:val="22"/>
           <w:szCs w:val="22"/>
         </w:rPr>
-        <w:t xml:space="preserve">El cambio climático se ha convertido en una de las principales amenazas globales contemporáneas, con consecuencias devastadoras para los ecosistemas, la biodiversidad y las actividades humanas. Los fenómenos relacionados, como el aumento de la temperatura terrestre y la elevación del nivel del mar, son impulsados principalmente por actividades antrópicas, como la emisión de gases de efecto invernadero derivada del uso de combustibles fósiles, la gestión inadecuada de residuos y la explotación desmesurada de recursos naturales. </w:t>
+        <w:t>El cambio climático se ha convertido en una de las principales amenazas globales contemporáneas, con consecuencias devastadoras para los ecosistemas, la biodiversidad y las actividades humanas. Los fenómenos relacionados, como el aumento de la temperatura terrestre y la elevación del nivel del mar, son impulsados principalmente por actividades antrópicas, como la emisión de gases de efecto invernadero derivada del uso de combustibles fósiles, la gestión inadecuada de residuos y la explotación desmesurada de recursos naturales</w:t>
       </w:r>
       <w:r>
         <w:rPr>
@@ -5598,6 +5864,14 @@
           <w:sz w:val="22"/>
           <w:szCs w:val="22"/>
         </w:rPr>
+        <w:t xml:space="preserve"> </w:t>
+      </w:r>
+      <w:r>
+        <w:rPr>
+          <w:rFonts w:ascii="Arial" w:hAnsi="Arial" w:cs="Arial"/>
+          <w:sz w:val="22"/>
+          <w:szCs w:val="22"/>
+        </w:rPr>
         <w:fldChar w:fldCharType="begin"/>
       </w:r>
       <w:r>
@@ -5638,7 +5912,7 @@
           <w:sz w:val="22"/>
           <w:szCs w:val="22"/>
         </w:rPr>
-        <w:t xml:space="preserve"> Esta situación impacta especialmente a las costas sur-orientales de Cuba, una región que es clave para la biodiversidad del país y para sectores económicos esenciales, como el turismo y la pesca.</w:t>
+        <w:t>. Esta situación impacta especialmente a las costas sur-orientales de Cuba, una región que es clave para la biodiversidad del país y para sectores económicos esenciales, como el turismo y la pesca.</w:t>
       </w:r>
     </w:p>
     <w:p>
@@ -5658,7 +5932,15 @@
           <w:sz w:val="22"/>
           <w:szCs w:val="22"/>
         </w:rPr>
-        <w:t>Las costas sur-orientales cubanas, que incluyen los litorales de provincias como Santiago de Cuba y Granma, se encuentran en un estado crítico debido a la erosión costera, un fenómeno exacerbado por el cambio climático. Aproximadamente el 85% de las playas cubanas presentan signos de erosión, con un retroceso promedio de la línea costera de 1.2 metros por año.</w:t>
+        <w:t>Las costas sur-orientales cubanas, que incluyen los litorales de provincias como Santiago de Cuba y Granma, se encuentran en un estado crítico debido a la erosión costera, un fenómeno exacerbado por el cambio climático. Aproximadamente el 85% de las playas cubanas presentan signos de erosión, con un retroceso promedio de la línea costera de 1.2 metros por año</w:t>
+      </w:r>
+      <w:r>
+        <w:rPr>
+          <w:rFonts w:ascii="Arial" w:hAnsi="Arial" w:cs="Arial"/>
+          <w:sz w:val="22"/>
+          <w:szCs w:val="22"/>
+        </w:rPr>
+        <w:t xml:space="preserve"> </w:t>
       </w:r>
       <w:r>
         <w:rPr>
@@ -5667,7 +5949,7 @@
           <w:sz w:val="22"/>
           <w:szCs w:val="22"/>
         </w:rPr>
-        <w:t xml:space="preserve"> </w:t>
+        <w:fldChar w:fldCharType="begin"/>
       </w:r>
       <w:r>
         <w:rPr>
@@ -5676,7 +5958,7 @@
           <w:sz w:val="22"/>
           <w:szCs w:val="22"/>
         </w:rPr>
-        <w:fldChar w:fldCharType="begin"/>
+        <w:instrText xml:space="preserve"> ADDIN ZOTERO_ITEM CSL_CITATION {"citationID":"ugDyVMEP","properties":{"formattedCitation":"[2]","plainCitation":"[2]","noteIndex":0},"citationItems":[{"id":"yCsUP4If/nS1n9yYo","uris":["http://zotero.org/users/13351438/items/JCGI9FWH"],"itemData":{"id":10,"type":"webpage","title":"Cubadebate","URL":"http://www.cubadebate.cu/noticias/2018/12/16/tarea-vida-a-debate-en-la-asamblea-nacional-cuba-ante-las-realidades-del-cambio-climatico/","accessed":{"date-parts":[["2024",1,7]]}}}],"schema":"https://github.com/citation-style-language/schema/raw/master/csl-citation.json"} </w:instrText>
       </w:r>
       <w:r>
         <w:rPr>
@@ -5685,7 +5967,15 @@
           <w:sz w:val="22"/>
           <w:szCs w:val="22"/>
         </w:rPr>
-        <w:instrText xml:space="preserve"> ADDIN ZOTERO_ITEM CSL_CITATION {"citationID":"ugDyVMEP","properties":{"formattedCitation":"[2]","plainCitation":"[2]","noteIndex":0},"citationItems":[{"id":"yCsUP4If/nS1n9yYo","uris":["http://zotero.org/users/13351438/items/JCGI9FWH"],"itemData":{"id":10,"type":"webpage","title":"Cubadebate","URL":"http://www.cubadebate.cu/noticias/2018/12/16/tarea-vida-a-debate-en-la-asamblea-nacional-cuba-ante-las-realidades-del-cambio-climatico/","accessed":{"date-parts":[["2024",1,7]]}}}],"schema":"https://github.com/citation-style-language/schema/raw/master/csl-citation.json"} </w:instrText>
+        <w:fldChar w:fldCharType="separate"/>
+      </w:r>
+      <w:r>
+        <w:rPr>
+          <w:rFonts w:ascii="Arial" w:hAnsi="Arial" w:cs="Arial"/>
+          <w:sz w:val="22"/>
+          <w:szCs w:val="22"/>
+        </w:rPr>
+        <w:t>[2]</w:t>
       </w:r>
       <w:r>
         <w:rPr>
@@ -5694,7 +5984,7 @@
           <w:sz w:val="22"/>
           <w:szCs w:val="22"/>
         </w:rPr>
-        <w:fldChar w:fldCharType="separate"/>
+        <w:fldChar w:fldCharType="end"/>
       </w:r>
       <w:r>
         <w:rPr>
@@ -5702,7 +5992,7 @@
           <w:sz w:val="22"/>
           <w:szCs w:val="22"/>
         </w:rPr>
-        <w:t>[2]</w:t>
+        <w:t>.</w:t>
       </w:r>
       <w:r>
         <w:rPr>
@@ -5711,7 +6001,7 @@
           <w:sz w:val="22"/>
           <w:szCs w:val="22"/>
         </w:rPr>
-        <w:fldChar w:fldCharType="end"/>
+        <w:t xml:space="preserve"> </w:t>
       </w:r>
       <w:r>
         <w:rPr>
@@ -5719,7 +6009,7 @@
           <w:sz w:val="22"/>
           <w:szCs w:val="22"/>
         </w:rPr>
-        <w:t xml:space="preserve"> Esta situación no solo amenaza la biodiversidad, sino también la infraestructura turística y urbana de las zonas costeras. En respuesta a esta problemática, el gobierno cubano implementó en 2017 la Tarea Vida, un plan de acción nacional para mitigar los efectos del cambio climático, que incluye medidas para la protección y restauración de ecosistemas costeros y arrecifes de coral. </w:t>
+        <w:t xml:space="preserve">Esta situación no solo amenaza la biodiversidad, sino también la infraestructura turística y urbana de las zonas costeras. En respuesta a esta problemática, el gobierno cubano implementó en 2017 la Tarea Vida, un plan de acción nacional para mitigar los efectos del cambio climático, que incluye medidas para la protección y restauración de ecosistemas costeros y arrecifes de coral. </w:t>
       </w:r>
       <w:r>
         <w:rPr>
@@ -5839,6 +6129,8 @@
       <w:r>
         <w:rPr>
           <w:rFonts w:ascii="Arial" w:hAnsi="Arial" w:cs="Arial"/>
+          <w:b/>
+          <w:bCs/>
           <w:sz w:val="22"/>
           <w:szCs w:val="22"/>
         </w:rPr>
@@ -5847,10 +6139,28 @@
       <w:r>
         <w:rPr>
           <w:rFonts w:ascii="Arial" w:hAnsi="Arial" w:cs="Arial"/>
-          <w:sz w:val="22"/>
-          <w:szCs w:val="22"/>
-        </w:rPr>
-        <w:t>Insuficiente control en la gestión de la información referente al cálculo del transporte de sedimentos en las costas cubanas de la región sur-oriental para garantizar acciones efectivas que prevengan los efectos de la erosión costera.</w:t>
+          <w:color w:val="000000" w:themeColor="text1"/>
+          <w:sz w:val="22"/>
+          <w:szCs w:val="22"/>
+        </w:rPr>
+        <w:t>Ocurrencia de errores en la recogida de la información para la</w:t>
+      </w:r>
+      <w:r>
+        <w:rPr>
+          <w:rFonts w:ascii="Arial" w:hAnsi="Arial" w:cs="Arial"/>
+          <w:color w:val="000000" w:themeColor="text1"/>
+          <w:sz w:val="22"/>
+          <w:szCs w:val="22"/>
+        </w:rPr>
+        <w:t xml:space="preserve"> gestión de la información referente al cálculo del transporte de sedimentos en las costas cubanas de la región sur-oriental para garantizar acciones efectivas que prevengan los</w:t>
+      </w:r>
+      <w:r>
+        <w:rPr>
+          <w:rFonts w:ascii="Arial" w:hAnsi="Arial" w:cs="Arial"/>
+          <w:sz w:val="22"/>
+          <w:szCs w:val="22"/>
+        </w:rPr>
+        <w:t xml:space="preserve"> efectos de la erosión costera.</w:t>
       </w:r>
     </w:p>
     <w:p>
@@ -7135,20 +7445,10 @@
         <w:t xml:space="preserve"> </w:t>
       </w:r>
       <w:r>
-        <w:t xml:space="preserve">los principales aspectos teóricos, los conceptos de las tecnologías y la caracterización </w:t>
-      </w:r>
-      <w:commentRangeStart w:id="11"/>
-      <w:r>
-        <w:t>de las herramientas computacionales utilizadas</w:t>
-      </w:r>
-      <w:commentRangeEnd w:id="11"/>
-      <w:r>
-        <w:rPr>
-          <w:rStyle w:val="Refdecomentario"/>
-          <w:sz w:val="22"/>
-          <w:szCs w:val="22"/>
-        </w:rPr>
-        <w:commentReference w:id="11"/>
+        <w:t>los principales aspectos teóricos, los conceptos de las tecnologías y la caracterización de las herramientas computacionales utilizadas</w:t>
+      </w:r>
+      <w:r>
+        <w:t>.</w:t>
       </w:r>
     </w:p>
     <w:p>
@@ -7162,16 +7462,16 @@
         <w:ind w:left="504" w:hanging="504"/>
         <w:jc w:val="both"/>
       </w:pPr>
-      <w:bookmarkStart w:id="12" w:name="_Toc188911543"/>
-      <w:bookmarkStart w:id="13" w:name="_Toc196374700"/>
+      <w:bookmarkStart w:id="11" w:name="_Toc188911543"/>
+      <w:bookmarkStart w:id="12" w:name="_Toc196374700"/>
       <w:r>
         <w:t xml:space="preserve">1.1 </w:t>
       </w:r>
       <w:r>
         <w:t>Estado del Arte</w:t>
       </w:r>
+      <w:bookmarkEnd w:id="11"/>
       <w:bookmarkEnd w:id="12"/>
-      <w:bookmarkEnd w:id="13"/>
     </w:p>
     <w:p>
       <w:pPr>
@@ -7191,13 +7491,13 @@
         <w:spacing w:line="360" w:lineRule="auto"/>
         <w:jc w:val="both"/>
       </w:pPr>
-      <w:bookmarkStart w:id="14" w:name="_Toc188911544"/>
-      <w:bookmarkStart w:id="15" w:name="_Toc196374701"/>
+      <w:bookmarkStart w:id="13" w:name="_Toc188911544"/>
+      <w:bookmarkStart w:id="14" w:name="_Toc196374701"/>
       <w:r>
         <w:t>Ámbito Internacional</w:t>
       </w:r>
+      <w:bookmarkEnd w:id="13"/>
       <w:bookmarkEnd w:id="14"/>
-      <w:bookmarkEnd w:id="15"/>
     </w:p>
     <w:p>
       <w:pPr>
@@ -7215,8 +7515,6 @@
           <w:sz w:val="22"/>
         </w:rPr>
       </w:pPr>
-      <w:commentRangeStart w:id="16"/>
-      <w:commentRangeStart w:id="17"/>
       <w:r>
         <w:rPr>
           <w:rFonts w:ascii="Arial" w:hAnsi="Arial" w:cs="Arial"/>
@@ -7224,28 +7522,6 @@
           <w:sz w:val="22"/>
         </w:rPr>
         <w:t xml:space="preserve">Delft3D </w:t>
-      </w:r>
-      <w:commentRangeEnd w:id="16"/>
-      <w:r>
-        <w:rPr>
-          <w:rStyle w:val="Refdecomentario"/>
-          <w:rFonts w:ascii="Arial" w:eastAsiaTheme="minorHAnsi" w:hAnsi="Arial" w:cs="Arial"/>
-          <w:color w:val="auto"/>
-          <w:sz w:val="22"/>
-          <w:szCs w:val="22"/>
-        </w:rPr>
-        <w:commentReference w:id="16"/>
-      </w:r>
-      <w:commentRangeEnd w:id="17"/>
-      <w:r>
-        <w:rPr>
-          <w:rStyle w:val="Refdecomentario"/>
-          <w:rFonts w:ascii="Arial" w:eastAsiaTheme="minorHAnsi" w:hAnsi="Arial" w:cs="Arial"/>
-          <w:color w:val="auto"/>
-          <w:sz w:val="22"/>
-          <w:szCs w:val="22"/>
-        </w:rPr>
-        <w:commentReference w:id="17"/>
       </w:r>
       <w:r>
         <w:rPr>
@@ -7273,7 +7549,15 @@
           <w:sz w:val="22"/>
           <w:szCs w:val="22"/>
         </w:rPr>
-        <w:t xml:space="preserve">Delft3D es un sistema integrado de modelado numérico desarrollado por </w:t>
+        <w:t>Es</w:t>
+      </w:r>
+      <w:r>
+        <w:rPr>
+          <w:rFonts w:ascii="Arial" w:hAnsi="Arial" w:cs="Arial"/>
+          <w:sz w:val="22"/>
+          <w:szCs w:val="22"/>
+        </w:rPr>
+        <w:t xml:space="preserve"> un sistema integrado de modelado numérico desarrollado por </w:t>
       </w:r>
       <w:proofErr w:type="spellStart"/>
       <w:r>
@@ -7589,7 +7873,25 @@
           <w:sz w:val="22"/>
           <w:szCs w:val="22"/>
         </w:rPr>
-        <w:t>Cuenta con servicio web pero no ofrece todas las funcionalidades que su versión de escritorio.</w:t>
+        <w:t xml:space="preserve">Cuenta con servicio </w:t>
+      </w:r>
+      <w:proofErr w:type="gramStart"/>
+      <w:r>
+        <w:rPr>
+          <w:rFonts w:ascii="Arial" w:hAnsi="Arial" w:cs="Arial"/>
+          <w:sz w:val="22"/>
+          <w:szCs w:val="22"/>
+        </w:rPr>
+        <w:t>web</w:t>
+      </w:r>
+      <w:proofErr w:type="gramEnd"/>
+      <w:r>
+        <w:rPr>
+          <w:rFonts w:ascii="Arial" w:hAnsi="Arial" w:cs="Arial"/>
+          <w:sz w:val="22"/>
+          <w:szCs w:val="22"/>
+        </w:rPr>
+        <w:t xml:space="preserve"> pero no ofrece todas las funcionalidades que su versión de escritorio.</w:t>
       </w:r>
     </w:p>
     <w:p>
@@ -7607,8 +7909,8 @@
           <w:sz w:val="22"/>
         </w:rPr>
       </w:pPr>
-      <w:commentRangeStart w:id="18"/>
-      <w:commentRangeStart w:id="19"/>
+      <w:commentRangeStart w:id="15"/>
+      <w:commentRangeStart w:id="16"/>
       <w:r>
         <w:rPr>
           <w:rFonts w:ascii="Arial" w:hAnsi="Arial" w:cs="Arial"/>
@@ -7643,7 +7945,15 @@
           <w:sz w:val="22"/>
           <w:szCs w:val="22"/>
         </w:rPr>
-        <w:t xml:space="preserve">Mike 21 es un software creado por la empresa DHI de Dinamarca </w:t>
+        <w:t>E</w:t>
+      </w:r>
+      <w:r>
+        <w:rPr>
+          <w:rFonts w:ascii="Arial" w:hAnsi="Arial" w:cs="Arial"/>
+          <w:sz w:val="22"/>
+          <w:szCs w:val="22"/>
+        </w:rPr>
+        <w:t xml:space="preserve">s un software creado por la empresa DHI de Dinamarca </w:t>
       </w:r>
       <w:r>
         <w:rPr>
@@ -7720,7 +8030,7 @@
         </w:rPr>
         <w:t xml:space="preserve">. Simula diversos aspectos </w:t>
       </w:r>
-      <w:commentRangeEnd w:id="18"/>
+      <w:commentRangeEnd w:id="15"/>
       <w:r>
         <w:rPr>
           <w:rStyle w:val="Refdecomentario"/>
@@ -7729,9 +8039,9 @@
           <w:szCs w:val="22"/>
           <w:lang w:eastAsia="en-US"/>
         </w:rPr>
-        <w:commentReference w:id="18"/>
-      </w:r>
-      <w:commentRangeEnd w:id="19"/>
+        <w:commentReference w:id="15"/>
+      </w:r>
+      <w:commentRangeEnd w:id="16"/>
       <w:r>
         <w:rPr>
           <w:rStyle w:val="Refdecomentario"/>
@@ -7740,7 +8050,7 @@
           <w:szCs w:val="22"/>
           <w:lang w:eastAsia="en-US"/>
         </w:rPr>
-        <w:commentReference w:id="19"/>
+        <w:commentReference w:id="16"/>
       </w:r>
       <w:r>
         <w:rPr>
@@ -7900,8 +8210,18 @@
           <w:sz w:val="22"/>
           <w:szCs w:val="22"/>
         </w:rPr>
-        <w:t xml:space="preserve"> y  Linux</w:t>
-      </w:r>
+        <w:t xml:space="preserve"> </w:t>
+      </w:r>
+      <w:proofErr w:type="gramStart"/>
+      <w:r>
+        <w:rPr>
+          <w:rFonts w:ascii="Arial" w:hAnsi="Arial" w:cs="Arial"/>
+          <w:sz w:val="22"/>
+          <w:szCs w:val="22"/>
+        </w:rPr>
+        <w:t>y  Linux</w:t>
+      </w:r>
+      <w:proofErr w:type="gramEnd"/>
     </w:p>
     <w:p>
       <w:pPr>
@@ -7958,8 +8278,8 @@
           <w:szCs w:val="22"/>
         </w:rPr>
       </w:pPr>
-      <w:commentRangeStart w:id="20"/>
-      <w:commentRangeStart w:id="21"/>
+      <w:commentRangeStart w:id="17"/>
+      <w:commentRangeStart w:id="18"/>
       <w:r>
         <w:rPr>
           <w:sz w:val="22"/>
@@ -7967,23 +8287,23 @@
         </w:rPr>
         <w:t xml:space="preserve">Es un software costoso debido a que utiliza un modelo de licenciamiento que puede incluir tanto licencias perpetuas como temporales, según las necesidades del usuario. </w:t>
       </w:r>
-      <w:commentRangeEnd w:id="20"/>
+      <w:commentRangeEnd w:id="17"/>
       <w:r>
         <w:rPr>
           <w:rStyle w:val="Refdecomentario"/>
           <w:sz w:val="22"/>
           <w:szCs w:val="22"/>
         </w:rPr>
-        <w:commentReference w:id="20"/>
-      </w:r>
-      <w:commentRangeEnd w:id="21"/>
+        <w:commentReference w:id="17"/>
+      </w:r>
+      <w:commentRangeEnd w:id="18"/>
       <w:r>
         <w:rPr>
           <w:rStyle w:val="Refdecomentario"/>
           <w:sz w:val="22"/>
           <w:szCs w:val="22"/>
         </w:rPr>
-        <w:commentReference w:id="21"/>
+        <w:commentReference w:id="18"/>
       </w:r>
       <w:r>
         <w:rPr>
@@ -8013,14 +8333,7 @@
         </w:rPr>
         <w:t>Requiere un ordenador potente para funcionar correctamente.</w:t>
       </w:r>
-    </w:p>
-    <w:p>
-      <w:pPr>
-        <w:spacing w:line="360" w:lineRule="auto"/>
-        <w:rPr>
-          <w:color w:val="auto"/>
-        </w:rPr>
-      </w:pPr>
+      <w:commentRangeStart w:id="19"/>
     </w:p>
     <w:p>
       <w:pPr>
@@ -8044,6 +8357,7 @@
           <w:color w:val="auto"/>
           <w:sz w:val="22"/>
         </w:rPr>
+        <w:lastRenderedPageBreak/>
         <w:t>XBeach</w:t>
       </w:r>
       <w:proofErr w:type="spellEnd"/>
@@ -8069,13 +8383,11 @@
       <w:pPr>
         <w:spacing w:line="360" w:lineRule="auto"/>
       </w:pPr>
-      <w:proofErr w:type="spellStart"/>
-      <w:r>
-        <w:t>XBeach</w:t>
-      </w:r>
-      <w:proofErr w:type="spellEnd"/>
-      <w:r>
-        <w:t xml:space="preserve"> es un modelo bidimensional para la propagación de las olas, las ondas largas y el flujo medio, el transporte de sedimentos y los cambios morfológicos de la zona cercana a la costa, las playas, las dunas y la barrera trasera durante las tormentas, Desarrollado por el  </w:t>
+      <w:r>
+        <w:t>E</w:t>
+      </w:r>
+      <w:r>
+        <w:t>s un modelo bidimensional para la propagación de las olas, las ondas largas y el flujo medio, el transporte de sedimentos y los cambios morfológicos de la zona cercana a la costa, las playas, las dunas y la barrera trasera durante las tormentas, Desarrollado por el  </w:t>
       </w:r>
       <w:hyperlink r:id="rId38" w:history="1">
         <w:r>
@@ -8218,6 +8530,17 @@
       <w:r>
         <w:t>, s. f.).</w:t>
       </w:r>
+      <w:commentRangeEnd w:id="19"/>
+      <w:r>
+        <w:rPr>
+          <w:rStyle w:val="Refdecomentario"/>
+          <w:rFonts w:eastAsiaTheme="minorHAnsi"/>
+          <w:color w:val="auto"/>
+          <w:shd w:val="clear" w:color="auto" w:fill="FFFFFF"/>
+          <w:lang w:val="es-ES" w:eastAsia="en-US"/>
+        </w:rPr>
+        <w:commentReference w:id="19"/>
+      </w:r>
     </w:p>
     <w:p>
       <w:pPr>
@@ -8389,10 +8712,10 @@
           <w:lang w:val="es-CU" w:eastAsia="es-CU"/>
         </w:rPr>
       </w:pPr>
-      <w:bookmarkStart w:id="22" w:name="_Toc196374702"/>
-      <w:bookmarkStart w:id="23" w:name="_Toc188911545"/>
+      <w:bookmarkStart w:id="20" w:name="_Toc196374702"/>
+      <w:bookmarkStart w:id="21" w:name="_Toc188911545"/>
       <w:bookmarkEnd w:id="10"/>
-      <w:bookmarkEnd w:id="22"/>
+      <w:bookmarkEnd w:id="20"/>
     </w:p>
     <w:p>
       <w:pPr>
@@ -8417,8 +8740,8 @@
           <w:lang w:val="es-CU" w:eastAsia="es-CU"/>
         </w:rPr>
       </w:pPr>
-      <w:bookmarkStart w:id="24" w:name="_Toc196374703"/>
-      <w:bookmarkEnd w:id="24"/>
+      <w:bookmarkStart w:id="22" w:name="_Toc196374703"/>
+      <w:bookmarkEnd w:id="22"/>
     </w:p>
     <w:p>
       <w:pPr>
@@ -8426,12 +8749,12 @@
         <w:spacing w:line="360" w:lineRule="auto"/>
         <w:jc w:val="both"/>
       </w:pPr>
-      <w:bookmarkStart w:id="25" w:name="_Toc196374704"/>
+      <w:bookmarkStart w:id="23" w:name="_Toc196374704"/>
       <w:r>
         <w:t>Ámbito Nacional</w:t>
       </w:r>
+      <w:bookmarkEnd w:id="21"/>
       <w:bookmarkEnd w:id="23"/>
-      <w:bookmarkEnd w:id="25"/>
     </w:p>
     <w:p>
       <w:pPr>
@@ -8460,6 +8783,7 @@
         </w:numPr>
         <w:spacing w:before="100" w:beforeAutospacing="1" w:after="100" w:afterAutospacing="1" w:line="360" w:lineRule="auto"/>
       </w:pPr>
+      <w:commentRangeStart w:id="24"/>
       <w:r>
         <w:rPr>
           <w:rStyle w:val="Textoennegrita"/>
@@ -8549,6 +8873,17 @@
       <w:r>
         <w:t xml:space="preserve"> y </w:t>
       </w:r>
+      <w:commentRangeEnd w:id="24"/>
+      <w:r>
+        <w:rPr>
+          <w:rStyle w:val="Refdecomentario"/>
+          <w:rFonts w:eastAsiaTheme="minorHAnsi"/>
+          <w:color w:val="auto"/>
+          <w:shd w:val="clear" w:color="auto" w:fill="FFFFFF"/>
+          <w:lang w:val="es-ES" w:eastAsia="en-US"/>
+        </w:rPr>
+        <w:commentReference w:id="24"/>
+      </w:r>
       <w:proofErr w:type="spellStart"/>
       <w:r>
         <w:t>Bijker</w:t>
@@ -8617,13 +8952,13 @@
         <w:spacing w:line="360" w:lineRule="auto"/>
         <w:jc w:val="both"/>
       </w:pPr>
-      <w:bookmarkStart w:id="26" w:name="_Toc188911546"/>
-      <w:bookmarkStart w:id="27" w:name="_Toc196374705"/>
+      <w:bookmarkStart w:id="25" w:name="_Toc188911546"/>
+      <w:bookmarkStart w:id="26" w:name="_Toc196374705"/>
       <w:r>
         <w:t>Conclusiones del Estado del Arte</w:t>
       </w:r>
+      <w:bookmarkEnd w:id="25"/>
       <w:bookmarkEnd w:id="26"/>
-      <w:bookmarkEnd w:id="27"/>
     </w:p>
     <w:p>
       <w:pPr>
@@ -8700,9 +9035,9 @@
           <w:lang w:val="es-CU" w:eastAsia="es-CU"/>
         </w:rPr>
       </w:pPr>
-      <w:bookmarkStart w:id="28" w:name="_Toc196374706"/>
-      <w:bookmarkStart w:id="29" w:name="_Toc188911547"/>
-      <w:bookmarkEnd w:id="28"/>
+      <w:bookmarkStart w:id="27" w:name="_Toc196374706"/>
+      <w:bookmarkStart w:id="28" w:name="_Toc188911547"/>
+      <w:bookmarkEnd w:id="27"/>
     </w:p>
     <w:p>
       <w:pPr>
@@ -8728,54 +9063,125 @@
           <w:lang w:val="es-CU" w:eastAsia="es-CU"/>
         </w:rPr>
       </w:pPr>
-      <w:bookmarkStart w:id="30" w:name="_Toc196374707"/>
+      <w:bookmarkStart w:id="29" w:name="_Toc196374707"/>
+      <w:bookmarkEnd w:id="29"/>
+    </w:p>
+    <w:p>
+      <w:pPr>
+        <w:pStyle w:val="Ttulo2"/>
+      </w:pPr>
+      <w:bookmarkStart w:id="30" w:name="_Toc196374708"/>
+      <w:r>
+        <w:t>Gestión</w:t>
+      </w:r>
+      <w:bookmarkEnd w:id="28"/>
       <w:bookmarkEnd w:id="30"/>
     </w:p>
     <w:p>
       <w:pPr>
+        <w:spacing w:line="360" w:lineRule="auto"/>
+      </w:pPr>
+      <w:r>
+        <w:t xml:space="preserve">La gestión es un conjunto de procedimientos y acciones que se llevan a cabo para lograr un determinado objetivo. El objetivo de la gestión es alcanzar un objetivo optimizando al máximo posible los recursos disponibles. </w:t>
+      </w:r>
+      <w:r>
+        <w:fldChar w:fldCharType="begin"/>
+      </w:r>
+      <w:r>
+        <w:instrText xml:space="preserve"> ADDIN ZOTERO_ITEM CSL_CITATION {"citationID":"J561SeuD","properties":{"formattedCitation":"[11]","plainCitation":"[11]","noteIndex":0},"citationItems":[{"id":"yCsUP4If/g4pwSVzt","uris":["http://zotero.org/users/13351438/items/4T6S9Z58"],"itemData":{"id":167,"type":"webpage","abstract":"Descubre la importancia de la gestión para alcanzar objetivos y optimizar recursos. Aprende cómo gestionar eficientemente.","container-title":"Economipedia","language":"es","title":"¿Qué es la gestión? Para qué sirve, pasos a seguir y tipos","title-short":"¿Qué es la gestión?","URL":"https://economipedia.com/definiciones/gestion.html","author":[{"family":"Westreicher","given":"Guillermo"}],"accessed":{"date-parts":[["2024",4,22]]},"issued":{"date-parts":[["2020",8,7]]}}}],"schema":"https://github.com/citation-style-language/schema/raw/master/csl-citation.json"} </w:instrText>
+      </w:r>
+      <w:r>
+        <w:fldChar w:fldCharType="separate"/>
+      </w:r>
+      <w:r>
+        <w:t>[11]</w:t>
+      </w:r>
+      <w:r>
+        <w:fldChar w:fldCharType="end"/>
+      </w:r>
+    </w:p>
+    <w:p>
+      <w:pPr>
         <w:pStyle w:val="Ttulo2"/>
       </w:pPr>
-      <w:bookmarkStart w:id="31" w:name="_Toc196374708"/>
-      <w:r>
-        <w:t>Gestión</w:t>
-      </w:r>
-      <w:bookmarkEnd w:id="29"/>
+      <w:bookmarkStart w:id="31" w:name="_Toc188911548"/>
+      <w:bookmarkStart w:id="32" w:name="_Toc196374709"/>
+      <w:r>
+        <w:t>Sistema de Gestión</w:t>
+      </w:r>
       <w:bookmarkEnd w:id="31"/>
+      <w:bookmarkEnd w:id="32"/>
+      <w:r>
+        <w:t xml:space="preserve"> </w:t>
+      </w:r>
     </w:p>
     <w:p>
       <w:pPr>
         <w:spacing w:line="360" w:lineRule="auto"/>
       </w:pPr>
       <w:r>
-        <w:t xml:space="preserve">La gestión es un conjunto de procedimientos y acciones que se llevan a cabo para lograr un determinado objetivo. El objetivo de la gestión es alcanzar un objetivo optimizando al máximo posible los recursos disponibles. </w:t>
+        <w:t xml:space="preserve">Un sistema de gestión es un conjunto de procesos y herramientas diseñados para ayudar a una organización a alcanzar sus objetivos y metas de manera eficiente y efectiva </w:t>
       </w:r>
       <w:r>
         <w:fldChar w:fldCharType="begin"/>
       </w:r>
       <w:r>
-        <w:instrText xml:space="preserve"> ADDIN ZOTERO_ITEM CSL_CITATION {"citationID":"J561SeuD","properties":{"formattedCitation":"[11]","plainCitation":"[11]","noteIndex":0},"citationItems":[{"id":"yCsUP4If/g4pwSVzt","uris":["http://zotero.org/users/13351438/items/4T6S9Z58"],"itemData":{"id":167,"type":"webpage","abstract":"Descubre la importancia de la gestión para alcanzar objetivos y optimizar recursos. Aprende cómo gestionar eficientemente.","container-title":"Economipedia","language":"es","title":"¿Qué es la gestión? Para qué sirve, pasos a seguir y tipos","title-short":"¿Qué es la gestión?","URL":"https://economipedia.com/definiciones/gestion.html","author":[{"family":"Westreicher","given":"Guillermo"}],"accessed":{"date-parts":[["2024",4,22]]},"issued":{"date-parts":[["2020",8,7]]}}}],"schema":"https://github.com/citation-style-language/schema/raw/master/csl-citation.json"} </w:instrText>
+        <w:instrText xml:space="preserve"> ADDIN ZOTERO_ITEM CSL_CITATION {"citationID":"Wcg3m5RU","properties":{"formattedCitation":"[12]","plainCitation":"[12]","noteIndex":0},"citationItems":[{"id":"yCsUP4If/O0tgiVCB","uris":["http://zotero.org/users/13351438/items/H4L7UXPA"],"itemData":{"id":169,"type":"webpage","abstract":"En este post profundizamos en la importancia de los sistemas de gestión en las organizaciones y cómo puedes implementarlos de manera efectiva.","language":"es","title":"Sistema de Gestión: Qué es y por qué es tan importante","title-short":"Sistema de Gestión","URL":"https://www.unifikas.com/es/noticias/sistema-de-gestion-que-es-y-por-que-es-tan-importante","accessed":{"date-parts":[["2024",4,22]]}}}],"schema":"https://github.com/citation-style-language/schema/raw/master/csl-citation.json"} </w:instrText>
       </w:r>
       <w:r>
         <w:fldChar w:fldCharType="separate"/>
       </w:r>
       <w:r>
-        <w:t>[11]</w:t>
+        <w:t>[12]</w:t>
       </w:r>
       <w:r>
         <w:fldChar w:fldCharType="end"/>
       </w:r>
+      <w:r>
+        <w:t>.</w:t>
+      </w:r>
+      <w:r>
+        <w:t xml:space="preserve"> </w:t>
+      </w:r>
+      <w:r>
+        <w:t>También un </w:t>
+      </w:r>
+      <w:r>
+        <w:rPr>
+          <w:rStyle w:val="Textoennegrita"/>
+        </w:rPr>
+        <w:t>sistema de gestión</w:t>
+      </w:r>
+      <w:r>
+        <w:t> es una herramienta que permite controlar, planificar, organizar y, hasta cierto punto, automatizar las tareas de una empresa.</w:t>
+      </w:r>
+      <w:r>
+        <w:fldChar w:fldCharType="begin"/>
+      </w:r>
+      <w:r>
+        <w:instrText xml:space="preserve"> ADDIN ZOTERO_ITEM CSL_CITATION {"citationID":"qrMxXHDV","properties":{"formattedCitation":"[13]","plainCitation":"[13]","noteIndex":0},"citationItems":[{"id":"yCsUP4If/7zh3zdx1","uris":["http://zotero.org/users/13351438/items/S88EHRAS"],"itemData":{"id":171,"type":"webpage","abstract":"Un sistema de gestión es una herramienta que permite controlar, planificar, organizar y automatizar las tareas. Te explicamos qué es y cuántos tipos hay.","container-title":"Ekon","language":"es","title":"¿Qué es un sistema de gestión y para qué sirve?","URL":"https://www.ekon.es/blog/sistemas-de-gestion-integral-para-el-funcionamiento-optimo-de-la-empresa/","author":[{"family":"Ekon","given":"Equipo"}],"accessed":{"date-parts":[["2024",4,22]]},"issued":{"date-parts":[["2021",7,28]]}}}],"schema":"https://github.com/citation-style-language/schema/raw/master/csl-citation.json"} </w:instrText>
+      </w:r>
+      <w:r>
+        <w:fldChar w:fldCharType="separate"/>
+      </w:r>
+      <w:r>
+        <w:t>[13]</w:t>
+      </w:r>
+      <w:r>
+        <w:fldChar w:fldCharType="end"/>
+      </w:r>
     </w:p>
     <w:p>
       <w:pPr>
         <w:pStyle w:val="Ttulo2"/>
       </w:pPr>
-      <w:bookmarkStart w:id="32" w:name="_Toc188911548"/>
-      <w:bookmarkStart w:id="33" w:name="_Toc196374709"/>
-      <w:r>
-        <w:t>Sistema de Gestión</w:t>
-      </w:r>
-      <w:bookmarkEnd w:id="32"/>
+      <w:bookmarkStart w:id="33" w:name="_Toc188911549"/>
+      <w:bookmarkStart w:id="34" w:name="_Toc196374710"/>
+      <w:r>
+        <w:t>Servicios Web</w:t>
+      </w:r>
       <w:bookmarkEnd w:id="33"/>
+      <w:bookmarkEnd w:id="34"/>
       <w:r>
         <w:t xml:space="preserve"> </w:t>
       </w:r>
@@ -8785,171 +9191,106 @@
         <w:spacing w:line="360" w:lineRule="auto"/>
       </w:pPr>
       <w:r>
-        <w:t xml:space="preserve">Un sistema de gestión es un conjunto de procesos y herramientas diseñados para ayudar a una organización a alcanzar sus objetivos y metas de manera eficiente y efectiva </w:t>
-      </w:r>
-      <w:r>
+        <w:t xml:space="preserve">Según Jorge Ocampos los servicios web son aplicaciones que se comunican y comparten datos e información a través de la red, utilizando un conjunto de estándares y protocolos abiertos. Están diseñados para soportar la interacción máquina a máquina, facilitando la interoperabilidad entre sistemas heterogéneos. Es decir, dos sistemas no necesitan conocerse para poder comunicarse mientras se acojan a las reglas de comunicación del estándar de servicio web usado. </w:t>
+      </w:r>
+      <w:r>
+        <w:rPr>
+          <w:rStyle w:val="Hipervnculo"/>
+        </w:rPr>
         <w:fldChar w:fldCharType="begin"/>
       </w:r>
       <w:r>
-        <w:instrText xml:space="preserve"> ADDIN ZOTERO_ITEM CSL_CITATION {"citationID":"Wcg3m5RU","properties":{"formattedCitation":"[12]","plainCitation":"[12]","noteIndex":0},"citationItems":[{"id":"yCsUP4If/O0tgiVCB","uris":["http://zotero.org/users/13351438/items/H4L7UXPA"],"itemData":{"id":169,"type":"webpage","abstract":"En este post profundizamos en la importancia de los sistemas de gestión en las organizaciones y cómo puedes implementarlos de manera efectiva.","language":"es","title":"Sistema de Gestión: Qué es y por qué es tan importante","title-short":"Sistema de Gestión","URL":"https://www.unifikas.com/es/noticias/sistema-de-gestion-que-es-y-por-que-es-tan-importante","accessed":{"date-parts":[["2024",4,22]]}}}],"schema":"https://github.com/citation-style-language/schema/raw/master/csl-citation.json"} </w:instrText>
-      </w:r>
-      <w:r>
+        <w:rPr>
+          <w:rStyle w:val="Hipervnculo"/>
+        </w:rPr>
+        <w:instrText xml:space="preserve"> ADDIN ZOTERO_ITEM CSL_CITATION {"citationID":"izhsrTI8","properties":{"formattedCitation":"[14]","plainCitation":"[14]","noteIndex":0},"citationItems":[{"id":"yCsUP4If/BI9LJmEi","uris":["http://zotero.org/users/local/l7Hp8k1w/items/979GQDDT"],"itemData":{"id":390,"type":"webpage","title":"¿Qué son los Servicios Web (Web Services) ? – Jorge Ocampos","URL":"https://jorgeocampos.blog/2023/12/18/servicios-web/","accessed":{"date-parts":[["2024",9,6]]}}}],"schema":"https://github.com/citation-style-language/schema/raw/master/csl-citation.json"} </w:instrText>
+      </w:r>
+      <w:r>
+        <w:rPr>
+          <w:rStyle w:val="Hipervnculo"/>
+        </w:rPr>
         <w:fldChar w:fldCharType="separate"/>
       </w:r>
       <w:r>
-        <w:t>[12]</w:t>
-      </w:r>
-      <w:r>
+        <w:t>[14]</w:t>
+      </w:r>
+      <w:r>
+        <w:rPr>
+          <w:rStyle w:val="Hipervnculo"/>
+        </w:rPr>
         <w:fldChar w:fldCharType="end"/>
       </w:r>
-      <w:r>
-        <w:t>.También un </w:t>
-      </w:r>
-      <w:r>
-        <w:rPr>
-          <w:rStyle w:val="Textoennegrita"/>
-        </w:rPr>
-        <w:t>sistema de gestión</w:t>
-      </w:r>
-      <w:r>
-        <w:t> es una herramienta que permite controlar, planificar, organizar y, hasta cierto punto, automatizar las tareas de una empresa.</w:t>
-      </w:r>
-      <w:r>
-        <w:fldChar w:fldCharType="begin"/>
-      </w:r>
-      <w:r>
-        <w:instrText xml:space="preserve"> ADDIN ZOTERO_ITEM CSL_CITATION {"citationID":"qrMxXHDV","properties":{"formattedCitation":"[13]","plainCitation":"[13]","noteIndex":0},"citationItems":[{"id":"yCsUP4If/7zh3zdx1","uris":["http://zotero.org/users/13351438/items/S88EHRAS"],"itemData":{"id":171,"type":"webpage","abstract":"Un sistema de gestión es una herramienta que permite controlar, planificar, organizar y automatizar las tareas. Te explicamos qué es y cuántos tipos hay.","container-title":"Ekon","language":"es","title":"¿Qué es un sistema de gestión y para qué sirve?","URL":"https://www.ekon.es/blog/sistemas-de-gestion-integral-para-el-funcionamiento-optimo-de-la-empresa/","author":[{"family":"Ekon","given":"Equipo"}],"accessed":{"date-parts":[["2024",4,22]]},"issued":{"date-parts":[["2021",7,28]]}}}],"schema":"https://github.com/citation-style-language/schema/raw/master/csl-citation.json"} </w:instrText>
-      </w:r>
-      <w:r>
-        <w:fldChar w:fldCharType="separate"/>
-      </w:r>
-      <w:r>
-        <w:t>[13]</w:t>
-      </w:r>
-      <w:r>
-        <w:fldChar w:fldCharType="end"/>
-      </w:r>
     </w:p>
     <w:p>
       <w:pPr>
         <w:pStyle w:val="Ttulo2"/>
       </w:pPr>
-      <w:bookmarkStart w:id="34" w:name="_Toc188911549"/>
-      <w:bookmarkStart w:id="35" w:name="_Toc196374710"/>
-      <w:r>
-        <w:t>Servicios Web</w:t>
-      </w:r>
-      <w:bookmarkEnd w:id="34"/>
+      <w:bookmarkStart w:id="35" w:name="_Toc88600706"/>
+      <w:bookmarkStart w:id="36" w:name="_Toc88579756"/>
+      <w:bookmarkStart w:id="37" w:name="_Toc188911550"/>
+      <w:bookmarkStart w:id="38" w:name="_Toc196374711"/>
+      <w:r>
+        <w:t>Arquitectura de Microservicios</w:t>
+      </w:r>
       <w:bookmarkEnd w:id="35"/>
-      <w:r>
-        <w:t xml:space="preserve"> </w:t>
-      </w:r>
-    </w:p>
-    <w:p>
-      <w:pPr>
-        <w:spacing w:line="360" w:lineRule="auto"/>
-      </w:pPr>
-      <w:r>
-        <w:t xml:space="preserve">Según Jorge Ocampos los servicios web son aplicaciones que se comunican y comparten datos e información a través de la red, utilizando un conjunto de estándares y protocolos abiertos. Están diseñados para soportar la interacción máquina a máquina, facilitando la interoperabilidad entre sistemas heterogéneos. Es decir, dos sistemas no necesitan conocerse para poder comunicarse mientras se acojan a las reglas de comunicación del estándar de servicio web usado. </w:t>
-      </w:r>
-      <w:r>
-        <w:rPr>
-          <w:rStyle w:val="Hipervnculo"/>
-        </w:rPr>
-        <w:fldChar w:fldCharType="begin"/>
-      </w:r>
-      <w:r>
-        <w:rPr>
-          <w:rStyle w:val="Hipervnculo"/>
-        </w:rPr>
-        <w:instrText xml:space="preserve"> ADDIN ZOTERO_ITEM CSL_CITATION {"citationID":"izhsrTI8","properties":{"formattedCitation":"[14]","plainCitation":"[14]","noteIndex":0},"citationItems":[{"id":"yCsUP4If/BI9LJmEi","uris":["http://zotero.org/users/local/l7Hp8k1w/items/979GQDDT"],"itemData":{"id":390,"type":"webpage","title":"¿Qué son los Servicios Web (Web Services) ? – Jorge Ocampos","URL":"https://jorgeocampos.blog/2023/12/18/servicios-web/","accessed":{"date-parts":[["2024",9,6]]}}}],"schema":"https://github.com/citation-style-language/schema/raw/master/csl-citation.json"} </w:instrText>
-      </w:r>
-      <w:r>
-        <w:rPr>
-          <w:rStyle w:val="Hipervnculo"/>
-        </w:rPr>
-        <w:fldChar w:fldCharType="separate"/>
-      </w:r>
-      <w:r>
-        <w:t>[14]</w:t>
-      </w:r>
-      <w:r>
-        <w:rPr>
-          <w:rStyle w:val="Hipervnculo"/>
-        </w:rPr>
-        <w:fldChar w:fldCharType="end"/>
-      </w:r>
-    </w:p>
-    <w:p>
-      <w:pPr>
-        <w:pStyle w:val="Ttulo2"/>
-      </w:pPr>
-      <w:bookmarkStart w:id="36" w:name="_Toc88600706"/>
-      <w:bookmarkStart w:id="37" w:name="_Toc88579756"/>
-      <w:bookmarkStart w:id="38" w:name="_Toc188911550"/>
-      <w:bookmarkStart w:id="39" w:name="_Toc196374711"/>
-      <w:r>
-        <w:t>Arquitectura de Microservicios</w:t>
-      </w:r>
       <w:bookmarkEnd w:id="36"/>
       <w:bookmarkEnd w:id="37"/>
       <w:bookmarkEnd w:id="38"/>
+    </w:p>
+    <w:p>
+      <w:pPr>
+        <w:spacing w:line="360" w:lineRule="auto"/>
+      </w:pPr>
+      <w:r>
+        <w:t xml:space="preserve">Un microservicio es un conjunto de pequeños servicios que pueden ser desarrollados independientemente, desplegados ya sea en Centros de datos </w:t>
+      </w:r>
+      <w:proofErr w:type="spellStart"/>
+      <w:r>
+        <w:t>On</w:t>
+      </w:r>
+      <w:proofErr w:type="spellEnd"/>
+      <w:r>
+        <w:t xml:space="preserve">-Premise o en la Computación en la Nube. Al ser desplegados en la computación en la nube existe la ventaja que pueden escalar de forma independiente, más rápida que en </w:t>
+      </w:r>
+      <w:proofErr w:type="spellStart"/>
+      <w:r>
+        <w:t>On</w:t>
+      </w:r>
+      <w:proofErr w:type="spellEnd"/>
+      <w:r>
+        <w:t xml:space="preserve">-Premise. Un microservicio consiste en partir un sistema en pequeños componentes cooperantes, donde estos componentes interactúan unos con otros mediante interfaces. Cada microservicio al ser desarrollado y desplegado de forma independiente, puede ser creado en cualquier lenguaje de programación y cualquier plataforma. El desarrollo de pequeños componentes en microservicios hace que el desarrollo sea más ágil e independiente de la tecnología y lenguaje de programación </w:t>
+      </w:r>
+      <w:r>
+        <w:fldChar w:fldCharType="begin"/>
+      </w:r>
+      <w:r>
+        <w:instrText xml:space="preserve"> ADDIN ZOTERO_ITEM CSL_CITATION {"citationID":"L5n3WIEY","properties":{"formattedCitation":"[15]","plainCitation":"[15]","noteIndex":0},"citationItems":[{"id":"yCsUP4If/Qnoy9uHH","uris":["http://zotero.org/users/local/l7Hp8k1w/items/RCDWEQRP"],"itemData":{"id":392,"type":"article-journal","container-title":"Revista Ibérica de Sistemas e Tecnologias de Informação","issue":"E17","note":"ISBN: 1646-9895\npublisher: Associação Ibérica de Sistemas e Tecnologias de Informacao","page":"1000-1009","title":"MOMMIV: Modelo para descomposición de una arquitectura monolítica hacia una arquitectura de microservicios bajo el Principio de Ocultación de Información","author":[{"family":"Velepucha","given":"Víctor"},{"family":"Flores","given":"Pamela"},{"family":"Torres","given":"Jenny"}],"issued":{"date-parts":[["2019"]]}}}],"schema":"https://github.com/citation-style-language/schema/raw/master/csl-citation.json"} </w:instrText>
+      </w:r>
+      <w:r>
+        <w:fldChar w:fldCharType="separate"/>
+      </w:r>
+      <w:r>
+        <w:t>[15]</w:t>
+      </w:r>
+      <w:r>
+        <w:fldChar w:fldCharType="end"/>
+      </w:r>
+    </w:p>
+    <w:p>
+      <w:pPr>
+        <w:pStyle w:val="Ttulo2"/>
+      </w:pPr>
+      <w:bookmarkStart w:id="39" w:name="_Toc88600707"/>
+      <w:bookmarkStart w:id="40" w:name="_Toc88579757"/>
+      <w:bookmarkStart w:id="41" w:name="_Toc188911551"/>
+      <w:bookmarkStart w:id="42" w:name="_Toc196374712"/>
+      <w:r>
+        <w:t>Pruebas de Software</w:t>
+      </w:r>
       <w:bookmarkEnd w:id="39"/>
-    </w:p>
-    <w:p>
-      <w:pPr>
-        <w:spacing w:line="360" w:lineRule="auto"/>
-      </w:pPr>
-      <w:r>
-        <w:t xml:space="preserve">Un microservicio es un conjunto de pequeños servicios que pueden ser desarrollados independientemente, desplegados ya sea en Centros de datos </w:t>
-      </w:r>
-      <w:proofErr w:type="spellStart"/>
-      <w:r>
-        <w:t>On</w:t>
-      </w:r>
-      <w:proofErr w:type="spellEnd"/>
-      <w:r>
-        <w:t xml:space="preserve">-Premise o en la Computación en la Nube. Al ser desplegados en la computación en la nube existe la ventaja que pueden escalar de forma independiente, más rápida que en </w:t>
-      </w:r>
-      <w:proofErr w:type="spellStart"/>
-      <w:r>
-        <w:t>On</w:t>
-      </w:r>
-      <w:proofErr w:type="spellEnd"/>
-      <w:r>
-        <w:t xml:space="preserve">-Premise. Un microservicio consiste en partir un sistema en pequeños componentes cooperantes, donde estos componentes interactúan unos con otros mediante interfaces. Cada microservicio al ser desarrollado y desplegado de forma independiente, puede ser creado en cualquier lenguaje de programación y cualquier plataforma. El desarrollo de pequeños componentes en microservicios hace que el desarrollo sea más ágil e independiente de la tecnología y lenguaje de programación </w:t>
-      </w:r>
-      <w:r>
-        <w:fldChar w:fldCharType="begin"/>
-      </w:r>
-      <w:r>
-        <w:instrText xml:space="preserve"> ADDIN ZOTERO_ITEM CSL_CITATION {"citationID":"L5n3WIEY","properties":{"formattedCitation":"[15]","plainCitation":"[15]","noteIndex":0},"citationItems":[{"id":"yCsUP4If/Qnoy9uHH","uris":["http://zotero.org/users/local/l7Hp8k1w/items/RCDWEQRP"],"itemData":{"id":392,"type":"article-journal","container-title":"Revista Ibérica de Sistemas e Tecnologias de Informação","issue":"E17","note":"ISBN: 1646-9895\npublisher: Associação Ibérica de Sistemas e Tecnologias de Informacao","page":"1000-1009","title":"MOMMIV: Modelo para descomposición de una arquitectura monolítica hacia una arquitectura de microservicios bajo el Principio de Ocultación de Información","author":[{"family":"Velepucha","given":"Víctor"},{"family":"Flores","given":"Pamela"},{"family":"Torres","given":"Jenny"}],"issued":{"date-parts":[["2019"]]}}}],"schema":"https://github.com/citation-style-language/schema/raw/master/csl-citation.json"} </w:instrText>
-      </w:r>
-      <w:r>
-        <w:fldChar w:fldCharType="separate"/>
-      </w:r>
-      <w:r>
-        <w:t>[15]</w:t>
-      </w:r>
-      <w:r>
-        <w:fldChar w:fldCharType="end"/>
-      </w:r>
-    </w:p>
-    <w:p>
-      <w:pPr>
-        <w:pStyle w:val="Ttulo2"/>
-      </w:pPr>
-      <w:bookmarkStart w:id="40" w:name="_Toc88600707"/>
-      <w:bookmarkStart w:id="41" w:name="_Toc88579757"/>
-      <w:bookmarkStart w:id="42" w:name="_Toc188911551"/>
-      <w:bookmarkStart w:id="43" w:name="_Toc196374712"/>
-      <w:r>
-        <w:t>Pruebas de Software</w:t>
-      </w:r>
       <w:bookmarkEnd w:id="40"/>
       <w:bookmarkEnd w:id="41"/>
       <w:bookmarkEnd w:id="42"/>
-      <w:bookmarkEnd w:id="43"/>
     </w:p>
     <w:p>
       <w:pPr>
@@ -8959,8 +9300,6 @@
           <w:color w:val="272727"/>
         </w:rPr>
       </w:pPr>
-      <w:commentRangeStart w:id="44"/>
-      <w:commentRangeStart w:id="45"/>
       <w:r>
         <w:rPr>
           <w:rFonts w:eastAsia="Times New Roman"/>
@@ -8982,39 +9321,37 @@
           <w:rFonts w:eastAsia="Times New Roman"/>
           <w:color w:val="272727"/>
         </w:rPr>
-        <w:t xml:space="preserve"> J. Myers reconocido informático y autor de libros reconocidos de </w:t>
-      </w:r>
-      <w:proofErr w:type="spellStart"/>
+        <w:t xml:space="preserve"> J. Myers reconocido informático y autor de libros reconocidos de</w:t>
+      </w:r>
       <w:r>
         <w:rPr>
           <w:rFonts w:eastAsia="Times New Roman"/>
           <w:color w:val="272727"/>
         </w:rPr>
-        <w:t>Testing</w:t>
-      </w:r>
-      <w:proofErr w:type="spellEnd"/>
+        <w:t xml:space="preserve"> pruebas de software (software </w:t>
+      </w:r>
+      <w:proofErr w:type="spellStart"/>
       <w:r>
         <w:rPr>
           <w:rFonts w:eastAsia="Times New Roman"/>
           <w:color w:val="272727"/>
         </w:rPr>
-        <w:t xml:space="preserve">, entre ellos </w:t>
-      </w:r>
-      <w:proofErr w:type="spellStart"/>
+        <w:t>testing</w:t>
+      </w:r>
+      <w:proofErr w:type="spellEnd"/>
       <w:r>
         <w:rPr>
           <w:rFonts w:eastAsia="Times New Roman"/>
           <w:color w:val="272727"/>
         </w:rPr>
-        <w:t>The</w:t>
-      </w:r>
-      <w:proofErr w:type="spellEnd"/>
+        <w:t>)</w:t>
+      </w:r>
       <w:r>
         <w:rPr>
           <w:rFonts w:eastAsia="Times New Roman"/>
           <w:color w:val="272727"/>
         </w:rPr>
-        <w:t xml:space="preserve"> Art </w:t>
+        <w:t xml:space="preserve">, entre ellos </w:t>
       </w:r>
       <w:proofErr w:type="spellStart"/>
       <w:r>
@@ -9022,7 +9359,7 @@
           <w:rFonts w:eastAsia="Times New Roman"/>
           <w:color w:val="272727"/>
         </w:rPr>
-        <w:t>of</w:t>
+        <w:t>The</w:t>
       </w:r>
       <w:proofErr w:type="spellEnd"/>
       <w:r>
@@ -9030,7 +9367,7 @@
           <w:rFonts w:eastAsia="Times New Roman"/>
           <w:color w:val="272727"/>
         </w:rPr>
-        <w:t xml:space="preserve"> Software </w:t>
+        <w:t xml:space="preserve"> Art </w:t>
       </w:r>
       <w:proofErr w:type="spellStart"/>
       <w:r>
@@ -9038,7 +9375,7 @@
           <w:rFonts w:eastAsia="Times New Roman"/>
           <w:color w:val="272727"/>
         </w:rPr>
-        <w:t>Testing</w:t>
+        <w:t>of</w:t>
       </w:r>
       <w:proofErr w:type="spellEnd"/>
       <w:r>
@@ -9046,6 +9383,22 @@
           <w:rFonts w:eastAsia="Times New Roman"/>
           <w:color w:val="272727"/>
         </w:rPr>
+        <w:t xml:space="preserve"> Software </w:t>
+      </w:r>
+      <w:proofErr w:type="spellStart"/>
+      <w:r>
+        <w:rPr>
+          <w:rFonts w:eastAsia="Times New Roman"/>
+          <w:color w:val="272727"/>
+        </w:rPr>
+        <w:t>Testing</w:t>
+      </w:r>
+      <w:proofErr w:type="spellEnd"/>
+      <w:r>
+        <w:rPr>
+          <w:rFonts w:eastAsia="Times New Roman"/>
+          <w:color w:val="272727"/>
+        </w:rPr>
         <w:t>, nos dice en su frase:</w:t>
       </w:r>
     </w:p>
@@ -9118,47 +9471,7 @@
         <w:rPr>
           <w:color w:val="auto"/>
         </w:rPr>
-        <w:t xml:space="preserve">Las Pruebas o </w:t>
-      </w:r>
-      <w:proofErr w:type="spellStart"/>
-      <w:r>
-        <w:rPr>
-          <w:color w:val="auto"/>
-        </w:rPr>
-        <w:t>Testing</w:t>
-      </w:r>
-      <w:proofErr w:type="spellEnd"/>
-      <w:r>
-        <w:rPr>
-          <w:color w:val="auto"/>
-        </w:rPr>
-        <w:t xml:space="preserve"> de Software se trata básicamente del conjunto de actividades dentro del desarrollo de un software permitiendo así tener procesos, métodos </w:t>
-      </w:r>
-      <w:commentRangeEnd w:id="44"/>
-      <w:r>
-        <w:rPr>
-          <w:rStyle w:val="Refdecomentario"/>
-          <w:color w:val="auto"/>
-          <w:sz w:val="22"/>
-          <w:szCs w:val="22"/>
-        </w:rPr>
-        <w:commentReference w:id="44"/>
-      </w:r>
-      <w:commentRangeEnd w:id="45"/>
-      <w:r>
-        <w:rPr>
-          <w:rStyle w:val="Refdecomentario"/>
-          <w:color w:val="auto"/>
-          <w:sz w:val="22"/>
-          <w:szCs w:val="22"/>
-        </w:rPr>
-        <w:commentReference w:id="45"/>
-      </w:r>
-      <w:r>
-        <w:rPr>
-          <w:color w:val="auto"/>
-        </w:rPr>
-        <w:t>de trabajo y herramientas para identificar oportunamente los defectos en el software, logrando la estabilidad del mismo. Siendo el único instrumento capaz de </w:t>
+        <w:t>Las Pruebas se trata básicamente del conjunto de actividades dentro del desarrollo de un software permitiendo así tener procesos, métodos de trabajo y herramientas para identificar oportunamente los defectos en el software, logrando la estabilidad del mismo. Siendo el único instrumento capaz de </w:t>
       </w:r>
       <w:hyperlink r:id="rId43" w:history="1">
         <w:r>
@@ -9224,13 +9537,13 @@
       <w:pPr>
         <w:pStyle w:val="Ttulo2"/>
       </w:pPr>
-      <w:bookmarkStart w:id="46" w:name="_Toc188911552"/>
-      <w:bookmarkStart w:id="47" w:name="_Toc196374713"/>
+      <w:bookmarkStart w:id="43" w:name="_Toc188911552"/>
+      <w:bookmarkStart w:id="44" w:name="_Toc196374713"/>
       <w:r>
         <w:t>Herramientas y tecnologías utilizadas en el desarrollo del sistema</w:t>
       </w:r>
-      <w:bookmarkEnd w:id="46"/>
-      <w:bookmarkEnd w:id="47"/>
+      <w:bookmarkEnd w:id="43"/>
+      <w:bookmarkEnd w:id="44"/>
       <w:r>
         <w:t xml:space="preserve"> </w:t>
       </w:r>
@@ -9242,19 +9555,26 @@
       <w:r>
         <w:t>Las </w:t>
       </w:r>
-      <w:proofErr w:type="spellStart"/>
       <w:r>
         <w:rPr>
           <w:bCs/>
         </w:rPr>
-        <w:t>Herramientas</w:t>
-      </w:r>
-      <w:r>
-        <w:t>,son</w:t>
-      </w:r>
-      <w:proofErr w:type="spellEnd"/>
-      <w:r>
-        <w:t> </w:t>
+        <w:t>h</w:t>
+      </w:r>
+      <w:r>
+        <w:rPr>
+          <w:bCs/>
+        </w:rPr>
+        <w:t>erramientas</w:t>
+      </w:r>
+      <w:r>
+        <w:t>,</w:t>
+      </w:r>
+      <w:r>
+        <w:t xml:space="preserve"> </w:t>
+      </w:r>
+      <w:r>
+        <w:t>son </w:t>
       </w:r>
       <w:hyperlink r:id="rId44" w:tooltip="Programas" w:history="1">
         <w:r>
@@ -9321,11 +9641,11 @@
       <w:r>
         <w:t>Para desarrollar este sistema se hizo necesario la utilización de algunas herramientas y tecnologías, las cuales se describen a continuación:</w:t>
       </w:r>
-      <w:bookmarkStart w:id="48" w:name="_Toc196374714"/>
-      <w:bookmarkStart w:id="49" w:name="_Toc196374721"/>
-      <w:bookmarkStart w:id="50" w:name="_Toc188911553"/>
-      <w:bookmarkEnd w:id="48"/>
-      <w:bookmarkEnd w:id="49"/>
+      <w:bookmarkStart w:id="45" w:name="_Toc196374714"/>
+      <w:bookmarkStart w:id="46" w:name="_Toc196374721"/>
+      <w:bookmarkStart w:id="47" w:name="_Toc188911553"/>
+      <w:bookmarkEnd w:id="45"/>
+      <w:bookmarkEnd w:id="46"/>
     </w:p>
     <w:p>
       <w:pPr>
@@ -9351,7 +9671,7 @@
           <w:lang w:val="es-CU" w:eastAsia="es-CU"/>
         </w:rPr>
       </w:pPr>
-      <w:bookmarkStart w:id="51" w:name="_Toc196374722"/>
+      <w:bookmarkStart w:id="48" w:name="_Toc196374722"/>
     </w:p>
     <w:p>
       <w:pPr>
@@ -9458,69 +9778,161 @@
         <w:pStyle w:val="Ttulo3"/>
       </w:pPr>
       <w:r>
+        <w:t>Vi</w:t>
+      </w:r>
+      <w:commentRangeStart w:id="49"/>
+      <w:r>
+        <w:t xml:space="preserve">sual Studio </w:t>
+      </w:r>
+      <w:proofErr w:type="spellStart"/>
+      <w:r>
+        <w:t>Code</w:t>
+      </w:r>
+      <w:bookmarkEnd w:id="47"/>
+      <w:bookmarkEnd w:id="48"/>
+      <w:commentRangeEnd w:id="49"/>
+      <w:proofErr w:type="spellEnd"/>
+      <w:r>
+        <w:rPr>
+          <w:rStyle w:val="Refdecomentario"/>
+          <w:rFonts w:eastAsiaTheme="minorHAnsi"/>
+          <w:b w:val="0"/>
+          <w:color w:val="auto"/>
+          <w:shd w:val="clear" w:color="auto" w:fill="FFFFFF"/>
+          <w:lang w:val="es-ES" w:eastAsia="en-US"/>
+        </w:rPr>
+        <w:commentReference w:id="49"/>
+      </w:r>
+      <w:r>
+        <w:t xml:space="preserve"> (versión 1.100.2)</w:t>
+      </w:r>
+    </w:p>
+    <w:p>
+      <w:pPr>
+        <w:spacing w:line="360" w:lineRule="auto"/>
+      </w:pPr>
+      <w:r>
         <w:t xml:space="preserve">Visual Studio </w:t>
       </w:r>
       <w:proofErr w:type="spellStart"/>
       <w:r>
         <w:t>Code</w:t>
+      </w:r>
+      <w:proofErr w:type="spellEnd"/>
+      <w:r>
+        <w:t xml:space="preserve"> (VS </w:t>
+      </w:r>
+      <w:proofErr w:type="spellStart"/>
+      <w:r>
+        <w:t>Code</w:t>
+      </w:r>
+      <w:proofErr w:type="spellEnd"/>
+      <w:r>
+        <w:t xml:space="preserve">) es un editor de código fuente desarrollado por Microsoft. Es software libre y multiplataforma, está disponible para Windows, GNU/Linux y macOS. VS </w:t>
+      </w:r>
+      <w:proofErr w:type="spellStart"/>
+      <w:r>
+        <w:t>Code</w:t>
+      </w:r>
+      <w:proofErr w:type="spellEnd"/>
+      <w:r>
+        <w:t xml:space="preserve"> tiene una buena integración con Git, cuenta con soporte para depuración de código, y dispone de un sinnúmero de extensiones, que básicamente te da la posibilidad de escribir y ejecutar código en cualquier lenguaje de programación. </w:t>
+      </w:r>
+      <w:r>
+        <w:fldChar w:fldCharType="begin"/>
+      </w:r>
+      <w:r>
+        <w:instrText xml:space="preserve"> ADDIN ZOTERO_ITEM CSL_CITATION {"citationID":"NtIEVX9G","properties":{"formattedCitation":"[19]","plainCitation":"[19]","noteIndex":0},"citationItems":[{"id":"yCsUP4If/tgLk4HF9","uris":["http://zotero.org/users/13351438/items/UJAEB32N"],"itemData":{"id":64,"type":"webpage","abstract":"Si quieres saber más sobre el editor de código más utilizado en la actualidad, en este artículo vamos a profundizar en las virtudes de Visual Studio Code.","container-title":"OpenWebinars.net","language":"es","title":"Qué es Visual Studio Code y qué ventajas ofrece","URL":"https://openwebinars.net/blog/que-es-visual-studio-code-y-que-ventajas-ofrece/","accessed":{"date-parts":[["2024",1,9]]},"issued":{"date-parts":[["2022",7,22]]}}}],"schema":"https://github.com/citation-style-language/schema/raw/master/csl-citation.json"} </w:instrText>
+      </w:r>
+      <w:r>
+        <w:fldChar w:fldCharType="separate"/>
+      </w:r>
+      <w:r>
+        <w:t>[19]</w:t>
+      </w:r>
+      <w:r>
+        <w:fldChar w:fldCharType="end"/>
+      </w:r>
+    </w:p>
+    <w:p>
+      <w:pPr>
+        <w:spacing w:line="360" w:lineRule="auto"/>
+      </w:pPr>
+      <w:r>
+        <w:t>Se escogió este EDI ya que es el más usado para desarrollar aplicaciones en cualquier lenguaje, es bastante completo, además de las extensiones que tienen que la ayudan mucho a la hora de codificar</w:t>
+      </w:r>
+    </w:p>
+    <w:p>
+      <w:pPr>
+        <w:pStyle w:val="Ttulo3"/>
+        <w:spacing w:line="360" w:lineRule="auto"/>
+        <w:jc w:val="both"/>
+      </w:pPr>
+      <w:bookmarkStart w:id="50" w:name="_Toc188911554"/>
+      <w:bookmarkStart w:id="51" w:name="_Toc196374723"/>
+      <w:r>
+        <w:t xml:space="preserve">Visual </w:t>
+      </w:r>
+      <w:proofErr w:type="spellStart"/>
+      <w:r>
+        <w:t>Paradigm</w:t>
       </w:r>
       <w:bookmarkEnd w:id="50"/>
       <w:bookmarkEnd w:id="51"/>
       <w:proofErr w:type="spellEnd"/>
+      <w:r>
+        <w:t xml:space="preserve"> </w:t>
+      </w:r>
+      <w:r>
+        <w:t>(</w:t>
+      </w:r>
+      <w:proofErr w:type="spellStart"/>
+      <w:r>
+        <w:t>versi</w:t>
+      </w:r>
+      <w:r>
+        <w:rPr>
+          <w:lang w:val="es-US"/>
+        </w:rPr>
+        <w:t>ón</w:t>
+      </w:r>
+      <w:proofErr w:type="spellEnd"/>
+      <w:r>
+        <w:rPr>
+          <w:lang w:val="es-US"/>
+        </w:rPr>
+        <w:t xml:space="preserve"> 8.0)</w:t>
+      </w:r>
     </w:p>
     <w:p>
       <w:pPr>
         <w:spacing w:line="360" w:lineRule="auto"/>
       </w:pPr>
       <w:r>
-        <w:t xml:space="preserve">Visual Studio </w:t>
+        <w:t xml:space="preserve">Visual </w:t>
       </w:r>
       <w:proofErr w:type="spellStart"/>
       <w:r>
-        <w:t>Code</w:t>
+        <w:t>Paradigm</w:t>
       </w:r>
       <w:proofErr w:type="spellEnd"/>
       <w:r>
-        <w:t xml:space="preserve"> (VS </w:t>
-      </w:r>
-      <w:proofErr w:type="spellStart"/>
-      <w:r>
-        <w:t>Code</w:t>
-      </w:r>
-      <w:proofErr w:type="spellEnd"/>
-      <w:r>
-        <w:t xml:space="preserve">) es un editor de código fuente desarrollado por Microsoft. Es software libre y multiplataforma, está disponible para Windows, GNU/Linux y macOS. VS </w:t>
-      </w:r>
-      <w:proofErr w:type="spellStart"/>
-      <w:r>
-        <w:t>Code</w:t>
-      </w:r>
-      <w:proofErr w:type="spellEnd"/>
-      <w:r>
-        <w:t xml:space="preserve"> tiene una buena integración con Git, cuenta con soporte para depuración de código, y dispone de un sinnúmero de extensiones, que básicamente te da la posibilidad de escribir y ejecutar código en cualquier lenguaje de programación. </w:t>
+        <w:t xml:space="preserve"> para UML es una herramienta para desarrollo de aplicaciones utilizando modelado UML ideal para ingenieros de software, analistas de sistemas y arquitectos de sistemas que están interesados en la construcción de sistemas a gran escala y necesitan confiabilidad y estabilidad en el desarrollo orientado a objetos </w:t>
       </w:r>
       <w:r>
         <w:fldChar w:fldCharType="begin"/>
       </w:r>
       <w:r>
-        <w:instrText xml:space="preserve"> ADDIN ZOTERO_ITEM CSL_CITATION {"citationID":"NtIEVX9G","properties":{"formattedCitation":"[19]","plainCitation":"[19]","noteIndex":0},"citationItems":[{"id":"yCsUP4If/tgLk4HF9","uris":["http://zotero.org/users/13351438/items/UJAEB32N"],"itemData":{"id":64,"type":"webpage","abstract":"Si quieres saber más sobre el editor de código más utilizado en la actualidad, en este artículo vamos a profundizar en las virtudes de Visual Studio Code.","container-title":"OpenWebinars.net","language":"es","title":"Qué es Visual Studio Code y qué ventajas ofrece","URL":"https://openwebinars.net/blog/que-es-visual-studio-code-y-que-ventajas-ofrece/","accessed":{"date-parts":[["2024",1,9]]},"issued":{"date-parts":[["2022",7,22]]}}}],"schema":"https://github.com/citation-style-language/schema/raw/master/csl-citation.json"} </w:instrText>
+        <w:instrText xml:space="preserve"> ADDIN ZOTERO_ITEM CSL_CITATION {"citationID":"5NwFvkME","properties":{"formattedCitation":"[20]","plainCitation":"[20]","noteIndex":0},"citationItems":[{"id":"yCsUP4If/PcVLG8RJ","uris":["http://zotero.org/users/local/ICSZTfAC/items/Y5ECRZ96"],"itemData":{"id":154,"type":"article-journal","container-title":"Ciencia &amp; Futuro","issue":"2","note":"ISBN: 2306-823X","page":"106-127","title":"Aplicación web para la gestión de la información especializada en Geociencia","volume":"9","author":[{"family":"De Arma-Hernández","given":"Arianna"},{"family":"Sablón-Fernández","given":"Luis E."}],"issued":{"date-parts":[["2019"]]}}}],"schema":"https://github.com/citation-style-language/schema/raw/master/csl-citation.json"} </w:instrText>
       </w:r>
       <w:r>
         <w:fldChar w:fldCharType="separate"/>
       </w:r>
       <w:r>
-        <w:t>[19]</w:t>
+        <w:t>[20]</w:t>
       </w:r>
       <w:r>
         <w:fldChar w:fldCharType="end"/>
-      </w:r>
-    </w:p>
-    <w:p>
-      <w:pPr>
-        <w:spacing w:line="360" w:lineRule="auto"/>
-      </w:pPr>
-      <w:r>
-        <w:t>Se escogió este EDI ya que es el más usado para desarrollar aplicaciones en cualquier lenguaje, es bastante completo, además de las extensiones que tienen que la ayudan mucho a la hora de codificar</w:t>
       </w:r>
     </w:p>
     <w:p>
@@ -9529,48 +9941,39 @@
         <w:spacing w:line="360" w:lineRule="auto"/>
         <w:jc w:val="both"/>
       </w:pPr>
-      <w:bookmarkStart w:id="52" w:name="_Toc188911554"/>
-      <w:bookmarkStart w:id="53" w:name="_Toc196374723"/>
-      <w:r>
-        <w:t xml:space="preserve">Visual </w:t>
-      </w:r>
-      <w:proofErr w:type="spellStart"/>
-      <w:r>
-        <w:t>Paradigm</w:t>
+      <w:bookmarkStart w:id="52" w:name="_Toc188911555"/>
+      <w:bookmarkStart w:id="53" w:name="_Toc196374724"/>
+      <w:r>
+        <w:lastRenderedPageBreak/>
+        <w:t>Git</w:t>
       </w:r>
       <w:bookmarkEnd w:id="52"/>
       <w:bookmarkEnd w:id="53"/>
-      <w:proofErr w:type="spellEnd"/>
       <w:r>
         <w:t xml:space="preserve"> </w:t>
       </w:r>
+      <w:r>
+        <w:t>(versión 2.39.1)</w:t>
+      </w:r>
     </w:p>
     <w:p>
       <w:pPr>
         <w:spacing w:line="360" w:lineRule="auto"/>
       </w:pPr>
       <w:r>
-        <w:t xml:space="preserve">Visual </w:t>
-      </w:r>
-      <w:proofErr w:type="spellStart"/>
-      <w:r>
-        <w:t>Paradigm</w:t>
-      </w:r>
-      <w:proofErr w:type="spellEnd"/>
-      <w:r>
-        <w:t xml:space="preserve"> para UML es una herramienta para desarrollo de aplicaciones utilizando modelado UML ideal para ingenieros de software, analistas de sistemas y arquitectos de sistemas que están interesados en la construcción de sistemas a gran escala y necesitan confiabilidad y estabilidad en el desarrollo orientado a objetos </w:t>
+        <w:t>Git es un sistema avanzado de control de versiones, permite rastrear el progreso de un proyecto a lo largo del tiempo ya que hace capturas del mismo a medida que evoluciona y los cambios se van registrando. Esto permite ver qué cambios se hicieron, quién los hizo y por qué, e incluso volver a versiones anteriores. Facilita el trabajo en paralelo de varios participantes e ir haciendo capturas del trabajo de cada uno para luego unirlos.</w:t>
       </w:r>
       <w:r>
         <w:fldChar w:fldCharType="begin"/>
       </w:r>
       <w:r>
-        <w:instrText xml:space="preserve"> ADDIN ZOTERO_ITEM CSL_CITATION {"citationID":"5NwFvkME","properties":{"formattedCitation":"[20]","plainCitation":"[20]","noteIndex":0},"citationItems":[{"id":"yCsUP4If/PcVLG8RJ","uris":["http://zotero.org/users/local/ICSZTfAC/items/Y5ECRZ96"],"itemData":{"id":154,"type":"article-journal","container-title":"Ciencia &amp; Futuro","issue":"2","note":"ISBN: 2306-823X","page":"106-127","title":"Aplicación web para la gestión de la información especializada en Geociencia","volume":"9","author":[{"family":"De Arma-Hernández","given":"Arianna"},{"family":"Sablón-Fernández","given":"Luis E."}],"issued":{"date-parts":[["2019"]]}}}],"schema":"https://github.com/citation-style-language/schema/raw/master/csl-citation.json"} </w:instrText>
+        <w:instrText xml:space="preserve"> ADDIN ZOTERO_ITEM CSL_CITATION {"citationID":"n9HOrXiu","properties":{"formattedCitation":"[21]","plainCitation":"[21]","noteIndex":0},"citationItems":[{"id":"yCsUP4If/CWXWq93i","uris":["http://zotero.org/users/local/ICSZTfAC/items/K2C5LDR3"],"itemData":{"id":155,"type":"article-journal","container-title":"Ecosistemas","issue":"1","note":"ISBN: 1697-2473","page":"2332-2332","title":"¡ Se puede entender cómo funcionan Git y GitHub!","volume":"31","author":[{"family":"Astigarraga","given":"Julen"},{"family":"Cruz-Alonso","given":"Verónica"}],"issued":{"date-parts":[["2022"]]}}}],"schema":"https://github.com/citation-style-language/schema/raw/master/csl-citation.json"} </w:instrText>
       </w:r>
       <w:r>
         <w:fldChar w:fldCharType="separate"/>
       </w:r>
       <w:r>
-        <w:t>[20]</w:t>
+        <w:t>[21]</w:t>
       </w:r>
       <w:r>
         <w:fldChar w:fldCharType="end"/>
@@ -9582,40 +9985,145 @@
         <w:spacing w:line="360" w:lineRule="auto"/>
         <w:jc w:val="both"/>
       </w:pPr>
-      <w:bookmarkStart w:id="54" w:name="_Toc188911555"/>
-      <w:bookmarkStart w:id="55" w:name="_Toc196374724"/>
-      <w:r>
-        <w:lastRenderedPageBreak/>
-        <w:t>Git</w:t>
+      <w:bookmarkStart w:id="54" w:name="_Toc188911556"/>
+      <w:bookmarkStart w:id="55" w:name="_Toc196374725"/>
+      <w:proofErr w:type="spellStart"/>
+      <w:r>
+        <w:t>Postman</w:t>
       </w:r>
       <w:bookmarkEnd w:id="54"/>
       <w:bookmarkEnd w:id="55"/>
+      <w:proofErr w:type="spellEnd"/>
       <w:r>
         <w:t xml:space="preserve"> </w:t>
       </w:r>
-    </w:p>
-    <w:p>
-      <w:pPr>
+      <w:r>
+        <w:t>(versión 11.48.0)</w:t>
+      </w:r>
+    </w:p>
+    <w:p>
+      <w:pPr>
+        <w:pStyle w:val="Sinespaciado"/>
         <w:spacing w:line="360" w:lineRule="auto"/>
-      </w:pPr>
-      <w:r>
-        <w:t>Git es un sistema avanzado de control de versiones, permite rastrear el progreso de un proyecto a lo largo del tiempo ya que hace capturas del mismo a medida que evoluciona y los cambios se van registrando. Esto permite ver qué cambios se hicieron, quién los hizo y por qué, e incluso volver a versiones anteriores. Facilita el trabajo en paralelo de varios participantes e ir haciendo capturas del trabajo de cada uno para luego unirlos.</w:t>
-      </w:r>
-      <w:r>
+        <w:jc w:val="both"/>
+        <w:rPr>
+          <w:rStyle w:val="Enlacedelndice"/>
+          <w:rFonts w:ascii="Arial" w:hAnsi="Arial" w:cs="Arial"/>
+          <w:color w:val="FF0000"/>
+        </w:rPr>
+      </w:pPr>
+      <w:proofErr w:type="spellStart"/>
+      <w:r>
+        <w:rPr>
+          <w:rStyle w:val="Enlacedelndice"/>
+          <w:rFonts w:ascii="Arial" w:hAnsi="Arial" w:cs="Arial"/>
+        </w:rPr>
+        <w:t>Postman</w:t>
+      </w:r>
+      <w:proofErr w:type="spellEnd"/>
+      <w:r>
+        <w:rPr>
+          <w:rStyle w:val="Enlacedelndice"/>
+          <w:rFonts w:ascii="Arial" w:hAnsi="Arial" w:cs="Arial"/>
+        </w:rPr>
+        <w:t xml:space="preserve"> es la plataforma de API líder en el mundo. Las funciones de </w:t>
+      </w:r>
+      <w:proofErr w:type="spellStart"/>
+      <w:r>
+        <w:rPr>
+          <w:rStyle w:val="Enlacedelndice"/>
+          <w:rFonts w:ascii="Arial" w:hAnsi="Arial" w:cs="Arial"/>
+        </w:rPr>
+        <w:t>Postman</w:t>
+      </w:r>
+      <w:proofErr w:type="spellEnd"/>
+      <w:r>
+        <w:rPr>
+          <w:rStyle w:val="Enlacedelndice"/>
+          <w:rFonts w:ascii="Arial" w:hAnsi="Arial" w:cs="Arial"/>
+        </w:rPr>
+        <w:t xml:space="preserve"> simplifican cada paso de la creación de una API y agilizan la colaboración para ayudar a crear mejores API, más rápido. Lanzada en el año 2012, </w:t>
+      </w:r>
+      <w:proofErr w:type="spellStart"/>
+      <w:r>
+        <w:rPr>
+          <w:rStyle w:val="Enlacedelndice"/>
+          <w:rFonts w:ascii="Arial" w:hAnsi="Arial" w:cs="Arial"/>
+        </w:rPr>
+        <w:t>Postman</w:t>
+      </w:r>
+      <w:proofErr w:type="spellEnd"/>
+      <w:r>
+        <w:rPr>
+          <w:rStyle w:val="Enlacedelndice"/>
+          <w:rFonts w:ascii="Arial" w:hAnsi="Arial" w:cs="Arial"/>
+        </w:rPr>
+        <w:t xml:space="preserve"> es un cliente para restear </w:t>
+      </w:r>
+      <w:proofErr w:type="spellStart"/>
+      <w:r>
+        <w:rPr>
+          <w:rStyle w:val="Enlacedelndice"/>
+          <w:rFonts w:ascii="Arial" w:hAnsi="Arial" w:cs="Arial"/>
+        </w:rPr>
+        <w:t>APIs</w:t>
+      </w:r>
+      <w:proofErr w:type="spellEnd"/>
+      <w:r>
+        <w:rPr>
+          <w:rStyle w:val="Enlacedelndice"/>
+          <w:rFonts w:ascii="Arial" w:hAnsi="Arial" w:cs="Arial"/>
+        </w:rPr>
+        <w:t xml:space="preserve">, por el momento es más utilizada para realizar peticiones API REST de manera simple, este gestiona nuestra API, así como documentarla. </w:t>
+      </w:r>
+      <w:r>
+        <w:rPr>
+          <w:rStyle w:val="Enlacedelndice"/>
+          <w:rFonts w:ascii="Arial" w:hAnsi="Arial" w:cs="Arial"/>
+          <w:color w:val="FF0000"/>
+        </w:rPr>
         <w:fldChar w:fldCharType="begin"/>
       </w:r>
       <w:r>
-        <w:instrText xml:space="preserve"> ADDIN ZOTERO_ITEM CSL_CITATION {"citationID":"n9HOrXiu","properties":{"formattedCitation":"[21]","plainCitation":"[21]","noteIndex":0},"citationItems":[{"id":"yCsUP4If/CWXWq93i","uris":["http://zotero.org/users/local/ICSZTfAC/items/K2C5LDR3"],"itemData":{"id":155,"type":"article-journal","container-title":"Ecosistemas","issue":"1","note":"ISBN: 1697-2473","page":"2332-2332","title":"¡ Se puede entender cómo funcionan Git y GitHub!","volume":"31","author":[{"family":"Astigarraga","given":"Julen"},{"family":"Cruz-Alonso","given":"Verónica"}],"issued":{"date-parts":[["2022"]]}}}],"schema":"https://github.com/citation-style-language/schema/raw/master/csl-citation.json"} </w:instrText>
-      </w:r>
-      <w:r>
+        <w:rPr>
+          <w:rStyle w:val="Enlacedelndice"/>
+          <w:rFonts w:ascii="Arial" w:hAnsi="Arial" w:cs="Arial"/>
+          <w:color w:val="FF0000"/>
+        </w:rPr>
+        <w:instrText xml:space="preserve"> ADDIN ZOTERO_ITEM CSL_CITATION {"citationID":"WNUVVJMd","properties":{"formattedCitation":"[22]","plainCitation":"[22]","noteIndex":0},"citationItems":[{"id":"yCsUP4If/BFRR3YYI","uris":["http://zotero.org/users/local/l7Hp8k1w/items/VCF7H7QU"],"itemData":{"id":383,"type":"article-journal","title":"Diseño e implementación de una plataforma y API para la enseñanza de la tecnología REST","author":[{"family":"Monción Rodríguez","given":"Cristian Lorenzo"}],"issued":{"date-parts":[["2023"]]}}}],"schema":"https://github.com/citation-style-language/schema/raw/master/csl-citation.json"} </w:instrText>
+      </w:r>
+      <w:r>
+        <w:rPr>
+          <w:rStyle w:val="Enlacedelndice"/>
+          <w:rFonts w:ascii="Arial" w:hAnsi="Arial" w:cs="Arial"/>
+          <w:color w:val="FF0000"/>
+        </w:rPr>
         <w:fldChar w:fldCharType="separate"/>
       </w:r>
       <w:r>
-        <w:t>[21]</w:t>
-      </w:r>
-      <w:r>
+        <w:rPr>
+          <w:rFonts w:ascii="Arial" w:hAnsi="Arial" w:cs="Arial"/>
+        </w:rPr>
+        <w:t>[22]</w:t>
+      </w:r>
+      <w:r>
+        <w:rPr>
+          <w:rStyle w:val="Enlacedelndice"/>
+          <w:rFonts w:ascii="Arial" w:hAnsi="Arial" w:cs="Arial"/>
+          <w:color w:val="FF0000"/>
+        </w:rPr>
         <w:fldChar w:fldCharType="end"/>
       </w:r>
+    </w:p>
+    <w:p>
+      <w:pPr>
+        <w:pStyle w:val="Sinespaciado"/>
+        <w:spacing w:line="360" w:lineRule="auto"/>
+        <w:jc w:val="both"/>
+        <w:rPr>
+          <w:rFonts w:ascii="Arial" w:hAnsi="Arial" w:cs="Arial"/>
+        </w:rPr>
+      </w:pPr>
     </w:p>
     <w:p>
       <w:pPr>
@@ -9623,11 +10131,14 @@
         <w:spacing w:line="360" w:lineRule="auto"/>
         <w:jc w:val="both"/>
       </w:pPr>
-      <w:bookmarkStart w:id="56" w:name="_Toc188911556"/>
-      <w:bookmarkStart w:id="57" w:name="_Toc196374725"/>
+      <w:bookmarkStart w:id="56" w:name="_Toc188911557"/>
+      <w:bookmarkStart w:id="57" w:name="_Toc196374726"/>
+      <w:r>
+        <w:t xml:space="preserve">Mongo </w:t>
+      </w:r>
       <w:proofErr w:type="spellStart"/>
       <w:r>
-        <w:t>Postman</w:t>
+        <w:t>Compass</w:t>
       </w:r>
       <w:bookmarkEnd w:id="56"/>
       <w:bookmarkEnd w:id="57"/>
@@ -9635,130 +10146,77 @@
       <w:r>
         <w:t xml:space="preserve"> </w:t>
       </w:r>
-    </w:p>
-    <w:p>
-      <w:pPr>
-        <w:pStyle w:val="Sinespaciado"/>
+      <w:r>
+        <w:t>(versión 1.46.2)</w:t>
+      </w:r>
+    </w:p>
+    <w:p>
+      <w:pPr>
         <w:spacing w:line="360" w:lineRule="auto"/>
-        <w:jc w:val="both"/>
-        <w:rPr>
-          <w:rStyle w:val="Enlacedelndice"/>
-          <w:rFonts w:ascii="Arial" w:hAnsi="Arial" w:cs="Arial"/>
+        <w:rPr>
           <w:color w:val="FF0000"/>
         </w:rPr>
       </w:pPr>
+      <w:r>
+        <w:t xml:space="preserve">MongoDB </w:t>
+      </w:r>
       <w:proofErr w:type="spellStart"/>
       <w:r>
-        <w:rPr>
-          <w:rStyle w:val="Enlacedelndice"/>
-          <w:rFonts w:ascii="Arial" w:hAnsi="Arial" w:cs="Arial"/>
-        </w:rPr>
-        <w:t>Postman</w:t>
+        <w:t>Compass</w:t>
       </w:r>
       <w:proofErr w:type="spellEnd"/>
       <w:r>
-        <w:rPr>
-          <w:rStyle w:val="Enlacedelndice"/>
-          <w:rFonts w:ascii="Arial" w:hAnsi="Arial" w:cs="Arial"/>
-        </w:rPr>
-        <w:t xml:space="preserve"> es la plataforma de API líder en el mundo. Las funciones de </w:t>
+        <w:t xml:space="preserve"> es la GUI de MongoDB. </w:t>
       </w:r>
       <w:proofErr w:type="spellStart"/>
       <w:r>
-        <w:rPr>
-          <w:rStyle w:val="Enlacedelndice"/>
-          <w:rFonts w:ascii="Arial" w:hAnsi="Arial" w:cs="Arial"/>
-        </w:rPr>
-        <w:t>Postman</w:t>
+        <w:t>Compass</w:t>
       </w:r>
       <w:proofErr w:type="spellEnd"/>
       <w:r>
-        <w:rPr>
-          <w:rStyle w:val="Enlacedelndice"/>
-          <w:rFonts w:ascii="Arial" w:hAnsi="Arial" w:cs="Arial"/>
-        </w:rPr>
-        <w:t xml:space="preserve"> simplifican cada paso de la creación de una API y agilizan la colaboración para ayudar a crear mejores API, más rápido. Lanzada en el año 2012, </w:t>
+        <w:t xml:space="preserve"> permite analizar y comprender el contenido de los datos sin un conocimiento formal de la sintaxis de consulta de MongoDB. Además de explorar los datos en un entorno visual, también se puede utilizar </w:t>
       </w:r>
       <w:proofErr w:type="spellStart"/>
       <w:r>
-        <w:rPr>
-          <w:rStyle w:val="Enlacedelndice"/>
-          <w:rFonts w:ascii="Arial" w:hAnsi="Arial" w:cs="Arial"/>
-        </w:rPr>
-        <w:t>Postman</w:t>
+        <w:t>Compass</w:t>
       </w:r>
       <w:proofErr w:type="spellEnd"/>
       <w:r>
-        <w:rPr>
-          <w:rStyle w:val="Enlacedelndice"/>
-          <w:rFonts w:ascii="Arial" w:hAnsi="Arial" w:cs="Arial"/>
-        </w:rPr>
-        <w:t xml:space="preserve"> es un cliente para restear </w:t>
-      </w:r>
-      <w:proofErr w:type="spellStart"/>
-      <w:r>
-        <w:rPr>
-          <w:rStyle w:val="Enlacedelndice"/>
-          <w:rFonts w:ascii="Arial" w:hAnsi="Arial" w:cs="Arial"/>
-        </w:rPr>
-        <w:t>APIs</w:t>
-      </w:r>
-      <w:proofErr w:type="spellEnd"/>
-      <w:r>
-        <w:rPr>
-          <w:rStyle w:val="Enlacedelndice"/>
-          <w:rFonts w:ascii="Arial" w:hAnsi="Arial" w:cs="Arial"/>
-        </w:rPr>
-        <w:t xml:space="preserve">, por el momento es más utilizada para realizar peticiones API REST de manera simple, este gestiona nuestra API, así como documentarla. </w:t>
-      </w:r>
-      <w:r>
-        <w:rPr>
-          <w:rStyle w:val="Enlacedelndice"/>
-          <w:rFonts w:ascii="Arial" w:hAnsi="Arial" w:cs="Arial"/>
+        <w:t xml:space="preserve"> para optimizar el rendimiento de las consultas, administrar índices e implementar la validación de documentos. </w:t>
+      </w:r>
+      <w:r>
+        <w:rPr>
           <w:color w:val="FF0000"/>
         </w:rPr>
         <w:fldChar w:fldCharType="begin"/>
       </w:r>
       <w:r>
         <w:rPr>
-          <w:rStyle w:val="Enlacedelndice"/>
-          <w:rFonts w:ascii="Arial" w:hAnsi="Arial" w:cs="Arial"/>
           <w:color w:val="FF0000"/>
         </w:rPr>
-        <w:instrText xml:space="preserve"> ADDIN ZOTERO_ITEM CSL_CITATION {"citationID":"WNUVVJMd","properties":{"formattedCitation":"[22]","plainCitation":"[22]","noteIndex":0},"citationItems":[{"id":"yCsUP4If/BFRR3YYI","uris":["http://zotero.org/users/local/l7Hp8k1w/items/VCF7H7QU"],"itemData":{"id":383,"type":"article-journal","title":"Diseño e implementación de una plataforma y API para la enseñanza de la tecnología REST","author":[{"family":"Monción Rodríguez","given":"Cristian Lorenzo"}],"issued":{"date-parts":[["2023"]]}}}],"schema":"https://github.com/citation-style-language/schema/raw/master/csl-citation.json"} </w:instrText>
-      </w:r>
-      <w:r>
-        <w:rPr>
-          <w:rStyle w:val="Enlacedelndice"/>
-          <w:rFonts w:ascii="Arial" w:hAnsi="Arial" w:cs="Arial"/>
+        <w:instrText xml:space="preserve"> ADDIN ZOTERO_ITEM CSL_CITATION {"citationID":"oo2duYDx","properties":{"formattedCitation":"[23]","plainCitation":"[23]","noteIndex":0},"citationItems":[{"id":"yCsUP4If/KdxsuhLA","uris":["http://zotero.org/users/local/l7Hp8k1w/items/QC4VKD25"],"itemData":{"id":387,"type":"thesis","publisher":"Universitat Politècnica de València","title":"Desarrollo de una app multiplataforma para la generación y almacenamiento de contraseñas seguras","author":[{"family":"Vidal Domínguez","given":"Mario"}],"issued":{"date-parts":[["2021"]]}}}],"schema":"https://github.com/citation-style-language/schema/raw/master/csl-citation.json"} </w:instrText>
+      </w:r>
+      <w:r>
+        <w:rPr>
           <w:color w:val="FF0000"/>
         </w:rPr>
         <w:fldChar w:fldCharType="separate"/>
       </w:r>
       <w:r>
-        <w:rPr>
-          <w:rFonts w:ascii="Arial" w:hAnsi="Arial" w:cs="Arial"/>
-        </w:rPr>
-        <w:t>[22]</w:t>
-      </w:r>
-      <w:r>
-        <w:rPr>
-          <w:rStyle w:val="Enlacedelndice"/>
-          <w:rFonts w:ascii="Arial" w:hAnsi="Arial" w:cs="Arial"/>
+        <w:t>[23]</w:t>
+      </w:r>
+      <w:r>
+        <w:rPr>
           <w:color w:val="FF0000"/>
         </w:rPr>
         <w:fldChar w:fldCharType="end"/>
       </w:r>
-    </w:p>
-    <w:p>
-      <w:pPr>
-        <w:pStyle w:val="Sinespaciado"/>
-        <w:spacing w:line="360" w:lineRule="auto"/>
-        <w:jc w:val="both"/>
-        <w:rPr>
-          <w:rFonts w:ascii="Arial" w:hAnsi="Arial" w:cs="Arial"/>
-        </w:rPr>
-      </w:pPr>
+      <w:r>
+        <w:rPr>
+          <w:color w:val="FF0000"/>
+        </w:rPr>
+        <w:t>.</w:t>
+      </w:r>
     </w:p>
     <w:p>
       <w:pPr>
@@ -9766,55 +10224,56 @@
         <w:spacing w:line="360" w:lineRule="auto"/>
         <w:jc w:val="both"/>
       </w:pPr>
-      <w:bookmarkStart w:id="58" w:name="_Toc188911557"/>
-      <w:bookmarkStart w:id="59" w:name="_Toc196374726"/>
-      <w:r>
-        <w:t xml:space="preserve">Mongo </w:t>
-      </w:r>
+      <w:bookmarkStart w:id="58" w:name="_Toc188911558"/>
+      <w:bookmarkStart w:id="59" w:name="_Toc196374727"/>
       <w:proofErr w:type="spellStart"/>
       <w:r>
-        <w:t>Compass</w:t>
+        <w:t>Node</w:t>
+      </w:r>
+      <w:proofErr w:type="spellEnd"/>
+      <w:r>
+        <w:t xml:space="preserve"> .JS</w:t>
       </w:r>
       <w:bookmarkEnd w:id="58"/>
       <w:bookmarkEnd w:id="59"/>
+      <w:r>
+        <w:t xml:space="preserve"> (versión </w:t>
+      </w:r>
+      <w:r>
+        <w:t>20.11.1</w:t>
+      </w:r>
+      <w:r>
+        <w:t>)</w:t>
+      </w:r>
+    </w:p>
+    <w:p>
+      <w:pPr>
+        <w:spacing w:line="360" w:lineRule="auto"/>
+      </w:pPr>
+      <w:r>
+        <w:t xml:space="preserve">Es un entorno en tiempo de ejecución multiplataforma de código abierto del lado del servidor en el lenguaje de programación JavaScript, asíncrono, con E/S (Entrada y salida) de datos en una arquitectura orientada a eventos y basado en el motor V8 de Google. Fue creado con el enfoque de ser útil en la creación de programas de red altamente escalables, </w:t>
+      </w:r>
+      <w:proofErr w:type="gramStart"/>
+      <w:r>
+        <w:t>como</w:t>
+      </w:r>
+      <w:proofErr w:type="gramEnd"/>
+      <w:r>
+        <w:t xml:space="preserve"> por ejemplo, servidores web. Fue creado por Ryan Dahl en 2009 y su evolución está apadrinada por la empresa </w:t>
+      </w:r>
+      <w:proofErr w:type="spellStart"/>
+      <w:r>
+        <w:t>Joyent</w:t>
+      </w:r>
       <w:proofErr w:type="spellEnd"/>
       <w:r>
-        <w:t xml:space="preserve">  </w:t>
-      </w:r>
-    </w:p>
-    <w:p>
-      <w:pPr>
-        <w:spacing w:line="360" w:lineRule="auto"/>
+        <w:t>, que además tiene contratado a Dahl en plantilla</w:t>
+      </w:r>
+      <w:r>
         <w:rPr>
           <w:color w:val="FF0000"/>
         </w:rPr>
-      </w:pPr>
-      <w:r>
-        <w:t xml:space="preserve">MongoDB </w:t>
-      </w:r>
-      <w:proofErr w:type="spellStart"/>
-      <w:r>
-        <w:t>Compass</w:t>
-      </w:r>
-      <w:proofErr w:type="spellEnd"/>
-      <w:r>
-        <w:t xml:space="preserve"> es la GUI de MongoDB. </w:t>
-      </w:r>
-      <w:proofErr w:type="spellStart"/>
-      <w:r>
-        <w:t>Compass</w:t>
-      </w:r>
-      <w:proofErr w:type="spellEnd"/>
-      <w:r>
-        <w:t xml:space="preserve"> permite analizar y comprender el contenido de los datos sin un conocimiento formal de la sintaxis de consulta de MongoDB. Además de explorar los datos en un entorno visual, también se puede utilizar </w:t>
-      </w:r>
-      <w:proofErr w:type="spellStart"/>
-      <w:r>
-        <w:t>Compass</w:t>
-      </w:r>
-      <w:proofErr w:type="spellEnd"/>
-      <w:r>
-        <w:t xml:space="preserve"> para optimizar el rendimiento de las consultas, administrar índices e implementar la validación de documentos. </w:t>
+        <w:t xml:space="preserve">.  </w:t>
       </w:r>
       <w:r>
         <w:rPr>
@@ -9826,7 +10285,7 @@
         <w:rPr>
           <w:color w:val="FF0000"/>
         </w:rPr>
-        <w:instrText xml:space="preserve"> ADDIN ZOTERO_ITEM CSL_CITATION {"citationID":"oo2duYDx","properties":{"formattedCitation":"[23]","plainCitation":"[23]","noteIndex":0},"citationItems":[{"id":"yCsUP4If/KdxsuhLA","uris":["http://zotero.org/users/local/l7Hp8k1w/items/QC4VKD25"],"itemData":{"id":387,"type":"thesis","publisher":"Universitat Politècnica de València","title":"Desarrollo de una app multiplataforma para la generación y almacenamiento de contraseñas seguras","author":[{"family":"Vidal Domínguez","given":"Mario"}],"issued":{"date-parts":[["2021"]]}}}],"schema":"https://github.com/citation-style-language/schema/raw/master/csl-citation.json"} </w:instrText>
+        <w:instrText xml:space="preserve"> ADDIN ZOTERO_ITEM CSL_CITATION {"citationID":"40heq6Ka","properties":{"formattedCitation":"[24]","plainCitation":"[24]","noteIndex":0},"citationItems":[{"id":"yCsUP4If/ZUs3HR84","uris":["http://zotero.org/users/local/l7Hp8k1w/items/2VK9E7T2"],"itemData":{"id":386,"type":"thesis","publisher":"Babahoyo: UTB-FAFI. 2022","title":"Análisis comparativo de los lenguajes de programación NODE JS y asp. net para un sistema de registro de la “farmacia tu ahorro” en la ciudad de Babahoyo.","author":[{"family":"Romero García","given":"William Roberto"}],"issued":{"date-parts":[["2022"]]}}}],"schema":"https://github.com/citation-style-language/schema/raw/master/csl-citation.json"} </w:instrText>
       </w:r>
       <w:r>
         <w:rPr>
@@ -9835,7 +10294,7 @@
         <w:fldChar w:fldCharType="separate"/>
       </w:r>
       <w:r>
-        <w:t>[23]</w:t>
+        <w:t>[24]</w:t>
       </w:r>
       <w:r>
         <w:rPr>
@@ -9843,96 +10302,19 @@
         </w:rPr>
         <w:fldChar w:fldCharType="end"/>
       </w:r>
-      <w:r>
-        <w:rPr>
-          <w:color w:val="FF0000"/>
-        </w:rPr>
-        <w:t>.</w:t>
-      </w:r>
-    </w:p>
-    <w:p>
-      <w:pPr>
-        <w:pStyle w:val="Ttulo3"/>
-        <w:spacing w:line="360" w:lineRule="auto"/>
-        <w:jc w:val="both"/>
-      </w:pPr>
-      <w:bookmarkStart w:id="60" w:name="_Toc188911558"/>
-      <w:bookmarkStart w:id="61" w:name="_Toc196374727"/>
-      <w:proofErr w:type="spellStart"/>
-      <w:r>
-        <w:t>Node</w:t>
-      </w:r>
-      <w:proofErr w:type="spellEnd"/>
-      <w:r>
-        <w:t xml:space="preserve"> .JS</w:t>
+    </w:p>
+    <w:p>
+      <w:pPr>
+        <w:pStyle w:val="Ttulo2"/>
+      </w:pPr>
+      <w:bookmarkStart w:id="60" w:name="_Toc188911559"/>
+      <w:bookmarkStart w:id="61" w:name="_Toc196374728"/>
+      <w:r>
+        <w:lastRenderedPageBreak/>
+        <w:t>Lenguajes a emplear en el desarrollo del sistema</w:t>
       </w:r>
       <w:bookmarkEnd w:id="60"/>
       <w:bookmarkEnd w:id="61"/>
-      <w:r>
-        <w:t xml:space="preserve"> (versión 22.13.1)</w:t>
-      </w:r>
-    </w:p>
-    <w:p>
-      <w:pPr>
-        <w:spacing w:line="360" w:lineRule="auto"/>
-      </w:pPr>
-      <w:r>
-        <w:t xml:space="preserve">Es un entorno en tiempo de ejecución multiplataforma de código abierto del lado del servidor en el lenguaje de programación JavaScript, asíncrono, con E/S (Entrada y salida) de datos en una arquitectura orientada a eventos y basado en el motor V8 de Google. Fue creado con el enfoque de ser útil en la creación de programas de red altamente escalables, como por ejemplo, servidores web. Fue creado por Ryan Dahl en 2009 y su evolución está apadrinada por la empresa </w:t>
-      </w:r>
-      <w:proofErr w:type="spellStart"/>
-      <w:r>
-        <w:t>Joyent</w:t>
-      </w:r>
-      <w:proofErr w:type="spellEnd"/>
-      <w:r>
-        <w:t>, que además tiene contratado a Dahl en plantilla</w:t>
-      </w:r>
-      <w:r>
-        <w:rPr>
-          <w:color w:val="FF0000"/>
-        </w:rPr>
-        <w:t xml:space="preserve">.  </w:t>
-      </w:r>
-      <w:r>
-        <w:rPr>
-          <w:color w:val="FF0000"/>
-        </w:rPr>
-        <w:fldChar w:fldCharType="begin"/>
-      </w:r>
-      <w:r>
-        <w:rPr>
-          <w:color w:val="FF0000"/>
-        </w:rPr>
-        <w:instrText xml:space="preserve"> ADDIN ZOTERO_ITEM CSL_CITATION {"citationID":"40heq6Ka","properties":{"formattedCitation":"[24]","plainCitation":"[24]","noteIndex":0},"citationItems":[{"id":"yCsUP4If/ZUs3HR84","uris":["http://zotero.org/users/local/l7Hp8k1w/items/2VK9E7T2"],"itemData":{"id":386,"type":"thesis","publisher":"Babahoyo: UTB-FAFI. 2022","title":"Análisis comparativo de los lenguajes de programación NODE JS y asp. net para un sistema de registro de la “farmacia tu ahorro” en la ciudad de Babahoyo.","author":[{"family":"Romero García","given":"William Roberto"}],"issued":{"date-parts":[["2022"]]}}}],"schema":"https://github.com/citation-style-language/schema/raw/master/csl-citation.json"} </w:instrText>
-      </w:r>
-      <w:r>
-        <w:rPr>
-          <w:color w:val="FF0000"/>
-        </w:rPr>
-        <w:fldChar w:fldCharType="separate"/>
-      </w:r>
-      <w:r>
-        <w:t>[24]</w:t>
-      </w:r>
-      <w:r>
-        <w:rPr>
-          <w:color w:val="FF0000"/>
-        </w:rPr>
-        <w:fldChar w:fldCharType="end"/>
-      </w:r>
-    </w:p>
-    <w:p>
-      <w:pPr>
-        <w:pStyle w:val="Ttulo2"/>
-      </w:pPr>
-      <w:bookmarkStart w:id="62" w:name="_Toc188911559"/>
-      <w:bookmarkStart w:id="63" w:name="_Toc196374728"/>
-      <w:r>
-        <w:lastRenderedPageBreak/>
-        <w:t>Lenguajes a emplear en el desarrollo del sistema</w:t>
-      </w:r>
-      <w:bookmarkEnd w:id="62"/>
-      <w:bookmarkEnd w:id="63"/>
       <w:r>
         <w:t xml:space="preserve"> </w:t>
       </w:r>
@@ -10099,8 +10481,8 @@
           <w:lang w:val="es-CU" w:eastAsia="es-CU"/>
         </w:rPr>
       </w:pPr>
-      <w:bookmarkStart w:id="64" w:name="_Toc188911560"/>
-      <w:bookmarkStart w:id="65" w:name="_Toc196374729"/>
+      <w:bookmarkStart w:id="62" w:name="_Toc188911560"/>
+      <w:bookmarkStart w:id="63" w:name="_Toc196374729"/>
     </w:p>
     <w:p>
       <w:pPr>
@@ -10110,8 +10492,8 @@
       <w:r>
         <w:t>React</w:t>
       </w:r>
-      <w:bookmarkEnd w:id="64"/>
-      <w:bookmarkEnd w:id="65"/>
+      <w:bookmarkEnd w:id="62"/>
+      <w:bookmarkEnd w:id="63"/>
       <w:proofErr w:type="spellEnd"/>
       <w:r>
         <w:t xml:space="preserve"> </w:t>
@@ -10170,13 +10552,13 @@
         <w:spacing w:line="360" w:lineRule="auto"/>
         <w:jc w:val="both"/>
       </w:pPr>
-      <w:bookmarkStart w:id="66" w:name="_Toc188911561"/>
-      <w:bookmarkStart w:id="67" w:name="_Toc196374730"/>
+      <w:bookmarkStart w:id="64" w:name="_Toc188911561"/>
+      <w:bookmarkStart w:id="65" w:name="_Toc196374730"/>
       <w:r>
         <w:t>HTML</w:t>
       </w:r>
-      <w:bookmarkEnd w:id="66"/>
-      <w:bookmarkEnd w:id="67"/>
+      <w:bookmarkEnd w:id="64"/>
+      <w:bookmarkEnd w:id="65"/>
     </w:p>
     <w:p>
       <w:pPr>
@@ -10239,13 +10621,13 @@
         <w:spacing w:line="360" w:lineRule="auto"/>
         <w:jc w:val="both"/>
       </w:pPr>
-      <w:bookmarkStart w:id="68" w:name="_Toc188911562"/>
-      <w:bookmarkStart w:id="69" w:name="_Toc196374731"/>
+      <w:bookmarkStart w:id="66" w:name="_Toc188911562"/>
+      <w:bookmarkStart w:id="67" w:name="_Toc196374731"/>
       <w:r>
         <w:t>CSS</w:t>
       </w:r>
-      <w:bookmarkEnd w:id="68"/>
-      <w:bookmarkEnd w:id="69"/>
+      <w:bookmarkEnd w:id="66"/>
+      <w:bookmarkEnd w:id="67"/>
     </w:p>
     <w:p>
       <w:pPr>
@@ -10292,14 +10674,14 @@
         <w:spacing w:line="360" w:lineRule="auto"/>
         <w:jc w:val="both"/>
       </w:pPr>
-      <w:bookmarkStart w:id="70" w:name="_Toc188911563"/>
-      <w:bookmarkStart w:id="71" w:name="_Toc196374732"/>
+      <w:bookmarkStart w:id="68" w:name="_Toc188911563"/>
+      <w:bookmarkStart w:id="69" w:name="_Toc196374732"/>
       <w:proofErr w:type="spellStart"/>
       <w:r>
         <w:t>Javascript</w:t>
       </w:r>
-      <w:bookmarkEnd w:id="70"/>
-      <w:bookmarkEnd w:id="71"/>
+      <w:bookmarkEnd w:id="68"/>
+      <w:bookmarkEnd w:id="69"/>
       <w:proofErr w:type="spellEnd"/>
     </w:p>
     <w:p>
@@ -10354,73 +10736,73 @@
         <w:spacing w:line="360" w:lineRule="auto"/>
         <w:jc w:val="both"/>
       </w:pPr>
-      <w:bookmarkStart w:id="72" w:name="_Toc188911564"/>
-      <w:bookmarkStart w:id="73" w:name="_Toc196374733"/>
+      <w:bookmarkStart w:id="70" w:name="_Toc188911564"/>
+      <w:bookmarkStart w:id="71" w:name="_Toc196374733"/>
       <w:r>
         <w:lastRenderedPageBreak/>
         <w:t>Mongo DB</w:t>
       </w:r>
+      <w:bookmarkEnd w:id="70"/>
+      <w:bookmarkEnd w:id="71"/>
+      <w:r>
+        <w:t xml:space="preserve"> (versión </w:t>
+      </w:r>
+      <w:r>
+        <w:t>7.0.12</w:t>
+      </w:r>
+      <w:r>
+        <w:t>)</w:t>
+      </w:r>
+    </w:p>
+    <w:p>
+      <w:pPr>
+        <w:spacing w:line="360" w:lineRule="auto"/>
+        <w:rPr>
+          <w:color w:val="FF0000"/>
+        </w:rPr>
+      </w:pPr>
+      <w:r>
+        <w:t xml:space="preserve">MongoDB es un sistema de base de datos NoSQL orientado a documentos de código abierto, que en lugar de guardar los datos en tablas lo hace en estructuras de datos BSON (similar a JSON) con un esquema dinámico. Una de las principales características a destacar de MongoDB, sin duda sería la velocidad, que alcanza un balance perfecto entre rendimiento y funcionalidad gracias a su sistema de consulta de contenidos. </w:t>
+      </w:r>
+      <w:r>
+        <w:rPr>
+          <w:color w:val="FF0000"/>
+        </w:rPr>
+        <w:fldChar w:fldCharType="begin"/>
+      </w:r>
+      <w:r>
+        <w:rPr>
+          <w:color w:val="FF0000"/>
+        </w:rPr>
+        <w:instrText xml:space="preserve"> ADDIN ZOTERO_ITEM CSL_CITATION {"citationID":"oUpvUU9W","properties":{"formattedCitation":"[23]","plainCitation":"[23]","noteIndex":0},"citationItems":[{"id":"yCsUP4If/KdxsuhLA","uris":["http://zotero.org/users/local/l7Hp8k1w/items/QC4VKD25"],"itemData":{"id":387,"type":"thesis","publisher":"Universitat Politècnica de València","title":"Desarrollo de una app multiplataforma para la generación y almacenamiento de contraseñas seguras","author":[{"family":"Vidal Domínguez","given":"Mario"}],"issued":{"date-parts":[["2021"]]}}}],"schema":"https://github.com/citation-style-language/schema/raw/master/csl-citation.json"} </w:instrText>
+      </w:r>
+      <w:r>
+        <w:rPr>
+          <w:color w:val="FF0000"/>
+        </w:rPr>
+        <w:fldChar w:fldCharType="separate"/>
+      </w:r>
+      <w:r>
+        <w:t>[23]</w:t>
+      </w:r>
+      <w:r>
+        <w:rPr>
+          <w:color w:val="FF0000"/>
+        </w:rPr>
+        <w:fldChar w:fldCharType="end"/>
+      </w:r>
+    </w:p>
+    <w:p>
+      <w:pPr>
+        <w:pStyle w:val="Ttulo2"/>
+      </w:pPr>
+      <w:bookmarkStart w:id="72" w:name="_Toc188911565"/>
+      <w:bookmarkStart w:id="73" w:name="_Toc196374734"/>
+      <w:r>
+        <w:t>Arquitectura Cliente-Servidor</w:t>
+      </w:r>
       <w:bookmarkEnd w:id="72"/>
       <w:bookmarkEnd w:id="73"/>
-      <w:r>
-        <w:t xml:space="preserve"> (versión </w:t>
-      </w:r>
-      <w:r>
-        <w:t>7.0.12</w:t>
-      </w:r>
-      <w:r>
-        <w:t>)</w:t>
-      </w:r>
-    </w:p>
-    <w:p>
-      <w:pPr>
-        <w:spacing w:line="360" w:lineRule="auto"/>
-        <w:rPr>
-          <w:color w:val="FF0000"/>
-        </w:rPr>
-      </w:pPr>
-      <w:r>
-        <w:t xml:space="preserve">MongoDB es un sistema de base de datos NoSQL orientado a documentos de código abierto, que en lugar de guardar los datos en tablas lo hace en estructuras de datos BSON (similar a JSON) con un esquema dinámico. Una de las principales características a destacar de MongoDB, sin duda sería la velocidad, que alcanza un balance perfecto entre rendimiento y funcionalidad gracias a su sistema de consulta de contenidos. </w:t>
-      </w:r>
-      <w:r>
-        <w:rPr>
-          <w:color w:val="FF0000"/>
-        </w:rPr>
-        <w:fldChar w:fldCharType="begin"/>
-      </w:r>
-      <w:r>
-        <w:rPr>
-          <w:color w:val="FF0000"/>
-        </w:rPr>
-        <w:instrText xml:space="preserve"> ADDIN ZOTERO_ITEM CSL_CITATION {"citationID":"oUpvUU9W","properties":{"formattedCitation":"[23]","plainCitation":"[23]","noteIndex":0},"citationItems":[{"id":"yCsUP4If/KdxsuhLA","uris":["http://zotero.org/users/local/l7Hp8k1w/items/QC4VKD25"],"itemData":{"id":387,"type":"thesis","publisher":"Universitat Politècnica de València","title":"Desarrollo de una app multiplataforma para la generación y almacenamiento de contraseñas seguras","author":[{"family":"Vidal Domínguez","given":"Mario"}],"issued":{"date-parts":[["2021"]]}}}],"schema":"https://github.com/citation-style-language/schema/raw/master/csl-citation.json"} </w:instrText>
-      </w:r>
-      <w:r>
-        <w:rPr>
-          <w:color w:val="FF0000"/>
-        </w:rPr>
-        <w:fldChar w:fldCharType="separate"/>
-      </w:r>
-      <w:r>
-        <w:t>[23]</w:t>
-      </w:r>
-      <w:r>
-        <w:rPr>
-          <w:color w:val="FF0000"/>
-        </w:rPr>
-        <w:fldChar w:fldCharType="end"/>
-      </w:r>
-    </w:p>
-    <w:p>
-      <w:pPr>
-        <w:pStyle w:val="Ttulo2"/>
-      </w:pPr>
-      <w:bookmarkStart w:id="74" w:name="_Toc188911565"/>
-      <w:bookmarkStart w:id="75" w:name="_Toc196374734"/>
-      <w:r>
-        <w:t>Arquitectura Cliente-Servidor</w:t>
-      </w:r>
-      <w:bookmarkEnd w:id="74"/>
-      <w:bookmarkEnd w:id="75"/>
       <w:r>
         <w:t xml:space="preserve"> </w:t>
       </w:r>
@@ -10537,8 +10919,8 @@
           <w:sz w:val="22"/>
         </w:rPr>
       </w:pPr>
-      <w:bookmarkStart w:id="76" w:name="_Toc188911566"/>
-      <w:bookmarkStart w:id="77" w:name="_Toc196374735"/>
+      <w:bookmarkStart w:id="74" w:name="_Toc188911566"/>
+      <w:bookmarkStart w:id="75" w:name="_Toc196374735"/>
       <w:r>
         <w:rPr>
           <w:rStyle w:val="Ttulo1Car"/>
@@ -10547,8 +10929,8 @@
         </w:rPr>
         <w:t>Metodologías de Desarrollo Programación Extrema (XP)</w:t>
       </w:r>
-      <w:bookmarkEnd w:id="76"/>
-      <w:bookmarkEnd w:id="77"/>
+      <w:bookmarkEnd w:id="74"/>
+      <w:bookmarkEnd w:id="75"/>
     </w:p>
     <w:p>
       <w:pPr>
@@ -10794,17 +11176,17 @@
       <w:pPr>
         <w:pStyle w:val="Ttulo1"/>
       </w:pPr>
-      <w:bookmarkStart w:id="78" w:name="_Toc196374736"/>
-      <w:bookmarkStart w:id="79" w:name="_Toc22558"/>
+      <w:bookmarkStart w:id="76" w:name="_Toc196374736"/>
+      <w:bookmarkStart w:id="77" w:name="_Toc22558"/>
       <w:r>
         <w:lastRenderedPageBreak/>
         <w:t>CAPITULO 2. PROPUESTA DE SISTEMA</w:t>
       </w:r>
-      <w:bookmarkEnd w:id="78"/>
+      <w:bookmarkEnd w:id="76"/>
       <w:r>
         <w:t xml:space="preserve"> </w:t>
       </w:r>
-      <w:bookmarkEnd w:id="79"/>
+      <w:bookmarkEnd w:id="77"/>
     </w:p>
     <w:p>
       <w:pPr>
@@ -10831,7 +11213,7 @@
           <w:lang w:val="es-CU" w:eastAsia="es-CU"/>
         </w:rPr>
       </w:pPr>
-      <w:bookmarkStart w:id="80" w:name="_Hlk176950327"/>
+      <w:bookmarkStart w:id="78" w:name="_Hlk176950327"/>
     </w:p>
     <w:p>
       <w:pPr>
@@ -10866,102 +11248,115 @@
       <w:r>
         <w:t xml:space="preserve">Introducción al Capítulo </w:t>
       </w:r>
+      <w:bookmarkStart w:id="79" w:name="_Toc193699563"/>
+      <w:bookmarkStart w:id="80" w:name="_Toc193705042"/>
+      <w:bookmarkStart w:id="81" w:name="_Toc196374737"/>
+      <w:bookmarkEnd w:id="79"/>
+      <w:bookmarkEnd w:id="80"/>
+      <w:bookmarkEnd w:id="81"/>
+    </w:p>
+    <w:p>
+      <w:r>
+        <w:t>Este capítulo se enfoca en describir los aspectos esenciales del diseño del sistema en desarrollo, incluyendo la propuesta general del sistema, la definición de sus usuarios. Se detallan las funcionalidades principales, junto con las historias técnicas y de usuario correspondientes a las características más relevantes implementadas en el software. Además, se profundiza en los servicios web, destacando los elementos clave para su correcta implementación. Finalmente, se presenta el modelo físico de la base de datos y la arquitectura utilizada en la construcción del sistema.</w:t>
+      </w:r>
     </w:p>
     <w:p>
       <w:pPr>
         <w:ind w:left="0" w:firstLine="0"/>
         <w:outlineLvl w:val="1"/>
-      </w:pPr>
-      <w:bookmarkStart w:id="81" w:name="_Toc193699563"/>
-      <w:bookmarkStart w:id="82" w:name="_Toc193705042"/>
-      <w:bookmarkStart w:id="83" w:name="_Toc196374737"/>
-      <w:bookmarkEnd w:id="81"/>
+        <w:rPr>
+          <w:b/>
+          <w:vanish/>
+        </w:rPr>
+      </w:pPr>
+    </w:p>
+    <w:p>
+      <w:pPr>
+        <w:pStyle w:val="Ttulo2"/>
+      </w:pPr>
+      <w:bookmarkStart w:id="82" w:name="_Toc193705043"/>
+      <w:bookmarkStart w:id="83" w:name="_Toc196374738"/>
+      <w:r>
+        <w:t>Descripción del proceso de cálculo del transporte de sedimentos</w:t>
+      </w:r>
       <w:bookmarkEnd w:id="82"/>
       <w:bookmarkEnd w:id="83"/>
-      <w:r>
-        <w:t>Este capítulo se enfoca en describir los aspectos esenciales del diseño del sistema en desarrollo, incluyendo la propuesta general del sistema, la definición de sus usuarios. Se detallan las funcionalidades principales, junto con las historias técnicas y de usuario correspondientes a las características más relevantes implementadas en el software. Además, se profundiza en los servicios web, destacando los elementos clave para su correcta implementación. Finalmente, se presenta el modelo físico de la base de datos y la arquitectura utilizada en la construcción del sistema.</w:t>
-      </w:r>
-    </w:p>
-    <w:p>
-      <w:pPr>
-        <w:ind w:left="0" w:firstLine="0"/>
-        <w:outlineLvl w:val="1"/>
-        <w:rPr>
-          <w:b/>
-          <w:vanish/>
-        </w:rPr>
-      </w:pPr>
+    </w:p>
+    <w:p>
+      <w:r>
+        <w:t xml:space="preserve">La empresa GEOCUBA (Oriente Sur) realiza numerosos estudios y aporta soluciones a diversas áreas con valor para la economía, la ciencia y la sociedad, destacándose la agencia de estudios marinos. Esta agencia, desarrolla una metodología para el cálculo teórico del transporte longitudinal de los sedimentos. Para la realización de la misma se tiene una serie de mediciones del campo tomadas por equipos de precisión, donde se recogen diversos datos del lugar. Estas mediciones son guardas en registros físicos, los cuales en un espacio de tiempo se tienen en cuenta para comparar el comportamiento de la zona costera. Además de estas mediciones en el campo se realiza una medición teórica, la cual puede predecir como se está comportando el transporte de sedimentos a través de ecuaciones las cuales son calculas manualmente, lo cual trae demora en el tiempo e imprecisiones en los cálculos. Por cada medición se recogen los siguientes datos: </w:t>
+      </w:r>
+    </w:p>
+    <w:p>
+      <w:r>
+        <w:t xml:space="preserve">-Densidad de la Arena </w:t>
+      </w:r>
+      <w:r>
+        <w:t xml:space="preserve">                                               </w:t>
+      </w:r>
+      <w:r>
+        <w:t>-Aceleración de la Gravedad</w:t>
+      </w:r>
+    </w:p>
+    <w:p>
+      <w:r>
+        <w:t xml:space="preserve">--Densidad del Mar </w:t>
+      </w:r>
+      <w:r>
+        <w:t xml:space="preserve">                                                    </w:t>
+      </w:r>
+      <w:r>
+        <w:t>-</w:t>
+      </w:r>
+      <w:r>
+        <w:t>Á</w:t>
+      </w:r>
+      <w:r>
+        <w:t>ngulo</w:t>
+      </w:r>
+    </w:p>
+    <w:p>
+      <w:r>
+        <w:t>-Coeficiente de Porosidad</w:t>
+      </w:r>
+      <w:r>
+        <w:t xml:space="preserve">                                          </w:t>
+      </w:r>
+      <w:r>
+        <w:t>-Altura</w:t>
+      </w:r>
+      <w:commentRangeStart w:id="84"/>
+      <w:commentRangeEnd w:id="84"/>
+      <w:r>
+        <w:rPr>
+          <w:rStyle w:val="Refdecomentario"/>
+          <w:rFonts w:eastAsiaTheme="minorHAnsi"/>
+          <w:color w:val="auto"/>
+          <w:shd w:val="clear" w:color="auto" w:fill="FFFFFF"/>
+          <w:lang w:val="es-ES" w:eastAsia="en-US"/>
+        </w:rPr>
+        <w:commentReference w:id="84"/>
+      </w:r>
+    </w:p>
+    <w:p>
+      <w:r>
+        <w:t>-Índice de Rompiente</w:t>
+      </w:r>
+      <w:r>
+        <w:t xml:space="preserve">                            </w:t>
+      </w:r>
     </w:p>
     <w:p>
       <w:pPr>
         <w:pStyle w:val="Ttulo2"/>
       </w:pPr>
-      <w:bookmarkStart w:id="84" w:name="_Toc193705043"/>
-      <w:bookmarkStart w:id="85" w:name="_Toc196374738"/>
-      <w:r>
-        <w:t>Descripción del proceso de cálculo del transporte de sedimentos</w:t>
-      </w:r>
-      <w:bookmarkEnd w:id="84"/>
+      <w:bookmarkStart w:id="85" w:name="_Toc196374739"/>
+      <w:r>
+        <w:t>Propuesta del Sistema</w:t>
+      </w:r>
       <w:bookmarkEnd w:id="85"/>
     </w:p>
     <w:p>
-      <w:r>
-        <w:t xml:space="preserve">La empresa GEOCUBA (Oriente Sur) realiza numerosos estudios y aporta soluciones a diversas áreas con valor para la economía, la ciencia y la sociedad, destacándose la agencia de estudios marinos. Esta agencia, desarrolla una metodología para el cálculo teórico del transporte longitudinal de los sedimentos. Para la realización de la misma se tiene una serie de mediciones del campo tomadas por equipos de precisión, donde se recogen diversos datos del lugar. Estas mediciones son guardas en registros físicos, los cuales en un espacio de tiempo se tienen en cuenta para comparar el comportamiento de la zona costera. Además de estas mediciones en el campo se realiza una medición teórica, la cual puede predecir como se está comportando el transporte de sedimentos a través de ecuaciones las cuales son calculas manualmente, lo cual trae demora en el tiempo e imprecisiones en los cálculos. Por cada medición se recogen los siguientes datos: </w:t>
-      </w:r>
-    </w:p>
-    <w:p>
-      <w:r>
-        <w:t xml:space="preserve">-Densidad de la Arena </w:t>
-      </w:r>
-    </w:p>
-    <w:p>
-      <w:r>
-        <w:t xml:space="preserve">--Densidad del Mar </w:t>
-      </w:r>
-    </w:p>
-    <w:p>
-      <w:r>
-        <w:t>-Coeficiente de Porosidad</w:t>
-      </w:r>
-    </w:p>
-    <w:p>
-      <w:r>
-        <w:t>-Índice de Rompiente</w:t>
-      </w:r>
-    </w:p>
-    <w:p>
-      <w:r>
-        <w:t>-Aceleración de la Gravedad</w:t>
-      </w:r>
-    </w:p>
-    <w:p>
-      <w:r>
-        <w:t>-</w:t>
-      </w:r>
-      <w:r>
-        <w:t>Á</w:t>
-      </w:r>
-      <w:r>
-        <w:t>ngulo</w:t>
-      </w:r>
-    </w:p>
-    <w:p>
-      <w:r>
-        <w:t>-Altura</w:t>
-      </w:r>
-    </w:p>
-    <w:p>
-      <w:pPr>
-        <w:pStyle w:val="Ttulo2"/>
-      </w:pPr>
-      <w:bookmarkStart w:id="86" w:name="_Toc196374739"/>
-      <w:r>
-        <w:lastRenderedPageBreak/>
-        <w:t>Propuesta del Sistema</w:t>
-      </w:r>
-      <w:bookmarkEnd w:id="86"/>
-    </w:p>
-    <w:p>
       <w:pPr>
         <w:pStyle w:val="ds-markdown-paragraph"/>
         <w:rPr>
@@ -10970,6 +11365,7 @@
           <w:szCs w:val="22"/>
         </w:rPr>
       </w:pPr>
+      <w:commentRangeStart w:id="86"/>
       <w:r>
         <w:rPr>
           <w:rFonts w:ascii="Arial" w:hAnsi="Arial" w:cs="Arial"/>
@@ -10984,7 +11380,16 @@
           <w:sz w:val="22"/>
           <w:szCs w:val="22"/>
         </w:rPr>
-        <w:t>planteados se propone el desarrollo de una a</w:t>
+        <w:t xml:space="preserve">planteados se </w:t>
+      </w:r>
+      <w:commentRangeStart w:id="87"/>
+      <w:r>
+        <w:rPr>
+          <w:rFonts w:ascii="Arial" w:hAnsi="Arial" w:cs="Arial"/>
+          <w:sz w:val="22"/>
+          <w:szCs w:val="22"/>
+        </w:rPr>
+        <w:t>propone el desarrollo de una a</w:t>
       </w:r>
       <w:r>
         <w:rPr>
@@ -11035,7 +11440,25 @@
           <w:sz w:val="22"/>
           <w:szCs w:val="22"/>
         </w:rPr>
-        <w:t>, eliminando los errores y demoras asociados a los métodos manuales actuales. El sistema integrará:</w:t>
+        <w:t xml:space="preserve">, eliminando </w:t>
+      </w:r>
+      <w:commentRangeEnd w:id="87"/>
+      <w:r>
+        <w:rPr>
+          <w:rStyle w:val="Refdecomentario"/>
+          <w:rFonts w:ascii="Arial" w:eastAsiaTheme="minorHAnsi" w:hAnsi="Arial" w:cs="Arial"/>
+          <w:shd w:val="clear" w:color="auto" w:fill="FFFFFF"/>
+          <w:lang w:val="es-ES" w:eastAsia="en-US"/>
+        </w:rPr>
+        <w:commentReference w:id="87"/>
+      </w:r>
+      <w:r>
+        <w:rPr>
+          <w:rFonts w:ascii="Arial" w:hAnsi="Arial" w:cs="Arial"/>
+          <w:sz w:val="22"/>
+          <w:szCs w:val="22"/>
+        </w:rPr>
+        <w:t>los errores y demoras asociados a los métodos manuales actuales. El sistema integrará:</w:t>
       </w:r>
     </w:p>
     <w:p>
@@ -11060,6 +11483,7 @@
           <w:sz w:val="22"/>
           <w:szCs w:val="22"/>
         </w:rPr>
+        <w:lastRenderedPageBreak/>
         <w:t>Registro digital</w:t>
       </w:r>
       <w:r>
@@ -11183,21 +11607,39 @@
           <w:sz w:val="22"/>
           <w:szCs w:val="22"/>
         </w:rPr>
-        <w:t xml:space="preserve"> comparativos del comportamiento costero.</w:t>
-      </w:r>
-      <w:bookmarkEnd w:id="80"/>
+        <w:t xml:space="preserve"> comparativos del comportamiento costero</w:t>
+      </w:r>
+      <w:commentRangeEnd w:id="86"/>
+      <w:r>
+        <w:rPr>
+          <w:rStyle w:val="Refdecomentario"/>
+          <w:rFonts w:ascii="Arial" w:eastAsiaTheme="minorHAnsi" w:hAnsi="Arial" w:cs="Arial"/>
+          <w:shd w:val="clear" w:color="auto" w:fill="FFFFFF"/>
+          <w:lang w:val="es-ES" w:eastAsia="en-US"/>
+        </w:rPr>
+        <w:commentReference w:id="86"/>
+      </w:r>
+      <w:r>
+        <w:rPr>
+          <w:rFonts w:ascii="Arial" w:hAnsi="Arial" w:cs="Arial"/>
+          <w:sz w:val="22"/>
+          <w:szCs w:val="22"/>
+        </w:rPr>
+        <w:t>.</w:t>
+      </w:r>
+      <w:bookmarkEnd w:id="78"/>
     </w:p>
     <w:p>
       <w:pPr>
         <w:pStyle w:val="Ttulo2"/>
       </w:pPr>
-      <w:bookmarkStart w:id="87" w:name="_Toc193705044"/>
-      <w:bookmarkStart w:id="88" w:name="_Toc196374740"/>
+      <w:bookmarkStart w:id="88" w:name="_Toc193705044"/>
+      <w:bookmarkStart w:id="89" w:name="_Toc196374740"/>
       <w:r>
         <w:t>Actores del Sistema</w:t>
       </w:r>
-      <w:bookmarkEnd w:id="87"/>
       <w:bookmarkEnd w:id="88"/>
+      <w:bookmarkEnd w:id="89"/>
     </w:p>
     <w:p>
       <w:r>
@@ -11290,7 +11732,7 @@
                 <w:szCs w:val="22"/>
               </w:rPr>
             </w:pPr>
-            <w:commentRangeStart w:id="89"/>
+            <w:commentRangeStart w:id="90"/>
             <w:r>
               <w:rPr>
                 <w:color w:val="auto"/>
@@ -11299,7 +11741,7 @@
               </w:rPr>
               <w:t>Trabajador</w:t>
             </w:r>
-            <w:commentRangeEnd w:id="89"/>
+            <w:commentRangeEnd w:id="90"/>
             <w:r>
               <w:rPr>
                 <w:rStyle w:val="Refdecomentario"/>
@@ -11308,7 +11750,7 @@
                 <w:szCs w:val="22"/>
                 <w:lang w:eastAsia="en-US"/>
               </w:rPr>
-              <w:commentReference w:id="89"/>
+              <w:commentReference w:id="90"/>
             </w:r>
           </w:p>
         </w:tc>
@@ -11396,8 +11838,8 @@
           <w:sz w:val="22"/>
         </w:rPr>
       </w:pPr>
-      <w:bookmarkStart w:id="90" w:name="_Toc193705045"/>
-      <w:bookmarkStart w:id="91" w:name="_Toc196374741"/>
+      <w:bookmarkStart w:id="91" w:name="_Toc193705045"/>
+      <w:bookmarkStart w:id="92" w:name="_Toc196374741"/>
       <w:r>
         <w:rPr>
           <w:rStyle w:val="Ttulo1Car"/>
@@ -11407,8 +11849,8 @@
         </w:rPr>
         <w:t>Funcionalidades del Sistema</w:t>
       </w:r>
-      <w:bookmarkEnd w:id="90"/>
       <w:bookmarkEnd w:id="91"/>
+      <w:bookmarkEnd w:id="92"/>
     </w:p>
     <w:p>
       <w:r>
@@ -11457,7 +11899,7 @@
           <w:szCs w:val="22"/>
         </w:rPr>
       </w:pPr>
-      <w:commentRangeStart w:id="92"/>
+      <w:commentRangeStart w:id="93"/>
       <w:r>
         <w:rPr>
           <w:sz w:val="22"/>
@@ -11483,7 +11925,6 @@
           <w:sz w:val="22"/>
           <w:szCs w:val="22"/>
         </w:rPr>
-        <w:lastRenderedPageBreak/>
         <w:t>HU_2: Inicio.</w:t>
       </w:r>
     </w:p>
@@ -11644,6 +12085,7 @@
           <w:sz w:val="22"/>
           <w:szCs w:val="22"/>
         </w:rPr>
+        <w:lastRenderedPageBreak/>
         <w:t>HU_</w:t>
       </w:r>
       <w:r>
@@ -11660,12 +12102,12 @@
         </w:rPr>
         <w:t>: Ver reportes en gráficas.</w:t>
       </w:r>
-      <w:commentRangeEnd w:id="92"/>
+      <w:commentRangeEnd w:id="93"/>
       <w:r>
         <w:rPr>
           <w:rStyle w:val="Refdecomentario"/>
         </w:rPr>
-        <w:commentReference w:id="92"/>
+        <w:commentReference w:id="93"/>
       </w:r>
     </w:p>
     <w:p>
@@ -11700,20 +12142,20 @@
           <w:lang w:val="es-CU" w:eastAsia="es-CU"/>
         </w:rPr>
       </w:pPr>
-      <w:bookmarkStart w:id="93" w:name="_Toc176513936"/>
-      <w:bookmarkStart w:id="94" w:name="_Toc188911571"/>
-      <w:bookmarkStart w:id="95" w:name="_Toc193699088"/>
-      <w:bookmarkStart w:id="96" w:name="_Toc193699567"/>
-      <w:bookmarkStart w:id="97" w:name="_Toc193705046"/>
-      <w:bookmarkStart w:id="98" w:name="_Toc196374742"/>
-      <w:bookmarkStart w:id="99" w:name="_Toc193705052"/>
-      <w:bookmarkStart w:id="100" w:name="_Toc196374747"/>
-      <w:bookmarkEnd w:id="93"/>
+      <w:bookmarkStart w:id="94" w:name="_Toc176513936"/>
+      <w:bookmarkStart w:id="95" w:name="_Toc188911571"/>
+      <w:bookmarkStart w:id="96" w:name="_Toc193699088"/>
+      <w:bookmarkStart w:id="97" w:name="_Toc193699567"/>
+      <w:bookmarkStart w:id="98" w:name="_Toc193705046"/>
+      <w:bookmarkStart w:id="99" w:name="_Toc196374742"/>
+      <w:bookmarkStart w:id="100" w:name="_Toc193705052"/>
+      <w:bookmarkStart w:id="101" w:name="_Toc196374747"/>
       <w:bookmarkEnd w:id="94"/>
       <w:bookmarkEnd w:id="95"/>
       <w:bookmarkEnd w:id="96"/>
       <w:bookmarkEnd w:id="97"/>
       <w:bookmarkEnd w:id="98"/>
+      <w:bookmarkEnd w:id="99"/>
     </w:p>
     <w:p>
       <w:pPr>
@@ -11837,26 +12279,179 @@
     </w:p>
     <w:p>
       <w:pPr>
+        <w:pStyle w:val="Prrafodelista"/>
+        <w:keepNext/>
+        <w:keepLines/>
+        <w:numPr>
+          <w:ilvl w:val="0"/>
+          <w:numId w:val="16"/>
+        </w:numPr>
+        <w:spacing w:after="227" w:line="259" w:lineRule="auto"/>
+        <w:contextualSpacing w:val="0"/>
+        <w:jc w:val="left"/>
+        <w:outlineLvl w:val="2"/>
+        <w:rPr>
+          <w:rFonts w:eastAsia="Arial"/>
+          <w:b/>
+          <w:vanish/>
+          <w:color w:val="000000"/>
+          <w:sz w:val="22"/>
+          <w:szCs w:val="22"/>
+          <w:shd w:val="clear" w:color="auto" w:fill="auto"/>
+          <w:lang w:val="es-CU" w:eastAsia="es-CU"/>
+        </w:rPr>
+      </w:pPr>
+    </w:p>
+    <w:p>
+      <w:pPr>
+        <w:pStyle w:val="Prrafodelista"/>
+        <w:keepNext/>
+        <w:keepLines/>
+        <w:numPr>
+          <w:ilvl w:val="1"/>
+          <w:numId w:val="16"/>
+        </w:numPr>
+        <w:spacing w:after="227" w:line="259" w:lineRule="auto"/>
+        <w:contextualSpacing w:val="0"/>
+        <w:jc w:val="left"/>
+        <w:outlineLvl w:val="2"/>
+        <w:rPr>
+          <w:rFonts w:eastAsia="Arial"/>
+          <w:b/>
+          <w:vanish/>
+          <w:color w:val="000000"/>
+          <w:sz w:val="22"/>
+          <w:szCs w:val="22"/>
+          <w:shd w:val="clear" w:color="auto" w:fill="auto"/>
+          <w:lang w:val="es-CU" w:eastAsia="es-CU"/>
+        </w:rPr>
+      </w:pPr>
+    </w:p>
+    <w:p>
+      <w:pPr>
+        <w:pStyle w:val="Prrafodelista"/>
+        <w:keepNext/>
+        <w:keepLines/>
+        <w:numPr>
+          <w:ilvl w:val="1"/>
+          <w:numId w:val="16"/>
+        </w:numPr>
+        <w:spacing w:after="227" w:line="259" w:lineRule="auto"/>
+        <w:contextualSpacing w:val="0"/>
+        <w:jc w:val="left"/>
+        <w:outlineLvl w:val="2"/>
+        <w:rPr>
+          <w:rFonts w:eastAsia="Arial"/>
+          <w:b/>
+          <w:vanish/>
+          <w:color w:val="000000"/>
+          <w:sz w:val="22"/>
+          <w:szCs w:val="22"/>
+          <w:shd w:val="clear" w:color="auto" w:fill="auto"/>
+          <w:lang w:val="es-CU" w:eastAsia="es-CU"/>
+        </w:rPr>
+      </w:pPr>
+    </w:p>
+    <w:p>
+      <w:pPr>
+        <w:pStyle w:val="Prrafodelista"/>
+        <w:keepNext/>
+        <w:keepLines/>
+        <w:numPr>
+          <w:ilvl w:val="1"/>
+          <w:numId w:val="16"/>
+        </w:numPr>
+        <w:spacing w:after="227" w:line="259" w:lineRule="auto"/>
+        <w:contextualSpacing w:val="0"/>
+        <w:jc w:val="left"/>
+        <w:outlineLvl w:val="2"/>
+        <w:rPr>
+          <w:rFonts w:eastAsia="Arial"/>
+          <w:b/>
+          <w:vanish/>
+          <w:color w:val="000000"/>
+          <w:sz w:val="22"/>
+          <w:szCs w:val="22"/>
+          <w:shd w:val="clear" w:color="auto" w:fill="auto"/>
+          <w:lang w:val="es-CU" w:eastAsia="es-CU"/>
+        </w:rPr>
+      </w:pPr>
+    </w:p>
+    <w:p>
+      <w:pPr>
+        <w:pStyle w:val="Prrafodelista"/>
+        <w:keepNext/>
+        <w:keepLines/>
+        <w:numPr>
+          <w:ilvl w:val="1"/>
+          <w:numId w:val="16"/>
+        </w:numPr>
+        <w:spacing w:after="227" w:line="259" w:lineRule="auto"/>
+        <w:contextualSpacing w:val="0"/>
+        <w:jc w:val="left"/>
+        <w:outlineLvl w:val="2"/>
+        <w:rPr>
+          <w:rFonts w:eastAsia="Arial"/>
+          <w:b/>
+          <w:vanish/>
+          <w:color w:val="000000"/>
+          <w:sz w:val="22"/>
+          <w:szCs w:val="22"/>
+          <w:shd w:val="clear" w:color="auto" w:fill="auto"/>
+          <w:lang w:val="es-CU" w:eastAsia="es-CU"/>
+        </w:rPr>
+      </w:pPr>
+    </w:p>
+    <w:p>
+      <w:pPr>
+        <w:pStyle w:val="Prrafodelista"/>
+        <w:keepNext/>
+        <w:keepLines/>
+        <w:numPr>
+          <w:ilvl w:val="1"/>
+          <w:numId w:val="16"/>
+        </w:numPr>
+        <w:spacing w:after="227" w:line="259" w:lineRule="auto"/>
+        <w:contextualSpacing w:val="0"/>
+        <w:jc w:val="left"/>
+        <w:outlineLvl w:val="2"/>
+        <w:rPr>
+          <w:rFonts w:eastAsia="Arial"/>
+          <w:b/>
+          <w:vanish/>
+          <w:color w:val="000000"/>
+          <w:sz w:val="22"/>
+          <w:szCs w:val="22"/>
+          <w:shd w:val="clear" w:color="auto" w:fill="auto"/>
+          <w:lang w:val="es-CU" w:eastAsia="es-CU"/>
+        </w:rPr>
+      </w:pPr>
+    </w:p>
+    <w:p>
+      <w:pPr>
         <w:pStyle w:val="Ttulo3"/>
-        <w:numPr>
-          <w:ilvl w:val="2"/>
-          <w:numId w:val="24"/>
-        </w:numPr>
-        <w:ind w:left="2418"/>
-        <w:jc w:val="both"/>
-      </w:pPr>
+      </w:pPr>
+      <w:commentRangeStart w:id="102"/>
       <w:r>
         <w:t>Historias Técnicas:</w:t>
       </w:r>
-      <w:bookmarkEnd w:id="99"/>
       <w:bookmarkEnd w:id="100"/>
-    </w:p>
-    <w:p>
-      <w:r>
-        <w:t xml:space="preserve">Historias técnicas o </w:t>
-      </w:r>
+      <w:bookmarkEnd w:id="101"/>
+    </w:p>
+    <w:p>
       <w:r>
         <w:t>Requisitos No Funcionales (Restricciones, requisitos de calidad): Restricciones sobre las funciones o servicios ofrecidos por el sistema.</w:t>
+      </w:r>
+      <w:commentRangeEnd w:id="102"/>
+      <w:r>
+        <w:rPr>
+          <w:rStyle w:val="Refdecomentario"/>
+          <w:rFonts w:eastAsiaTheme="minorHAnsi"/>
+          <w:color w:val="auto"/>
+          <w:shd w:val="clear" w:color="auto" w:fill="FFFFFF"/>
+          <w:lang w:val="es-ES" w:eastAsia="en-US"/>
+        </w:rPr>
+        <w:commentReference w:id="102"/>
       </w:r>
     </w:p>
     <w:p>
@@ -12148,7 +12743,6 @@
         <w:spacing w:before="100" w:beforeAutospacing="1" w:after="100" w:afterAutospacing="1" w:line="240" w:lineRule="auto"/>
       </w:pPr>
       <w:r>
-        <w:lastRenderedPageBreak/>
         <w:t>Estabilidad continua</w:t>
       </w:r>
     </w:p>
@@ -12212,6 +12806,7 @@
         <w:spacing w:before="100" w:beforeAutospacing="1" w:after="100" w:afterAutospacing="1" w:line="240" w:lineRule="auto"/>
       </w:pPr>
       <w:r>
+        <w:lastRenderedPageBreak/>
         <w:t>Capacitad para realizar cambios sin afectar la estabilidad</w:t>
       </w:r>
     </w:p>
@@ -12299,6 +12894,7 @@
           <w:szCs w:val="22"/>
         </w:rPr>
       </w:pPr>
+      <w:commentRangeStart w:id="103"/>
       <w:r>
         <w:rPr>
           <w:rFonts w:ascii="Arial" w:hAnsi="Arial" w:cs="Arial"/>
@@ -12481,9 +13077,24 @@
         </w:rPr>
         <w:t>Múltiples pestañas sin degradación de rendimiento.</w:t>
       </w:r>
-    </w:p>
-    <w:p>
-      <w:pPr>
+      <w:commentRangeEnd w:id="103"/>
+      <w:r>
+        <w:rPr>
+          <w:rStyle w:val="Refdecomentario"/>
+          <w:rFonts w:ascii="Arial" w:eastAsiaTheme="minorHAnsi" w:hAnsi="Arial" w:cs="Arial"/>
+          <w:sz w:val="22"/>
+          <w:szCs w:val="22"/>
+          <w:shd w:val="clear" w:color="auto" w:fill="FFFFFF"/>
+          <w:lang w:val="es-ES" w:eastAsia="en-US"/>
+        </w:rPr>
+        <w:commentReference w:id="103"/>
+      </w:r>
+    </w:p>
+    <w:p>
+      <w:pPr>
+        <w:tabs>
+          <w:tab w:val="left" w:pos="5088"/>
+        </w:tabs>
         <w:spacing w:before="100" w:beforeAutospacing="1" w:after="100" w:afterAutospacing="1" w:line="240" w:lineRule="auto"/>
       </w:pPr>
       <w:r>
@@ -12503,13 +13114,13 @@
       </w:r>
       <w:proofErr w:type="spellEnd"/>
       <w:r>
-        <w:t>. V</w:t>
-      </w:r>
-      <w:r>
-        <w:t>20</w:t>
-      </w:r>
-      <w:r>
-        <w:t xml:space="preserve"> LTS(o superior) , Mongo </w:t>
+        <w:t>. V18 LTS</w:t>
+      </w:r>
+      <w:r>
+        <w:t xml:space="preserve"> </w:t>
+      </w:r>
+      <w:r>
+        <w:t xml:space="preserve">(o superior), Mongo </w:t>
       </w:r>
       <w:proofErr w:type="spellStart"/>
       <w:r>
@@ -12518,6 +13129,9 @@
       <w:proofErr w:type="spellEnd"/>
       <w:r>
         <w:t xml:space="preserve"> v7.0</w:t>
+      </w:r>
+      <w:r>
+        <w:tab/>
       </w:r>
     </w:p>
     <w:p>
@@ -12592,13 +13206,13 @@
       <w:pPr>
         <w:pStyle w:val="Ttulo2"/>
       </w:pPr>
-      <w:bookmarkStart w:id="101" w:name="_Toc193705054"/>
-      <w:bookmarkStart w:id="102" w:name="_Toc196374748"/>
+      <w:bookmarkStart w:id="104" w:name="_Toc193705054"/>
+      <w:bookmarkStart w:id="105" w:name="_Toc196374748"/>
       <w:r>
         <w:t>Historias de Usuarios:</w:t>
       </w:r>
-      <w:bookmarkEnd w:id="101"/>
-      <w:bookmarkEnd w:id="102"/>
+      <w:bookmarkEnd w:id="104"/>
+      <w:bookmarkEnd w:id="105"/>
     </w:p>
     <w:p>
       <w:r>
@@ -12614,6 +13228,9 @@
         <w:t xml:space="preserve"> la creación de las pruebas de aceptación</w:t>
       </w:r>
     </w:p>
+    <w:p/>
+    <w:p/>
+    <w:p/>
     <w:tbl>
       <w:tblPr>
         <w:tblStyle w:val="Tablaconcuadrcula"/>
@@ -13119,16 +13736,30 @@
                 <w:sz w:val="22"/>
                 <w:szCs w:val="22"/>
               </w:rPr>
-              <w:t xml:space="preserve">                     </w:t>
+              <w:t xml:space="preserve">                  </w:t>
+            </w:r>
+            <w:r>
+              <w:rPr>
+                <w:sz w:val="22"/>
+                <w:szCs w:val="22"/>
+              </w:rPr>
+              <w:t xml:space="preserve">           </w:t>
+            </w:r>
+            <w:r>
+              <w:rPr>
+                <w:sz w:val="22"/>
+                <w:szCs w:val="22"/>
+              </w:rPr>
+              <w:t xml:space="preserve">  </w:t>
             </w:r>
             <w:r>
               <w:rPr>
                 <w:noProof/>
               </w:rPr>
               <w:drawing>
-                <wp:inline distT="0" distB="0" distL="0" distR="0" wp14:anchorId="286376DC" wp14:editId="0AD3A98C">
-                  <wp:extent cx="3986366" cy="2753833"/>
-                  <wp:effectExtent l="0" t="0" r="0" b="8890"/>
+                <wp:inline distT="0" distB="0" distL="0" distR="0" wp14:anchorId="286376DC" wp14:editId="19F6E3F0">
+                  <wp:extent cx="3679190" cy="2189340"/>
+                  <wp:effectExtent l="0" t="0" r="0" b="1905"/>
                   <wp:docPr id="5" name="Imagen 5"/>
                   <wp:cNvGraphicFramePr>
                     <a:graphicFrameLocks xmlns:a="http://schemas.openxmlformats.org/drawingml/2006/main" noChangeAspect="1"/>
@@ -13158,7 +13789,7 @@
                         <pic:spPr bwMode="auto">
                           <a:xfrm>
                             <a:off x="0" y="0"/>
-                            <a:ext cx="4035312" cy="2787646"/>
+                            <a:ext cx="3853181" cy="2292875"/>
                           </a:xfrm>
                           <a:prstGeom prst="rect">
                             <a:avLst/>
@@ -13174,11 +13805,27 @@
                 </wp:inline>
               </w:drawing>
             </w:r>
+            <w:commentRangeStart w:id="106"/>
+            <w:commentRangeEnd w:id="106"/>
+            <w:r>
+              <w:rPr>
+                <w:rStyle w:val="Refdecomentario"/>
+                <w:rFonts w:eastAsiaTheme="minorHAnsi"/>
+                <w:color w:val="auto"/>
+                <w:shd w:val="clear" w:color="auto" w:fill="FFFFFF"/>
+                <w:lang w:eastAsia="en-US"/>
+              </w:rPr>
+              <w:commentReference w:id="106"/>
+            </w:r>
           </w:p>
         </w:tc>
       </w:tr>
     </w:tbl>
-    <w:p/>
+    <w:p>
+      <w:pPr>
+        <w:ind w:left="0" w:firstLine="0"/>
+      </w:pPr>
+    </w:p>
     <w:tbl>
       <w:tblPr>
         <w:tblStyle w:val="Tablaconcuadrcula"/>
@@ -13746,9 +14393,11 @@
         </w:tc>
       </w:tr>
     </w:tbl>
-    <w:p/>
-    <w:p/>
-    <w:p/>
+    <w:p>
+      <w:pPr>
+        <w:ind w:left="0" w:firstLine="0"/>
+      </w:pPr>
+    </w:p>
     <w:tbl>
       <w:tblPr>
         <w:tblStyle w:val="Tablaconcuadrcula"/>
@@ -14202,21 +14851,6 @@
               <w:t xml:space="preserve">Observaciones: </w:t>
             </w:r>
           </w:p>
-          <w:p>
-            <w:pPr>
-              <w:rPr>
-                <w:sz w:val="22"/>
-                <w:szCs w:val="22"/>
-              </w:rPr>
-            </w:pPr>
-            <w:r>
-              <w:rPr>
-                <w:sz w:val="22"/>
-                <w:szCs w:val="22"/>
-              </w:rPr>
-              <w:t>.</w:t>
-            </w:r>
-          </w:p>
         </w:tc>
       </w:tr>
       <w:tr>
@@ -14251,16 +14885,32 @@
                 <w:sz w:val="22"/>
                 <w:szCs w:val="22"/>
               </w:rPr>
-              <w:t xml:space="preserve">                       </w:t>
+              <w:t xml:space="preserve">               </w:t>
             </w:r>
             <w:r>
               <w:rPr>
                 <w:noProof/>
+                <w:sz w:val="22"/>
+                <w:szCs w:val="22"/>
+              </w:rPr>
+              <w:t xml:space="preserve">                 </w:t>
+            </w:r>
+            <w:r>
+              <w:rPr>
+                <w:noProof/>
+                <w:sz w:val="22"/>
+                <w:szCs w:val="22"/>
+              </w:rPr>
+              <w:t xml:space="preserve">      </w:t>
+            </w:r>
+            <w:r>
+              <w:rPr>
+                <w:noProof/>
               </w:rPr>
               <w:drawing>
-                <wp:inline distT="0" distB="0" distL="0" distR="0" wp14:anchorId="7ED28FDE" wp14:editId="6EE638F9">
-                  <wp:extent cx="3561907" cy="2930300"/>
-                  <wp:effectExtent l="0" t="0" r="635" b="3810"/>
+                <wp:inline distT="0" distB="0" distL="0" distR="0" wp14:anchorId="7ED28FDE" wp14:editId="67299779">
+                  <wp:extent cx="3139408" cy="2426335"/>
+                  <wp:effectExtent l="0" t="0" r="4445" b="0"/>
                   <wp:docPr id="8" name="Imagen 8"/>
                   <wp:cNvGraphicFramePr>
                     <a:graphicFrameLocks xmlns:a="http://schemas.openxmlformats.org/drawingml/2006/main" noChangeAspect="1"/>
@@ -14290,7 +14940,7 @@
                         <pic:spPr bwMode="auto">
                           <a:xfrm>
                             <a:off x="0" y="0"/>
-                            <a:ext cx="3611925" cy="2971449"/>
+                            <a:ext cx="3207128" cy="2478673"/>
                           </a:xfrm>
                           <a:prstGeom prst="rect">
                             <a:avLst/>
@@ -14316,13 +14966,14 @@
       <w:pPr>
         <w:pStyle w:val="Ttulo2"/>
       </w:pPr>
-      <w:bookmarkStart w:id="103" w:name="_Toc193705053"/>
-      <w:bookmarkStart w:id="104" w:name="_Toc196374749"/>
-      <w:r>
+      <w:bookmarkStart w:id="107" w:name="_Toc193705053"/>
+      <w:bookmarkStart w:id="108" w:name="_Toc196374749"/>
+      <w:r>
+        <w:lastRenderedPageBreak/>
         <w:t>Patrón Arquitectónico Vista-Controlador</w:t>
       </w:r>
-      <w:bookmarkEnd w:id="103"/>
-      <w:bookmarkEnd w:id="104"/>
+      <w:bookmarkEnd w:id="107"/>
+      <w:bookmarkEnd w:id="108"/>
     </w:p>
     <w:p>
       <w:r>
@@ -14376,7 +15027,6 @@
         <w:rPr>
           <w:noProof/>
         </w:rPr>
-        <w:lastRenderedPageBreak/>
         <w:drawing>
           <wp:inline distT="0" distB="0" distL="0" distR="0" wp14:anchorId="5437B684" wp14:editId="7861CD5A">
             <wp:extent cx="5391150" cy="2457450"/>
@@ -14438,13 +15088,15 @@
         <w:pStyle w:val="Textoindependiente1"/>
         <w:rPr>
           <w:rFonts w:cs="Arial"/>
-          <w:szCs w:val="22"/>
+          <w:sz w:val="18"/>
+          <w:szCs w:val="18"/>
         </w:rPr>
       </w:pPr>
       <w:r>
         <w:rPr>
           <w:rFonts w:cs="Arial"/>
-          <w:szCs w:val="22"/>
+          <w:sz w:val="18"/>
+          <w:szCs w:val="18"/>
         </w:rPr>
         <w:t>Figura 2.1 Modelo Vista Controlador</w:t>
       </w:r>
@@ -14454,20 +15106,38 @@
       <w:pPr>
         <w:pStyle w:val="Ttulo2"/>
       </w:pPr>
-      <w:bookmarkStart w:id="105" w:name="_Toc193705055"/>
-      <w:bookmarkStart w:id="106" w:name="_Toc196374750"/>
+      <w:bookmarkStart w:id="109" w:name="_Toc193705055"/>
+      <w:bookmarkStart w:id="110" w:name="_Toc196374750"/>
       <w:r>
         <w:t>Diagrama de Clases</w:t>
       </w:r>
-      <w:bookmarkEnd w:id="105"/>
-      <w:bookmarkEnd w:id="106"/>
+      <w:bookmarkEnd w:id="109"/>
+      <w:bookmarkEnd w:id="110"/>
       <w:r>
         <w:t xml:space="preserve"> </w:t>
       </w:r>
     </w:p>
     <w:p>
       <w:r>
-        <w:t>Un diagrama de clases es un tipo de estructura estática que describe la estructura de un sistema mostrando las clases del sistema, sus atributos, operaciones (o métodos), y las relaciones entre los objetos.</w:t>
+        <w:t xml:space="preserve">Un diagrama de clases </w:t>
+      </w:r>
+      <w:commentRangeStart w:id="111"/>
+      <w:r>
+        <w:t>es un tipo de estructura estática que describe la estructura de un sistema mostrando las clases del sistema, sus atributos</w:t>
+      </w:r>
+      <w:commentRangeEnd w:id="111"/>
+      <w:r>
+        <w:rPr>
+          <w:rStyle w:val="Refdecomentario"/>
+          <w:rFonts w:eastAsiaTheme="minorHAnsi"/>
+          <w:color w:val="auto"/>
+          <w:shd w:val="clear" w:color="auto" w:fill="FFFFFF"/>
+          <w:lang w:val="es-ES" w:eastAsia="en-US"/>
+        </w:rPr>
+        <w:commentReference w:id="111"/>
+      </w:r>
+      <w:r>
+        <w:t>, operaciones (o métodos), y las relaciones entre los objetos.</w:t>
       </w:r>
     </w:p>
     <w:p>
@@ -14479,83 +15149,73 @@
           <w:lang w:val="es-CU"/>
         </w:rPr>
       </w:pPr>
-      <w:r>
-        <w:rPr>
-          <w:rFonts w:cs="Arial"/>
-          <w:noProof/>
-          <w:szCs w:val="22"/>
-          <w:lang w:val="es-CU"/>
-        </w:rPr>
-        <w:drawing>
-          <wp:inline distT="0" distB="0" distL="0" distR="0" wp14:anchorId="327D95B4" wp14:editId="0582672D">
-            <wp:extent cx="5971540" cy="2353310"/>
-            <wp:effectExtent l="0" t="0" r="0" b="8890"/>
-            <wp:docPr id="7" name="Imagen 7"/>
-            <wp:cNvGraphicFramePr>
-              <a:graphicFrameLocks xmlns:a="http://schemas.openxmlformats.org/drawingml/2006/main" noChangeAspect="1"/>
-            </wp:cNvGraphicFramePr>
-            <a:graphic xmlns:a="http://schemas.openxmlformats.org/drawingml/2006/main">
-              <a:graphicData uri="http://schemas.openxmlformats.org/drawingml/2006/picture">
-                <pic:pic xmlns:pic="http://schemas.openxmlformats.org/drawingml/2006/picture">
-                  <pic:nvPicPr>
-                    <pic:cNvPr id="0" name="Picture 1"/>
-                    <pic:cNvPicPr>
-                      <a:picLocks noChangeAspect="1" noChangeArrowheads="1"/>
-                    </pic:cNvPicPr>
-                  </pic:nvPicPr>
-                  <pic:blipFill>
-                    <a:blip r:embed="rId67">
-                      <a:extLst>
-                        <a:ext uri="{28A0092B-C50C-407E-A947-70E740481C1C}">
-                          <a14:useLocalDpi xmlns:a14="http://schemas.microsoft.com/office/drawing/2010/main" val="0"/>
-                        </a:ext>
-                      </a:extLst>
-                    </a:blip>
-                    <a:srcRect/>
-                    <a:stretch>
-                      <a:fillRect/>
-                    </a:stretch>
-                  </pic:blipFill>
-                  <pic:spPr bwMode="auto">
-                    <a:xfrm>
-                      <a:off x="0" y="0"/>
-                      <a:ext cx="5971540" cy="2353310"/>
-                    </a:xfrm>
-                    <a:prstGeom prst="rect">
-                      <a:avLst/>
-                    </a:prstGeom>
-                    <a:noFill/>
-                    <a:ln>
-                      <a:noFill/>
-                    </a:ln>
-                  </pic:spPr>
-                </pic:pic>
-              </a:graphicData>
-            </a:graphic>
-          </wp:inline>
-        </w:drawing>
-      </w:r>
-    </w:p>
-    <w:p>
-      <w:r>
-        <w:t xml:space="preserve"> Figura 2.2   La clase usuario va a realizar muchos cálculos, estos cálculos ser realizan en una ubicación, en una ubicación se realiza muchos cálculos, </w:t>
-      </w:r>
-      <w:r>
+      <w:commentRangeStart w:id="112"/>
+      <w:commentRangeEnd w:id="112"/>
+      <w:r>
+        <w:rPr>
+          <w:rStyle w:val="Refdecomentario"/>
+          <w:rFonts w:eastAsiaTheme="minorHAnsi" w:cs="Arial"/>
+          <w:shd w:val="clear" w:color="auto" w:fill="FFFFFF"/>
+          <w:lang w:eastAsia="en-US"/>
+        </w:rPr>
+        <w:commentReference w:id="112"/>
+      </w:r>
+    </w:p>
+    <w:p>
+      <w:pPr>
+        <w:rPr>
+          <w:sz w:val="18"/>
+          <w:szCs w:val="18"/>
+        </w:rPr>
+      </w:pPr>
+      <w:commentRangeStart w:id="113"/>
+      <w:r>
+        <w:rPr>
+          <w:sz w:val="20"/>
+          <w:szCs w:val="20"/>
+        </w:rPr>
+        <w:t xml:space="preserve"> </w:t>
+      </w:r>
+      <w:r>
+        <w:rPr>
+          <w:sz w:val="18"/>
+          <w:szCs w:val="18"/>
+        </w:rPr>
+        <w:t xml:space="preserve">Figura 2.2   La clase usuario va a realizar muchos cálculos, estos cálculos ser realizan en una ubicación, en una ubicación se realiza muchos cálculos, </w:t>
+      </w:r>
+      <w:r>
+        <w:rPr>
+          <w:sz w:val="18"/>
+          <w:szCs w:val="18"/>
+        </w:rPr>
         <w:t xml:space="preserve">y un usuario va tener varias trazas </w:t>
       </w:r>
+      <w:commentRangeEnd w:id="113"/>
+      <w:r>
+        <w:rPr>
+          <w:rStyle w:val="Refdecomentario"/>
+          <w:rFonts w:eastAsiaTheme="minorHAnsi"/>
+          <w:color w:val="auto"/>
+          <w:sz w:val="18"/>
+          <w:szCs w:val="18"/>
+          <w:shd w:val="clear" w:color="auto" w:fill="FFFFFF"/>
+          <w:lang w:val="es-ES" w:eastAsia="en-US"/>
+        </w:rPr>
+        <w:commentReference w:id="113"/>
+      </w:r>
     </w:p>
     <w:p>
       <w:pPr>
         <w:pStyle w:val="Ttulo2"/>
       </w:pPr>
-      <w:bookmarkStart w:id="107" w:name="_Toc193705056"/>
-      <w:bookmarkStart w:id="108" w:name="_Toc196374751"/>
+      <w:bookmarkStart w:id="114" w:name="_Toc193705056"/>
+      <w:bookmarkStart w:id="115" w:name="_Toc196374751"/>
       <w:r>
         <w:lastRenderedPageBreak/>
         <w:t>Diagrama de Base de Datos</w:t>
       </w:r>
-      <w:bookmarkEnd w:id="107"/>
-      <w:bookmarkEnd w:id="108"/>
+      <w:bookmarkEnd w:id="114"/>
+      <w:bookmarkEnd w:id="115"/>
     </w:p>
     <w:p>
       <w:r>
@@ -14568,6 +15228,7 @@
           <w:noProof/>
         </w:rPr>
       </w:pPr>
+      <w:commentRangeStart w:id="116"/>
       <w:r>
         <w:rPr>
           <w:noProof/>
@@ -14590,7 +15251,7 @@
                     </pic:cNvPicPr>
                   </pic:nvPicPr>
                   <pic:blipFill>
-                    <a:blip r:embed="rId68">
+                    <a:blip r:embed="rId67">
                       <a:extLst>
                         <a:ext uri="{28A0092B-C50C-407E-A947-70E740481C1C}">
                           <a14:useLocalDpi xmlns:a14="http://schemas.microsoft.com/office/drawing/2010/main" val="0"/>
@@ -14621,9 +15282,30 @@
           </wp:inline>
         </w:drawing>
       </w:r>
-    </w:p>
-    <w:p>
-      <w:r>
+      <w:commentRangeEnd w:id="116"/>
+      <w:r>
+        <w:rPr>
+          <w:rStyle w:val="Refdecomentario"/>
+          <w:rFonts w:eastAsiaTheme="minorHAnsi"/>
+          <w:color w:val="auto"/>
+          <w:shd w:val="clear" w:color="auto" w:fill="FFFFFF"/>
+          <w:lang w:val="es-ES" w:eastAsia="en-US"/>
+        </w:rPr>
+        <w:commentReference w:id="116"/>
+      </w:r>
+    </w:p>
+    <w:p>
+      <w:pPr>
+        <w:rPr>
+          <w:sz w:val="18"/>
+          <w:szCs w:val="18"/>
+        </w:rPr>
+      </w:pPr>
+      <w:r>
+        <w:rPr>
+          <w:sz w:val="18"/>
+          <w:szCs w:val="18"/>
+        </w:rPr>
         <w:t>Figura 2.3 Diagrama de Base de Datos</w:t>
       </w:r>
     </w:p>
@@ -15929,8 +16611,21 @@
       <w:pPr>
         <w:pStyle w:val="Ttulo3"/>
       </w:pPr>
+      <w:commentRangeStart w:id="117"/>
       <w:r>
         <w:t>Patrones de Microservicios</w:t>
+      </w:r>
+      <w:commentRangeEnd w:id="117"/>
+      <w:r>
+        <w:rPr>
+          <w:rStyle w:val="Refdecomentario"/>
+          <w:rFonts w:eastAsiaTheme="minorHAnsi"/>
+          <w:b w:val="0"/>
+          <w:color w:val="auto"/>
+          <w:shd w:val="clear" w:color="auto" w:fill="FFFFFF"/>
+          <w:lang w:val="es-ES" w:eastAsia="en-US"/>
+        </w:rPr>
+        <w:commentReference w:id="117"/>
       </w:r>
     </w:p>
     <w:p>
@@ -15949,119 +16644,49 @@
         <w:rPr>
           <w:lang w:val="es-ES"/>
         </w:rPr>
-        <w:t xml:space="preserve">Un </w:t>
-      </w:r>
-      <w:r>
-        <w:rPr>
-          <w:b/>
-          <w:bCs/>
+        <w:t xml:space="preserve">Un patrón de microservicio provee soluciones estructuradas a problemas comunes que surgen durante la adopción y evolución de una arquitectura de microservicios. Estos patrones facilitan la correcta implementación, escalabilidad, mantenimiento y resiliencia de los sistemas distribuidos. En el presente sistema informático para la gestión del cálculo del transporte de sedimentos, desarrollado con el </w:t>
+      </w:r>
+      <w:proofErr w:type="spellStart"/>
+      <w:r>
+        <w:rPr>
           <w:lang w:val="es-ES"/>
         </w:rPr>
-        <w:t>patrón de microservicio</w:t>
-      </w:r>
+        <w:t>framework</w:t>
+      </w:r>
+      <w:proofErr w:type="spellEnd"/>
       <w:r>
         <w:rPr>
           <w:lang w:val="es-ES"/>
         </w:rPr>
-        <w:t xml:space="preserve"> provee soluciones estructuradas a problemas comunes que surgen durante la adopción y evolución de una arquitectura de microservicios. Estos patrones facilitan la correcta implementación, escalabilidad, mantenimiento y resiliencia de los sistemas distribuidos. En el presente sistema informático para </w:t>
-      </w:r>
+        <w:t xml:space="preserve"> </w:t>
+      </w:r>
+      <w:proofErr w:type="spellStart"/>
       <w:r>
         <w:rPr>
           <w:lang w:val="es-ES"/>
         </w:rPr>
-        <w:t>la gestión del cálculo del transporte de sedimentos</w:t>
-      </w:r>
+        <w:t>NestJS</w:t>
+      </w:r>
+      <w:proofErr w:type="spellEnd"/>
       <w:r>
         <w:rPr>
           <w:lang w:val="es-ES"/>
         </w:rPr>
-        <w:t xml:space="preserve">, desarrollado con el </w:t>
+        <w:t xml:space="preserve"> y basado en arquitectura de microservicios, se identificaron dos patrones relevantes: SAGA y </w:t>
       </w:r>
       <w:proofErr w:type="spellStart"/>
       <w:r>
         <w:rPr>
-          <w:b/>
-          <w:bCs/>
           <w:lang w:val="es-ES"/>
         </w:rPr>
-        <w:t>framework</w:t>
+        <w:t>Circuit</w:t>
       </w:r>
       <w:proofErr w:type="spellEnd"/>
       <w:r>
         <w:rPr>
-          <w:b/>
-          <w:bCs/>
           <w:lang w:val="es-ES"/>
         </w:rPr>
-        <w:t xml:space="preserve"> </w:t>
-      </w:r>
-      <w:proofErr w:type="spellStart"/>
-      <w:r>
-        <w:rPr>
-          <w:b/>
-          <w:bCs/>
-          <w:lang w:val="es-ES"/>
-        </w:rPr>
-        <w:t>NestJS</w:t>
-      </w:r>
-      <w:proofErr w:type="spellEnd"/>
-      <w:r>
-        <w:rPr>
-          <w:lang w:val="es-ES"/>
-        </w:rPr>
-        <w:t xml:space="preserve"> y basado en </w:t>
-      </w:r>
-      <w:r>
-        <w:rPr>
-          <w:b/>
-          <w:bCs/>
-          <w:lang w:val="es-ES"/>
-        </w:rPr>
-        <w:t>arquitectura de microservicios</w:t>
-      </w:r>
-      <w:r>
-        <w:rPr>
-          <w:lang w:val="es-ES"/>
-        </w:rPr>
-        <w:t xml:space="preserve">, se identificaron dos patrones relevantes: </w:t>
-      </w:r>
-      <w:r>
-        <w:rPr>
-          <w:b/>
-          <w:bCs/>
-          <w:lang w:val="es-ES"/>
-        </w:rPr>
-        <w:t>SAGA</w:t>
-      </w:r>
-      <w:r>
-        <w:rPr>
-          <w:lang w:val="es-ES"/>
-        </w:rPr>
-        <w:t xml:space="preserve"> y </w:t>
-      </w:r>
-      <w:proofErr w:type="spellStart"/>
-      <w:r>
-        <w:rPr>
-          <w:b/>
-          <w:bCs/>
-          <w:lang w:val="es-ES"/>
-        </w:rPr>
-        <w:t>Circuit</w:t>
-      </w:r>
-      <w:proofErr w:type="spellEnd"/>
-      <w:r>
-        <w:rPr>
-          <w:b/>
-          <w:bCs/>
-          <w:lang w:val="es-ES"/>
-        </w:rPr>
-        <w:t xml:space="preserve"> Breaker</w:t>
-      </w:r>
-      <w:r>
-        <w:rPr>
-          <w:lang w:val="es-ES"/>
-        </w:rPr>
-        <w:t>. Ambos se consideran fundamentales en sistemas donde la consistencia transaccional y la tolerancia a fallos resultan críticas, especialmente al coordinar operaciones entre múltiples servicios.</w:t>
+        <w:t xml:space="preserve"> Breaker. Ambos se consideran fundamentales en sistemas donde la consistencia transaccional y la tolerancia a fallos resultan críticas, especialmente al coordinar operaciones entre múltiples servicios.</w:t>
       </w:r>
     </w:p>
     <w:p>
@@ -16096,35 +16721,7 @@
         <w:rPr>
           <w:lang w:val="es-ES"/>
         </w:rPr>
-        <w:t xml:space="preserve">El patrón </w:t>
-      </w:r>
-      <w:r>
-        <w:rPr>
-          <w:b/>
-          <w:bCs/>
-          <w:lang w:val="es-ES"/>
-        </w:rPr>
-        <w:t>SAGA</w:t>
-      </w:r>
-      <w:r>
-        <w:rPr>
-          <w:lang w:val="es-ES"/>
-        </w:rPr>
-        <w:t xml:space="preserve"> propone una alternativa al uso de transacciones distribuidas tradicionales, mediante la coordinación de una </w:t>
-      </w:r>
-      <w:r>
-        <w:rPr>
-          <w:b/>
-          <w:bCs/>
-          <w:lang w:val="es-ES"/>
-        </w:rPr>
-        <w:t>serie de transacciones locales</w:t>
-      </w:r>
-      <w:r>
-        <w:rPr>
-          <w:lang w:val="es-ES"/>
-        </w:rPr>
-        <w:t xml:space="preserve"> que, ejecutadas en secuencia, logran mantener la consistencia del sistema. Cada transacción debe contar con una acción compensatoria que revierta los efectos en caso de fallo.</w:t>
+        <w:t>El patrón SAGA propone una alternativa al uso de transacciones distribuidas tradicionales, mediante la coordinación de una serie de transacciones locales que, ejecutadas en secuencia, logran mantener la consistencia del sistema. Cada transacción debe contar con una acción compensatoria que revierta los efectos en caso de fallo.</w:t>
       </w:r>
     </w:p>
     <w:p>
@@ -16141,45 +16738,21 @@
           <w:lang w:val="es-ES"/>
         </w:rPr>
         <w:lastRenderedPageBreak/>
-        <w:t xml:space="preserve">En el sistema de cálculo de sedimentos, este patrón se propone para coordinar operaciones entre el </w:t>
-      </w:r>
-      <w:r>
-        <w:rPr>
-          <w:b/>
-          <w:bCs/>
+        <w:t xml:space="preserve">En el sistema de cálculo de sedimentos, este patrón se propone para coordinar operaciones entre el microservicio </w:t>
+      </w:r>
+      <w:proofErr w:type="spellStart"/>
+      <w:r>
+        <w:rPr>
           <w:lang w:val="es-ES"/>
         </w:rPr>
-        <w:t xml:space="preserve">microservicio </w:t>
-      </w:r>
-      <w:proofErr w:type="spellStart"/>
-      <w:r>
-        <w:rPr>
-          <w:b/>
-          <w:bCs/>
+        <w:t>gateway</w:t>
+      </w:r>
+      <w:proofErr w:type="spellEnd"/>
+      <w:r>
+        <w:rPr>
           <w:lang w:val="es-ES"/>
         </w:rPr>
-        <w:t>gateway</w:t>
-      </w:r>
-      <w:proofErr w:type="spellEnd"/>
-      <w:r>
-        <w:rPr>
-          <w:lang w:val="es-ES"/>
-        </w:rPr>
-        <w:t xml:space="preserve"> (responsable de autenticación, configuración y control de acceso) y el </w:t>
-      </w:r>
-      <w:r>
-        <w:rPr>
-          <w:b/>
-          <w:bCs/>
-          <w:lang w:val="es-ES"/>
-        </w:rPr>
-        <w:t>microservicio de cálculo</w:t>
-      </w:r>
-      <w:r>
-        <w:rPr>
-          <w:lang w:val="es-ES"/>
-        </w:rPr>
-        <w:t>. Dado que las operaciones del sistema pueden implicar múltiples pasos secuenciales —por ejemplo, autenticación del usuario, validación de datos, obtención de parámetros de configuración y ejecución de algoritmos de cálculo—, se requiere garantizar que, ante fallos, el sistema mantenga la coherencia del flujo.</w:t>
+        <w:t xml:space="preserve"> (responsable de autenticación, configuración y control de acceso) y el microservicio de cálculo. Dado que las operaciones del sistema pueden implicar múltiples pasos secuenciales —por ejemplo, autenticación del usuario, validación de datos, obtención de parámetros de configuración y ejecución de algoritmos de cálculo—, se requiere garantizar que, ante fallos, el sistema mantenga la coherencia del flujo.</w:t>
       </w:r>
     </w:p>
     <w:p>
@@ -16195,35 +16768,21 @@
         <w:rPr>
           <w:lang w:val="es-ES"/>
         </w:rPr>
-        <w:t xml:space="preserve">Se propone el uso del enfoque de </w:t>
-      </w:r>
-      <w:r>
-        <w:rPr>
-          <w:b/>
-          <w:bCs/>
+        <w:t xml:space="preserve">Se propone el uso del enfoque de Orquestación, donde un orquestador centralizado dirige cada transacción, notifica el éxito o fallo de las acciones y coordina las compensaciones necesarias. Por ejemplo, si un usuario inicia un </w:t>
+      </w:r>
+      <w:proofErr w:type="gramStart"/>
+      <w:r>
+        <w:rPr>
           <w:lang w:val="es-ES"/>
         </w:rPr>
-        <w:t>Orquestación</w:t>
-      </w:r>
+        <w:t>cálculo</w:t>
+      </w:r>
+      <w:proofErr w:type="gramEnd"/>
       <w:r>
         <w:rPr>
           <w:lang w:val="es-ES"/>
         </w:rPr>
-        <w:t xml:space="preserve">, donde un </w:t>
-      </w:r>
-      <w:r>
-        <w:rPr>
-          <w:b/>
-          <w:bCs/>
-          <w:lang w:val="es-ES"/>
-        </w:rPr>
-        <w:t>orquestador centralizado</w:t>
-      </w:r>
-      <w:r>
-        <w:rPr>
-          <w:lang w:val="es-ES"/>
-        </w:rPr>
-        <w:t xml:space="preserve"> dirige cada transacción, notifica el éxito o fallo de las acciones y coordina las compensaciones necesarias. Por ejemplo, si un usuario inicia un cálculo pero se detecta inconsistencia en la configuración o falla la ejecución del algoritmo, el orquestador se encarga de notificar los módulos afectados y deshacer operaciones previas.</w:t>
+        <w:t xml:space="preserve"> pero se detecta inconsistencia en la configuración o falla la ejecución del algoritmo, el orquestador se encarga de notificar los módulos afectados y deshacer operaciones previas.</w:t>
       </w:r>
     </w:p>
     <w:p>
@@ -16355,7 +16914,21 @@
         <w:rPr>
           <w:lang w:val="es-ES"/>
         </w:rPr>
-        <w:t>Si el orquestador falla, puede afectar a todo el sistema; por ello, su diseño debe ser robusto y enfocado exclusivamente en la coordinación, no en lógica de negocio.</w:t>
+        <w:t xml:space="preserve">Si el </w:t>
+      </w:r>
+      <w:proofErr w:type="gramStart"/>
+      <w:r>
+        <w:rPr>
+          <w:lang w:val="es-ES"/>
+        </w:rPr>
+        <w:t>orquestador falla</w:t>
+      </w:r>
+      <w:proofErr w:type="gramEnd"/>
+      <w:r>
+        <w:rPr>
+          <w:lang w:val="es-ES"/>
+        </w:rPr>
+        <w:t>, puede afectar a todo el sistema; por ello, su diseño debe ser robusto y enfocado exclusivamente en la coordinación, no en lógica de negocio.</w:t>
       </w:r>
     </w:p>
     <w:p>
@@ -16409,8 +16982,6 @@
       <w:proofErr w:type="spellStart"/>
       <w:r>
         <w:rPr>
-          <w:b/>
-          <w:bCs/>
           <w:lang w:val="es-ES"/>
         </w:rPr>
         <w:t>Circuit</w:t>
@@ -16418,31 +16989,9 @@
       <w:proofErr w:type="spellEnd"/>
       <w:r>
         <w:rPr>
-          <w:b/>
-          <w:bCs/>
           <w:lang w:val="es-ES"/>
         </w:rPr>
-        <w:t xml:space="preserve"> Breaker</w:t>
-      </w:r>
-      <w:r>
-        <w:rPr>
-          <w:lang w:val="es-ES"/>
-        </w:rPr>
-        <w:t xml:space="preserve"> se implementa para aumentar la </w:t>
-      </w:r>
-      <w:r>
-        <w:rPr>
-          <w:b/>
-          <w:bCs/>
-          <w:lang w:val="es-ES"/>
-        </w:rPr>
-        <w:t>resiliencia</w:t>
-      </w:r>
-      <w:r>
-        <w:rPr>
-          <w:lang w:val="es-ES"/>
-        </w:rPr>
-        <w:t xml:space="preserve"> del sistema, evitando que los microservicios continúen enviando solicitudes a servicios que están fallando. Funciona como un disyuntor que monitorea el número de fallos y corta el tráfico a servicios inestables hasta que se recuperen.</w:t>
+        <w:t xml:space="preserve"> Breaker se implementa para aumentar la resiliencia del sistema, evitando que los microservicios continúen enviando solicitudes a servicios que están fallando. Funciona como un disyuntor que monitorea el número de fallos y corta el tráfico a servicios inestables hasta que se recuperen.</w:t>
       </w:r>
     </w:p>
     <w:p>
@@ -16463,8 +17012,6 @@
       <w:proofErr w:type="spellStart"/>
       <w:r>
         <w:rPr>
-          <w:b/>
-          <w:bCs/>
           <w:lang w:val="es-ES"/>
         </w:rPr>
         <w:t>gateway</w:t>
@@ -16474,21 +17021,7 @@
         <w:rPr>
           <w:lang w:val="es-ES"/>
         </w:rPr>
-        <w:t xml:space="preserve"> y el </w:t>
-      </w:r>
-      <w:r>
-        <w:rPr>
-          <w:b/>
-          <w:bCs/>
-          <w:lang w:val="es-ES"/>
-        </w:rPr>
-        <w:t>microservicio de cálculo</w:t>
-      </w:r>
-      <w:r>
-        <w:rPr>
-          <w:lang w:val="es-ES"/>
-        </w:rPr>
-        <w:t>, dado que este último puede implicar operaciones intensivas en CPU o en lectura de datos, propensas a latencia o errores si los recursos se saturan.</w:t>
+        <w:t xml:space="preserve"> y el microservicio de cálculo, dado que este último puede implicar operaciones intensivas en CPU o en lectura de datos, propensas a latencia o errores si los recursos se saturan.</w:t>
       </w:r>
     </w:p>
     <w:p>
@@ -16509,8 +17042,6 @@
       <w:proofErr w:type="spellStart"/>
       <w:r>
         <w:rPr>
-          <w:b/>
-          <w:bCs/>
           <w:lang w:val="es-ES"/>
         </w:rPr>
         <w:t>Circuit</w:t>
@@ -16518,24 +17049,22 @@
       <w:proofErr w:type="spellEnd"/>
       <w:r>
         <w:rPr>
-          <w:b/>
-          <w:bCs/>
           <w:lang w:val="es-ES"/>
         </w:rPr>
-        <w:t xml:space="preserve"> Breaker</w:t>
+        <w:t xml:space="preserve"> Breaker evitará seguir enviando solicitudes, permitiendo que el sistema </w:t>
       </w:r>
       <w:r>
         <w:rPr>
           <w:lang w:val="es-ES"/>
         </w:rPr>
-        <w:t xml:space="preserve"> evitará seguir enviando solicitudes, permitiendo que el sistema </w:t>
+        <w:lastRenderedPageBreak/>
+        <w:t>degrade su servicio de forma controlada, por ejemplo, devolviendo respuestas en caché, errores personalizados o notificaciones de mantenimiento</w:t>
       </w:r>
       <w:r>
         <w:rPr>
           <w:lang w:val="es-ES"/>
         </w:rPr>
-        <w:lastRenderedPageBreak/>
-        <w:t>degrade su servicio de forma controlada, por ejemplo, devolviendo respuestas en caché, errores personalizados o notificaciones de mantenimiento.</w:t>
+        <w:t>.</w:t>
       </w:r>
     </w:p>
     <w:p>
@@ -17158,6 +17687,7 @@
           <w:bCs/>
         </w:rPr>
       </w:pPr>
+      <w:commentRangeStart w:id="118"/>
       <w:r>
         <w:rPr>
           <w:b w:val="0"/>
@@ -17179,6 +17709,18 @@
         </w:rPr>
         <w:t>.</w:t>
       </w:r>
+      <w:commentRangeEnd w:id="118"/>
+      <w:r>
+        <w:rPr>
+          <w:rStyle w:val="Refdecomentario"/>
+          <w:rFonts w:eastAsiaTheme="minorHAnsi"/>
+          <w:b w:val="0"/>
+          <w:color w:val="auto"/>
+          <w:shd w:val="clear" w:color="auto" w:fill="FFFFFF"/>
+          <w:lang w:val="es-ES" w:eastAsia="en-US"/>
+        </w:rPr>
+        <w:commentReference w:id="118"/>
+      </w:r>
       <w:r>
         <w:rPr>
           <w:b w:val="0"/>
@@ -17191,8 +17733,8 @@
       <w:pPr>
         <w:pStyle w:val="Ttulo1"/>
       </w:pPr>
-      <w:bookmarkStart w:id="109" w:name="_Toc196374752"/>
-      <w:bookmarkStart w:id="110" w:name="_Toc22562"/>
+      <w:bookmarkStart w:id="119" w:name="_Toc196374752"/>
+      <w:bookmarkStart w:id="120" w:name="_Toc22562"/>
       <w:r>
         <w:lastRenderedPageBreak/>
         <w:t xml:space="preserve">CAPITULO 3. </w:t>
@@ -17201,11 +17743,11 @@
         <w:tab/>
         <w:t>ESPECIFICACIÓN TÉCNICA DEL PRODUCTO</w:t>
       </w:r>
-      <w:bookmarkEnd w:id="109"/>
+      <w:bookmarkEnd w:id="119"/>
       <w:r>
         <w:t xml:space="preserve"> </w:t>
       </w:r>
-      <w:bookmarkEnd w:id="110"/>
+      <w:bookmarkEnd w:id="120"/>
     </w:p>
     <w:p>
       <w:pPr>
@@ -17232,7 +17774,7 @@
           <w:lang w:val="es-CU" w:eastAsia="es-CU"/>
         </w:rPr>
       </w:pPr>
-      <w:bookmarkStart w:id="111" w:name="_Toc193705058"/>
+      <w:bookmarkStart w:id="121" w:name="_Toc193705058"/>
     </w:p>
     <w:p>
       <w:pPr>
@@ -17241,7 +17783,7 @@
       <w:r>
         <w:t>Introducción</w:t>
       </w:r>
-      <w:bookmarkEnd w:id="111"/>
+      <w:bookmarkEnd w:id="121"/>
       <w:r>
         <w:t xml:space="preserve"> </w:t>
       </w:r>
@@ -17317,24 +17859,13 @@
     </w:p>
     <w:p>
       <w:pPr>
-        <w:pStyle w:val="Ttulo4"/>
-        <w:jc w:val="both"/>
-        <w:rPr>
-          <w:rFonts w:ascii="Arial" w:hAnsi="Arial" w:cs="Arial"/>
-          <w:b w:val="0"/>
-          <w:bCs/>
-          <w:color w:val="auto"/>
-          <w:sz w:val="22"/>
+        <w:rPr>
+          <w:b/>
           <w:lang w:val="en-US"/>
         </w:rPr>
       </w:pPr>
       <w:r>
         <w:rPr>
-          <w:rFonts w:ascii="Arial" w:hAnsi="Arial" w:cs="Arial"/>
-          <w:b w:val="0"/>
-          <w:bCs/>
-          <w:color w:val="auto"/>
-          <w:sz w:val="22"/>
           <w:lang w:val="en-US"/>
         </w:rPr>
         <w:t>Frontend (React con Material Dashboard)</w:t>
@@ -17565,6 +18096,131 @@
         </w:rPr>
         <w:t>)</w:t>
       </w:r>
+    </w:p>
+    <w:p>
+      <w:pPr>
+        <w:pStyle w:val="Prrafodelista"/>
+        <w:keepNext/>
+        <w:keepLines/>
+        <w:numPr>
+          <w:ilvl w:val="0"/>
+          <w:numId w:val="40"/>
+        </w:numPr>
+        <w:spacing w:after="227" w:line="259" w:lineRule="auto"/>
+        <w:contextualSpacing w:val="0"/>
+        <w:jc w:val="left"/>
+        <w:outlineLvl w:val="2"/>
+        <w:rPr>
+          <w:rFonts w:eastAsia="Arial"/>
+          <w:b/>
+          <w:vanish/>
+          <w:color w:val="000000"/>
+          <w:sz w:val="22"/>
+          <w:szCs w:val="22"/>
+          <w:shd w:val="clear" w:color="auto" w:fill="auto"/>
+          <w:lang w:val="es-CU" w:eastAsia="es-CU"/>
+        </w:rPr>
+      </w:pPr>
+    </w:p>
+    <w:p>
+      <w:pPr>
+        <w:pStyle w:val="Prrafodelista"/>
+        <w:keepNext/>
+        <w:keepLines/>
+        <w:numPr>
+          <w:ilvl w:val="0"/>
+          <w:numId w:val="40"/>
+        </w:numPr>
+        <w:spacing w:after="227" w:line="259" w:lineRule="auto"/>
+        <w:contextualSpacing w:val="0"/>
+        <w:jc w:val="left"/>
+        <w:outlineLvl w:val="2"/>
+        <w:rPr>
+          <w:rFonts w:eastAsia="Arial"/>
+          <w:b/>
+          <w:vanish/>
+          <w:color w:val="000000"/>
+          <w:sz w:val="22"/>
+          <w:szCs w:val="22"/>
+          <w:shd w:val="clear" w:color="auto" w:fill="auto"/>
+          <w:lang w:val="es-CU" w:eastAsia="es-CU"/>
+        </w:rPr>
+      </w:pPr>
+    </w:p>
+    <w:p>
+      <w:pPr>
+        <w:pStyle w:val="Prrafodelista"/>
+        <w:keepNext/>
+        <w:keepLines/>
+        <w:numPr>
+          <w:ilvl w:val="0"/>
+          <w:numId w:val="40"/>
+        </w:numPr>
+        <w:spacing w:after="227" w:line="259" w:lineRule="auto"/>
+        <w:contextualSpacing w:val="0"/>
+        <w:jc w:val="left"/>
+        <w:outlineLvl w:val="2"/>
+        <w:rPr>
+          <w:rFonts w:eastAsia="Arial"/>
+          <w:b/>
+          <w:vanish/>
+          <w:color w:val="000000"/>
+          <w:sz w:val="22"/>
+          <w:szCs w:val="22"/>
+          <w:shd w:val="clear" w:color="auto" w:fill="auto"/>
+          <w:lang w:val="es-CU" w:eastAsia="es-CU"/>
+        </w:rPr>
+      </w:pPr>
+    </w:p>
+    <w:p>
+      <w:pPr>
+        <w:pStyle w:val="Prrafodelista"/>
+        <w:keepNext/>
+        <w:keepLines/>
+        <w:numPr>
+          <w:ilvl w:val="1"/>
+          <w:numId w:val="40"/>
+        </w:numPr>
+        <w:spacing w:after="227" w:line="259" w:lineRule="auto"/>
+        <w:contextualSpacing w:val="0"/>
+        <w:jc w:val="left"/>
+        <w:outlineLvl w:val="2"/>
+        <w:rPr>
+          <w:rFonts w:eastAsia="Arial"/>
+          <w:b/>
+          <w:vanish/>
+          <w:color w:val="000000"/>
+          <w:sz w:val="22"/>
+          <w:szCs w:val="22"/>
+          <w:shd w:val="clear" w:color="auto" w:fill="auto"/>
+          <w:lang w:val="es-CU" w:eastAsia="es-CU"/>
+        </w:rPr>
+      </w:pPr>
+    </w:p>
+    <w:p>
+      <w:pPr>
+        <w:pStyle w:val="Prrafodelista"/>
+        <w:keepNext/>
+        <w:keepLines/>
+        <w:numPr>
+          <w:ilvl w:val="1"/>
+          <w:numId w:val="40"/>
+        </w:numPr>
+        <w:spacing w:after="227" w:line="259" w:lineRule="auto"/>
+        <w:contextualSpacing w:val="0"/>
+        <w:jc w:val="left"/>
+        <w:outlineLvl w:val="2"/>
+        <w:rPr>
+          <w:rFonts w:eastAsia="Arial"/>
+          <w:b/>
+          <w:vanish/>
+          <w:color w:val="000000"/>
+          <w:sz w:val="22"/>
+          <w:szCs w:val="22"/>
+          <w:shd w:val="clear" w:color="auto" w:fill="auto"/>
+          <w:lang w:val="es-CU" w:eastAsia="es-CU"/>
+        </w:rPr>
+      </w:pPr>
     </w:p>
     <w:p>
       <w:pPr>
@@ -17776,7 +18432,7 @@
                     </pic:cNvPicPr>
                   </pic:nvPicPr>
                   <pic:blipFill>
-                    <a:blip r:embed="rId69">
+                    <a:blip r:embed="rId68">
                       <a:extLst>
                         <a:ext uri="{28A0092B-C50C-407E-A947-70E740481C1C}">
                           <a14:useLocalDpi xmlns:a14="http://schemas.microsoft.com/office/drawing/2010/main" val="0"/>
@@ -17813,6 +18469,8 @@
         <w:jc w:val="left"/>
         <w:rPr>
           <w:color w:val="auto"/>
+          <w:sz w:val="18"/>
+          <w:szCs w:val="18"/>
         </w:rPr>
       </w:pPr>
       <w:r>
@@ -17820,12 +18478,16 @@
           <w:b/>
           <w:bCs/>
           <w:color w:val="auto"/>
+          <w:sz w:val="18"/>
+          <w:szCs w:val="18"/>
         </w:rPr>
         <w:t xml:space="preserve">Figura 3.3 </w:t>
       </w:r>
       <w:r>
         <w:rPr>
           <w:color w:val="auto"/>
+          <w:sz w:val="18"/>
+          <w:szCs w:val="18"/>
         </w:rPr>
         <w:t xml:space="preserve">Estructura del directorio </w:t>
       </w:r>
@@ -17833,6 +18495,8 @@
       <w:r>
         <w:rPr>
           <w:color w:val="auto"/>
+          <w:sz w:val="18"/>
+          <w:szCs w:val="18"/>
         </w:rPr>
         <w:t>scr</w:t>
       </w:r>
@@ -17840,6 +18504,8 @@
       <w:r>
         <w:rPr>
           <w:color w:val="auto"/>
+          <w:sz w:val="18"/>
+          <w:szCs w:val="18"/>
         </w:rPr>
         <w:t>/</w:t>
       </w:r>
@@ -18618,9 +19284,19 @@
           <w:sz w:val="22"/>
           <w:szCs w:val="22"/>
         </w:rPr>
-        <w:t>l fichero  .</w:t>
+        <w:t xml:space="preserve">l </w:t>
+      </w:r>
+      <w:proofErr w:type="gramStart"/>
+      <w:r>
+        <w:rPr>
+          <w:b/>
+          <w:sz w:val="22"/>
+          <w:szCs w:val="22"/>
+        </w:rPr>
+        <w:t>fichero  .</w:t>
       </w:r>
       <w:proofErr w:type="spellStart"/>
+      <w:proofErr w:type="gramEnd"/>
       <w:r>
         <w:rPr>
           <w:b/>
@@ -18708,7 +19384,7 @@
                     </pic:cNvPicPr>
                   </pic:nvPicPr>
                   <pic:blipFill>
-                    <a:blip r:embed="rId70">
+                    <a:blip r:embed="rId69">
                       <a:extLst>
                         <a:ext uri="{28A0092B-C50C-407E-A947-70E740481C1C}">
                           <a14:useLocalDpi xmlns:a14="http://schemas.microsoft.com/office/drawing/2010/main" val="0"/>
@@ -18754,47 +19430,47 @@
         <w:ind w:left="504" w:hanging="504"/>
         <w:rPr>
           <w:bCs/>
-          <w:sz w:val="22"/>
-          <w:szCs w:val="22"/>
+          <w:sz w:val="18"/>
+          <w:szCs w:val="18"/>
         </w:rPr>
       </w:pPr>
       <w:r>
         <w:rPr>
           <w:bCs/>
-          <w:sz w:val="22"/>
-          <w:szCs w:val="22"/>
+          <w:sz w:val="18"/>
+          <w:szCs w:val="18"/>
         </w:rPr>
         <w:t xml:space="preserve">Figura 3.1 Estructura de los </w:t>
       </w:r>
       <w:r>
         <w:rPr>
           <w:bCs/>
-          <w:sz w:val="22"/>
-          <w:szCs w:val="22"/>
+          <w:sz w:val="18"/>
+          <w:szCs w:val="18"/>
         </w:rPr>
         <w:t>d</w:t>
       </w:r>
       <w:r>
         <w:rPr>
           <w:bCs/>
-          <w:sz w:val="22"/>
-          <w:szCs w:val="22"/>
+          <w:sz w:val="18"/>
+          <w:szCs w:val="18"/>
         </w:rPr>
         <w:t>irectorio</w:t>
       </w:r>
       <w:r>
         <w:rPr>
           <w:bCs/>
-          <w:sz w:val="22"/>
-          <w:szCs w:val="22"/>
+          <w:sz w:val="18"/>
+          <w:szCs w:val="18"/>
         </w:rPr>
         <w:t>s</w:t>
       </w:r>
       <w:r>
         <w:rPr>
           <w:bCs/>
-          <w:sz w:val="22"/>
-          <w:szCs w:val="22"/>
+          <w:sz w:val="18"/>
+          <w:szCs w:val="18"/>
         </w:rPr>
         <w:t xml:space="preserve"> del </w:t>
       </w:r>
@@ -18802,8 +19478,8 @@
       <w:r>
         <w:rPr>
           <w:bCs/>
-          <w:sz w:val="22"/>
-          <w:szCs w:val="22"/>
+          <w:sz w:val="18"/>
+          <w:szCs w:val="18"/>
         </w:rPr>
         <w:t>Frontend</w:t>
       </w:r>
@@ -18856,7 +19532,7 @@
                     </pic:cNvPicPr>
                   </pic:nvPicPr>
                   <pic:blipFill>
-                    <a:blip r:embed="rId71">
+                    <a:blip r:embed="rId70">
                       <a:extLst>
                         <a:ext uri="{28A0092B-C50C-407E-A947-70E740481C1C}">
                           <a14:useLocalDpi xmlns:a14="http://schemas.microsoft.com/office/drawing/2010/main" val="0"/>
@@ -18894,26 +19570,44 @@
         <w:ind w:left="504" w:hanging="504"/>
         <w:rPr>
           <w:bCs/>
-          <w:sz w:val="22"/>
-          <w:szCs w:val="22"/>
+          <w:sz w:val="18"/>
+          <w:szCs w:val="18"/>
         </w:rPr>
       </w:pPr>
       <w:r>
         <w:rPr>
           <w:bCs/>
-          <w:sz w:val="22"/>
-          <w:szCs w:val="22"/>
-        </w:rPr>
-        <w:t>Figura 3.2 Fichero .</w:t>
+          <w:sz w:val="18"/>
+          <w:szCs w:val="18"/>
+        </w:rPr>
+        <w:t xml:space="preserve">Figura 3.2 </w:t>
+      </w:r>
+      <w:proofErr w:type="gramStart"/>
+      <w:r>
+        <w:rPr>
+          <w:bCs/>
+          <w:sz w:val="18"/>
+          <w:szCs w:val="18"/>
+        </w:rPr>
+        <w:t>Fichero .</w:t>
       </w:r>
       <w:proofErr w:type="spellStart"/>
       <w:r>
         <w:rPr>
           <w:bCs/>
-          <w:sz w:val="22"/>
-          <w:szCs w:val="22"/>
-        </w:rPr>
-        <w:t>env.example</w:t>
+          <w:sz w:val="18"/>
+          <w:szCs w:val="18"/>
+        </w:rPr>
+        <w:t>env</w:t>
+      </w:r>
+      <w:proofErr w:type="gramEnd"/>
+      <w:r>
+        <w:rPr>
+          <w:bCs/>
+          <w:sz w:val="18"/>
+          <w:szCs w:val="18"/>
+        </w:rPr>
+        <w:t>.example</w:t>
       </w:r>
       <w:proofErr w:type="spellEnd"/>
     </w:p>
@@ -19675,11 +20369,11 @@
           <w:lang w:val="es-CU" w:eastAsia="es-CU"/>
         </w:rPr>
       </w:pPr>
-      <w:bookmarkStart w:id="112" w:name="_Toc193699580"/>
-      <w:bookmarkStart w:id="113" w:name="_Toc193705059"/>
-      <w:bookmarkStart w:id="114" w:name="_Toc193705060"/>
-      <w:bookmarkEnd w:id="112"/>
-      <w:bookmarkEnd w:id="113"/>
+      <w:bookmarkStart w:id="122" w:name="_Toc193699580"/>
+      <w:bookmarkStart w:id="123" w:name="_Toc193705059"/>
+      <w:bookmarkStart w:id="124" w:name="_Toc193705060"/>
+      <w:bookmarkEnd w:id="122"/>
+      <w:bookmarkEnd w:id="123"/>
     </w:p>
     <w:p>
       <w:pPr>
@@ -19819,20 +20513,20 @@
           <w:numId w:val="27"/>
         </w:numPr>
       </w:pPr>
-      <w:commentRangeStart w:id="115"/>
+      <w:commentRangeStart w:id="125"/>
       <w:r>
         <w:t xml:space="preserve">Pruebas al Sistema </w:t>
       </w:r>
-      <w:commentRangeEnd w:id="115"/>
+      <w:commentRangeEnd w:id="125"/>
       <w:r>
         <w:rPr>
           <w:rStyle w:val="Refdecomentario"/>
           <w:sz w:val="22"/>
           <w:szCs w:val="22"/>
         </w:rPr>
-        <w:commentReference w:id="115"/>
-      </w:r>
-      <w:bookmarkEnd w:id="114"/>
+        <w:commentReference w:id="125"/>
+      </w:r>
+      <w:bookmarkEnd w:id="124"/>
     </w:p>
     <w:p>
       <w:pPr>
@@ -19857,8 +20551,8 @@
           <w:lang w:eastAsia="es-ES"/>
         </w:rPr>
       </w:pPr>
-      <w:bookmarkStart w:id="116" w:name="_Toc193705061"/>
-      <w:bookmarkStart w:id="117" w:name="casoPruebaAuth"/>
+      <w:bookmarkStart w:id="126" w:name="_Toc193705061"/>
+      <w:bookmarkStart w:id="127" w:name="casoPruebaAuth"/>
       <w:r>
         <w:rPr>
           <w:rStyle w:val="Ttulo2Car"/>
@@ -19867,7 +20561,7 @@
         </w:rPr>
         <w:t>Tabla 3.1</w:t>
       </w:r>
-      <w:bookmarkEnd w:id="116"/>
+      <w:bookmarkEnd w:id="126"/>
       <w:r>
         <w:rPr>
           <w:rFonts w:eastAsia="Times New Roman" w:cs="Times New Roman"/>
@@ -19903,7 +20597,7 @@
             <w:shd w:val="clear" w:color="auto" w:fill="8EAADB" w:themeFill="accent1" w:themeFillTint="99"/>
             <w:hideMark/>
           </w:tcPr>
-          <w:bookmarkEnd w:id="117"/>
+          <w:bookmarkEnd w:id="127"/>
           <w:p>
             <w:pPr>
               <w:numPr>
@@ -20116,8 +20810,13 @@
               </w:numPr>
               <w:spacing w:after="0" w:line="360" w:lineRule="auto"/>
             </w:pPr>
-            <w:r>
-              <w:t>Se  registra y entra al sistema</w:t>
+            <w:proofErr w:type="gramStart"/>
+            <w:r>
+              <w:t>Se  registra</w:t>
+            </w:r>
+            <w:proofErr w:type="gramEnd"/>
+            <w:r>
+              <w:t xml:space="preserve"> y entra al sistema</w:t>
             </w:r>
           </w:p>
         </w:tc>
@@ -20208,7 +20907,7 @@
     </w:p>
     <w:p>
       <w:r>
-        <w:t xml:space="preserve">En la Tabla 3.2. Caso de Prueba “Cálculo”, se describe las diversas formas y resultados esperados. En el primero, al entrar datos válidos el sistema permite su entrada y procede al caso dos que se calcula a partir de que el usuario presiona el botón calcular y se guardan los datos entrados en la base de datos, posterior a esto los datos serán mostrados en una tabla. En el caso tres si el usuario entra un dato erróneo, ya sea letras en vez de números o cualquier datos que no es el correspondiente a esa entrada , el sistema debe notificarle la mismo que el dato es incorrecto. </w:t>
+        <w:t xml:space="preserve">En la Tabla 3.2. Caso de Prueba “Cálculo”, se describe las diversas formas y resultados esperados. En el primero, al entrar datos válidos el sistema permite su entrada y procede al caso dos que se calcula a partir de que el usuario presiona el botón calcular y se guardan los datos entrados en la base de datos, posterior a esto los datos serán mostrados en una tabla. En el caso tres si el usuario entra un dato erróneo, ya sea letras en vez de números o cualquier dato que no es el correspondiente a esa entrada, el sistema debe notificarle la mismo que el dato es incorrecto. </w:t>
       </w:r>
     </w:p>
     <w:p>
@@ -20226,7 +20925,7 @@
           <w:lang w:eastAsia="es-ES"/>
         </w:rPr>
       </w:pPr>
-      <w:bookmarkStart w:id="118" w:name="_Toc193705062"/>
+      <w:bookmarkStart w:id="128" w:name="_Toc193705062"/>
       <w:r>
         <w:rPr>
           <w:rStyle w:val="Ttulo2Car"/>
@@ -20234,7 +20933,7 @@
         <w:lastRenderedPageBreak/>
         <w:t>Tabla 3.2</w:t>
       </w:r>
-      <w:bookmarkEnd w:id="118"/>
+      <w:bookmarkEnd w:id="128"/>
       <w:r>
         <w:rPr>
           <w:rFonts w:eastAsia="Times New Roman" w:cs="Times New Roman"/>
@@ -20533,7 +21232,15 @@
               <w:spacing w:after="0" w:line="360" w:lineRule="auto"/>
             </w:pPr>
             <w:r>
-              <w:t>Se notifica al usuario del dato que  es incorrecto</w:t>
+              <w:t xml:space="preserve">Se notifica al usuario del dato </w:t>
+            </w:r>
+            <w:proofErr w:type="gramStart"/>
+            <w:r>
+              <w:t>que  es</w:t>
+            </w:r>
+            <w:proofErr w:type="gramEnd"/>
+            <w:r>
+              <w:t xml:space="preserve"> incorrecto</w:t>
             </w:r>
           </w:p>
         </w:tc>
@@ -21196,7 +21903,7 @@
                     </pic:cNvPicPr>
                   </pic:nvPicPr>
                   <pic:blipFill>
-                    <a:blip r:embed="rId72">
+                    <a:blip r:embed="rId71">
                       <a:extLst>
                         <a:ext uri="{28A0092B-C50C-407E-A947-70E740481C1C}">
                           <a14:useLocalDpi xmlns:a14="http://schemas.microsoft.com/office/drawing/2010/main" val="0"/>
@@ -21272,6 +21979,7 @@
           <w:bCs w:val="0"/>
         </w:rPr>
       </w:pPr>
+      <w:commentRangeStart w:id="129"/>
       <w:proofErr w:type="spellStart"/>
       <w:r>
         <w:rPr>
@@ -21307,6 +22015,18 @@
           <w:bCs w:val="0"/>
         </w:rPr>
         <w:t>)-Validación en Tiempo Real</w:t>
+      </w:r>
+      <w:commentRangeEnd w:id="129"/>
+      <w:r>
+        <w:rPr>
+          <w:rStyle w:val="Refdecomentario"/>
+          <w:rFonts w:eastAsiaTheme="minorHAnsi"/>
+          <w:b w:val="0"/>
+          <w:color w:val="auto"/>
+          <w:shd w:val="clear" w:color="auto" w:fill="FFFFFF"/>
+          <w:lang w:val="es-ES" w:eastAsia="en-US"/>
+        </w:rPr>
+        <w:commentReference w:id="129"/>
       </w:r>
     </w:p>
     <w:p>
@@ -21342,7 +22062,7 @@
                     </pic:cNvPicPr>
                   </pic:nvPicPr>
                   <pic:blipFill>
-                    <a:blip r:embed="rId73">
+                    <a:blip r:embed="rId72">
                       <a:extLst>
                         <a:ext uri="{28A0092B-C50C-407E-A947-70E740481C1C}">
                           <a14:useLocalDpi xmlns:a14="http://schemas.microsoft.com/office/drawing/2010/main" val="0"/>
@@ -21385,7 +22105,14 @@
         <w:rPr>
           <w:lang w:eastAsia="en-US"/>
         </w:rPr>
-        <w:t xml:space="preserve">Figura 3.6 Validaciones dinámicas en el </w:t>
+        <w:t xml:space="preserve">Figura 3.6 </w:t>
+      </w:r>
+      <w:commentRangeStart w:id="130"/>
+      <w:r>
+        <w:rPr>
+          <w:lang w:eastAsia="en-US"/>
+        </w:rPr>
+        <w:t xml:space="preserve">Validaciones dinámicas en el </w:t>
       </w:r>
       <w:proofErr w:type="spellStart"/>
       <w:r>
@@ -21394,7 +22121,18 @@
         </w:rPr>
         <w:t>Frontend</w:t>
       </w:r>
+      <w:commentRangeEnd w:id="130"/>
       <w:proofErr w:type="spellEnd"/>
+      <w:r>
+        <w:rPr>
+          <w:rStyle w:val="Refdecomentario"/>
+          <w:rFonts w:eastAsiaTheme="minorHAnsi"/>
+          <w:color w:val="auto"/>
+          <w:shd w:val="clear" w:color="auto" w:fill="FFFFFF"/>
+          <w:lang w:val="es-ES" w:eastAsia="en-US"/>
+        </w:rPr>
+        <w:commentReference w:id="130"/>
+      </w:r>
     </w:p>
     <w:p>
       <w:pPr>
@@ -21408,14 +22146,14 @@
           <w:lang w:val="es-ES"/>
         </w:rPr>
       </w:pPr>
-      <w:bookmarkStart w:id="119" w:name="_Toc193705063"/>
+      <w:bookmarkStart w:id="131" w:name="_Toc193705063"/>
       <w:r>
         <w:rPr>
           <w:rFonts w:eastAsiaTheme="minorHAnsi"/>
         </w:rPr>
         <w:t>Análisis del Costo Económico</w:t>
       </w:r>
-      <w:bookmarkEnd w:id="119"/>
+      <w:bookmarkEnd w:id="131"/>
     </w:p>
     <w:p>
       <w:pPr>
@@ -21443,10 +22181,10 @@
           <w:vanish/>
         </w:rPr>
       </w:pPr>
-      <w:bookmarkStart w:id="120" w:name="_Toc193699585"/>
-      <w:bookmarkStart w:id="121" w:name="_Toc193705064"/>
-      <w:bookmarkEnd w:id="120"/>
-      <w:bookmarkEnd w:id="121"/>
+      <w:bookmarkStart w:id="132" w:name="_Toc193699585"/>
+      <w:bookmarkStart w:id="133" w:name="_Toc193705064"/>
+      <w:bookmarkEnd w:id="132"/>
+      <w:bookmarkEnd w:id="133"/>
     </w:p>
     <w:p>
       <w:pPr>
@@ -21466,10 +22204,10 @@
           <w:vanish/>
         </w:rPr>
       </w:pPr>
-      <w:bookmarkStart w:id="122" w:name="_Toc193699586"/>
-      <w:bookmarkStart w:id="123" w:name="_Toc193705065"/>
-      <w:bookmarkEnd w:id="122"/>
-      <w:bookmarkEnd w:id="123"/>
+      <w:bookmarkStart w:id="134" w:name="_Toc193699586"/>
+      <w:bookmarkStart w:id="135" w:name="_Toc193705065"/>
+      <w:bookmarkEnd w:id="134"/>
+      <w:bookmarkEnd w:id="135"/>
     </w:p>
     <w:p>
       <w:pPr>
@@ -21489,10 +22227,10 @@
           <w:vanish/>
         </w:rPr>
       </w:pPr>
-      <w:bookmarkStart w:id="124" w:name="_Toc193699587"/>
-      <w:bookmarkStart w:id="125" w:name="_Toc193705066"/>
-      <w:bookmarkEnd w:id="124"/>
-      <w:bookmarkEnd w:id="125"/>
+      <w:bookmarkStart w:id="136" w:name="_Toc193699587"/>
+      <w:bookmarkStart w:id="137" w:name="_Toc193705066"/>
+      <w:bookmarkEnd w:id="136"/>
+      <w:bookmarkEnd w:id="137"/>
     </w:p>
     <w:p>
       <w:pPr>
@@ -21506,15 +22244,27 @@
           <w:rFonts w:eastAsiaTheme="majorEastAsia"/>
         </w:rPr>
       </w:pPr>
-      <w:bookmarkStart w:id="126" w:name="_Toc193705067"/>
+      <w:bookmarkStart w:id="138" w:name="_Toc193705067"/>
+      <w:commentRangeStart w:id="139"/>
       <w:r>
         <w:t>Cálculo de Puntos de Historias de Usuario sin ajustar</w:t>
       </w:r>
-      <w:bookmarkEnd w:id="126"/>
+      <w:bookmarkEnd w:id="138"/>
     </w:p>
     <w:p>
       <w:r>
         <w:t>El primer paso para realizar una estimación implica determinar los Puntos de Historia de Usuario sin ajustar. Este valor se obtiene utilizando la siguiente fórmula:</w:t>
+      </w:r>
+      <w:commentRangeEnd w:id="139"/>
+      <w:r>
+        <w:rPr>
+          <w:rStyle w:val="Refdecomentario"/>
+          <w:rFonts w:eastAsiaTheme="minorHAnsi"/>
+          <w:color w:val="auto"/>
+          <w:shd w:val="clear" w:color="auto" w:fill="FFFFFF"/>
+          <w:lang w:val="es-ES" w:eastAsia="en-US"/>
+        </w:rPr>
+        <w:commentReference w:id="139"/>
       </w:r>
     </w:p>
     <w:p>
@@ -21651,11 +22401,11 @@
         </w:numPr>
         <w:ind w:left="504" w:hanging="504"/>
       </w:pPr>
-      <w:bookmarkStart w:id="127" w:name="_Toc193705068"/>
+      <w:bookmarkStart w:id="140" w:name="_Toc193705068"/>
       <w:r>
         <w:t>Factor de Peso de los Actores sin ajustar (UAW)</w:t>
       </w:r>
-      <w:bookmarkEnd w:id="127"/>
+      <w:bookmarkEnd w:id="140"/>
     </w:p>
     <w:p>
       <w:pPr>
@@ -21686,7 +22436,7 @@
       </w:r>
     </w:p>
     <w:p>
-      <w:bookmarkStart w:id="128" w:name="_Toc193705069"/>
+      <w:bookmarkStart w:id="141" w:name="_Toc193705069"/>
       <w:r>
         <w:rPr>
           <w:rStyle w:val="Ttulo2Car"/>
@@ -21694,7 +22444,7 @@
         <w:lastRenderedPageBreak/>
         <w:t>Tabla 3.3</w:t>
       </w:r>
-      <w:bookmarkEnd w:id="128"/>
+      <w:bookmarkEnd w:id="141"/>
       <w:r>
         <w:rPr>
           <w:b/>
@@ -22504,11 +23254,11 @@
           <w:lang w:val="es-ES"/>
         </w:rPr>
       </w:pPr>
-      <w:bookmarkStart w:id="129" w:name="_Toc193705070"/>
+      <w:bookmarkStart w:id="142" w:name="_Toc193705070"/>
       <w:r>
         <w:t>Factor de Peso de las Historias de Usuario sin ajustar (UUCW)</w:t>
       </w:r>
-      <w:bookmarkEnd w:id="129"/>
+      <w:bookmarkEnd w:id="142"/>
     </w:p>
     <w:p>
       <w:pPr>
@@ -23452,11 +24202,11 @@
         </w:numPr>
         <w:ind w:left="504" w:hanging="504"/>
       </w:pPr>
-      <w:bookmarkStart w:id="130" w:name="_Toc193705071"/>
+      <w:bookmarkStart w:id="143" w:name="_Toc193705071"/>
       <w:r>
         <w:t>Cálculo de los Puntos de Historias de Usuario ajustados</w:t>
       </w:r>
-      <w:bookmarkEnd w:id="130"/>
+      <w:bookmarkEnd w:id="143"/>
     </w:p>
     <w:p>
       <w:pPr>
@@ -23619,11 +24369,11 @@
         </w:numPr>
         <w:ind w:left="504" w:hanging="504"/>
       </w:pPr>
-      <w:bookmarkStart w:id="131" w:name="_Toc193705072"/>
+      <w:bookmarkStart w:id="144" w:name="_Toc193705072"/>
       <w:r>
         <w:t>Factor de Complejidad Técnica (TCF)</w:t>
       </w:r>
-      <w:bookmarkEnd w:id="131"/>
+      <w:bookmarkEnd w:id="144"/>
     </w:p>
     <w:p>
       <w:pPr>
@@ -25937,11 +26687,11 @@
           <w:lang w:val="es-ES"/>
         </w:rPr>
       </w:pPr>
-      <w:bookmarkStart w:id="132" w:name="_Toc193705073"/>
+      <w:bookmarkStart w:id="145" w:name="_Toc193705073"/>
       <w:r>
         <w:t>Factor Ambiente (EF)</w:t>
       </w:r>
-      <w:bookmarkEnd w:id="132"/>
+      <w:bookmarkEnd w:id="145"/>
     </w:p>
     <w:p>
       <w:pPr>
@@ -28571,8 +29321,21 @@
       <w:pPr>
         <w:pStyle w:val="Ttulo2"/>
       </w:pPr>
+      <w:commentRangeStart w:id="146"/>
       <w:r>
         <w:t>Conclusiones del Capítulo</w:t>
+      </w:r>
+      <w:commentRangeEnd w:id="146"/>
+      <w:r>
+        <w:rPr>
+          <w:rStyle w:val="Refdecomentario"/>
+          <w:rFonts w:eastAsiaTheme="minorHAnsi"/>
+          <w:b w:val="0"/>
+          <w:color w:val="auto"/>
+          <w:shd w:val="clear" w:color="auto" w:fill="FFFFFF"/>
+          <w:lang w:val="es-ES" w:eastAsia="en-US"/>
+        </w:rPr>
+        <w:commentReference w:id="146"/>
       </w:r>
     </w:p>
     <w:p>
@@ -28587,12 +29350,39 @@
     </w:p>
     <w:p>
       <w:pPr>
+        <w:spacing w:after="160" w:line="259" w:lineRule="auto"/>
+        <w:ind w:left="0" w:firstLine="0"/>
+        <w:jc w:val="left"/>
+        <w:rPr>
+          <w:b/>
+          <w:bCs/>
+          <w:color w:val="auto"/>
+        </w:rPr>
+      </w:pPr>
+      <w:r>
+        <w:rPr>
+          <w:b/>
+          <w:bCs/>
+          <w:color w:val="auto"/>
+        </w:rPr>
+        <w:lastRenderedPageBreak/>
+        <w:t xml:space="preserve">LAS CONCLUSIONES FINALES. TENER CLARO QUE DEBEN EVIDENCIAR QUE SE CUMPLE LO QUE DICE EN EL RESUMEN Y LOS OBJETIVOS de la INVESTIGACION. </w:t>
+      </w:r>
+    </w:p>
+    <w:p>
+      <w:pPr>
+        <w:spacing w:after="160" w:line="259" w:lineRule="auto"/>
+        <w:ind w:left="0" w:firstLine="0"/>
+        <w:jc w:val="left"/>
+      </w:pPr>
+    </w:p>
+    <w:p>
+      <w:pPr>
         <w:spacing w:after="0" w:line="259" w:lineRule="auto"/>
         <w:ind w:left="0" w:firstLine="0"/>
         <w:jc w:val="left"/>
       </w:pPr>
       <w:r>
-        <w:lastRenderedPageBreak/>
         <w:t xml:space="preserve"> </w:t>
       </w:r>
     </w:p>
@@ -28618,12 +29408,12 @@
       <w:pPr>
         <w:pStyle w:val="Ttulo1"/>
       </w:pPr>
-      <w:bookmarkStart w:id="133" w:name="_Toc196374753"/>
+      <w:bookmarkStart w:id="147" w:name="_Toc196374753"/>
       <w:r>
         <w:lastRenderedPageBreak/>
         <w:t>REFERENCIAS BIBLIOGRÁFICAS</w:t>
       </w:r>
-      <w:bookmarkEnd w:id="133"/>
+      <w:bookmarkEnd w:id="147"/>
       <w:r>
         <w:t xml:space="preserve"> </w:t>
       </w:r>
@@ -29359,12 +30149,12 @@
       <w:pPr>
         <w:pStyle w:val="Ttulo1"/>
       </w:pPr>
-      <w:bookmarkStart w:id="134" w:name="_Toc196374754"/>
+      <w:bookmarkStart w:id="148" w:name="_Toc196374754"/>
       <w:r>
         <w:lastRenderedPageBreak/>
         <w:t>GLOSARIO DE TÉRMINOS</w:t>
       </w:r>
-      <w:bookmarkEnd w:id="134"/>
+      <w:bookmarkEnd w:id="148"/>
       <w:r>
         <w:t xml:space="preserve"> </w:t>
       </w:r>
@@ -29406,12 +30196,12 @@
     <w:p>
       <w:pPr>
         <w:sectPr>
-          <w:headerReference w:type="even" r:id="rId74"/>
-          <w:headerReference w:type="default" r:id="rId75"/>
-          <w:footerReference w:type="even" r:id="rId76"/>
-          <w:footerReference w:type="default" r:id="rId77"/>
-          <w:headerReference w:type="first" r:id="rId78"/>
-          <w:footerReference w:type="first" r:id="rId79"/>
+          <w:headerReference w:type="even" r:id="rId73"/>
+          <w:headerReference w:type="default" r:id="rId74"/>
+          <w:footerReference w:type="even" r:id="rId75"/>
+          <w:footerReference w:type="default" r:id="rId76"/>
+          <w:headerReference w:type="first" r:id="rId77"/>
+          <w:footerReference w:type="first" r:id="rId78"/>
           <w:pgSz w:w="12240" w:h="15840"/>
           <w:pgMar w:top="725" w:right="1126" w:bottom="2517" w:left="1702" w:header="725" w:footer="981" w:gutter="0"/>
           <w:cols w:space="720"/>
@@ -29552,12 +30342,12 @@
       </w:r>
     </w:p>
     <w:sectPr>
-      <w:headerReference w:type="even" r:id="rId80"/>
-      <w:headerReference w:type="default" r:id="rId81"/>
-      <w:footerReference w:type="even" r:id="rId82"/>
-      <w:footerReference w:type="default" r:id="rId83"/>
-      <w:headerReference w:type="first" r:id="rId84"/>
-      <w:footerReference w:type="first" r:id="rId85"/>
+      <w:headerReference w:type="even" r:id="rId79"/>
+      <w:headerReference w:type="default" r:id="rId80"/>
+      <w:footerReference w:type="even" r:id="rId81"/>
+      <w:footerReference w:type="default" r:id="rId82"/>
+      <w:headerReference w:type="first" r:id="rId83"/>
+      <w:footerReference w:type="first" r:id="rId84"/>
       <w:pgSz w:w="12240" w:h="15840"/>
       <w:pgMar w:top="1440" w:right="1129" w:bottom="1440" w:left="1702" w:header="970" w:footer="720" w:gutter="0"/>
       <w:cols w:space="720"/>
@@ -29629,7 +30419,7 @@
       </w:r>
     </w:p>
   </w:comment>
-  <w:comment w:id="11" w:author="Dionis" w:date="2024-12-10T06:40:00Z" w:initials="D">
+  <w:comment w:id="15" w:author="Dionis" w:date="2024-12-10T06:39:00Z" w:initials="D">
     <w:p>
       <w:pPr>
         <w:pStyle w:val="Textocomentario"/>
@@ -29641,35 +30431,680 @@
         <w:annotationRef/>
       </w:r>
       <w:r>
-        <w:t xml:space="preserve">Aquí creo que puedes hablar </w:t>
+        <w:t xml:space="preserve">Revisar la </w:t>
       </w:r>
       <w:proofErr w:type="spellStart"/>
       <w:r>
+        <w:t>identacion</w:t>
+      </w:r>
+      <w:proofErr w:type="spellEnd"/>
+      <w:r>
+        <w:t xml:space="preserve"> en todo el documento.</w:t>
+      </w:r>
+    </w:p>
+  </w:comment>
+  <w:comment w:id="16" w:author="TitoCode" w:date="2024-12-16T09:21:00Z" w:initials="T">
+    <w:p>
+      <w:pPr>
+        <w:pStyle w:val="Textocomentario"/>
+      </w:pPr>
+      <w:r>
+        <w:rPr>
+          <w:rStyle w:val="Refdecomentario"/>
+        </w:rPr>
+        <w:annotationRef/>
+      </w:r>
+      <w:r>
+        <w:t>Logrado</w:t>
+      </w:r>
+    </w:p>
+  </w:comment>
+  <w:comment w:id="17" w:author="Dionis" w:date="2024-12-10T06:39:00Z" w:initials="D">
+    <w:p>
+      <w:pPr>
+        <w:pStyle w:val="Textocomentario"/>
+      </w:pPr>
+      <w:r>
+        <w:rPr>
+          <w:rStyle w:val="Refdecomentario"/>
+        </w:rPr>
+        <w:annotationRef/>
+      </w:r>
+      <w:r>
+        <w:t>Porque es costoso</w:t>
+      </w:r>
+    </w:p>
+  </w:comment>
+  <w:comment w:id="18" w:author="TitoCode" w:date="2025-01-27T19:16:00Z" w:initials="T">
+    <w:p>
+      <w:pPr>
+        <w:pStyle w:val="Textocomentario"/>
+      </w:pPr>
+      <w:r>
+        <w:rPr>
+          <w:rStyle w:val="Refdecomentario"/>
+        </w:rPr>
+        <w:annotationRef/>
+      </w:r>
+      <w:r>
+        <w:t>LOGRADO</w:t>
+      </w:r>
+    </w:p>
+  </w:comment>
+  <w:comment w:id="19" w:author="Dionis Lopez" w:date="2025-06-02T12:28:00Z" w:initials="DL">
+    <w:p>
+      <w:pPr>
+        <w:pStyle w:val="Textocomentario"/>
+      </w:pPr>
+      <w:r>
+        <w:rPr>
+          <w:rStyle w:val="Refdecomentario"/>
+        </w:rPr>
+        <w:annotationRef/>
+      </w:r>
+      <w:r>
+        <w:t xml:space="preserve">Mejora la edición Sube el texto y no empieces nombrando la herramienta de nuevo, se </w:t>
+      </w:r>
+      <w:proofErr w:type="spellStart"/>
+      <w:r>
+        <w:t>instuye</w:t>
+      </w:r>
+      <w:proofErr w:type="spellEnd"/>
+      <w:r>
+        <w:t xml:space="preserve"> que </w:t>
+      </w:r>
+      <w:proofErr w:type="spellStart"/>
+      <w:r>
+        <w:t>estas</w:t>
+      </w:r>
+      <w:proofErr w:type="spellEnd"/>
+      <w:r>
+        <w:t xml:space="preserve"> hablando de ella</w:t>
+      </w:r>
+    </w:p>
+  </w:comment>
+  <w:comment w:id="24" w:author="Dionis Lopez" w:date="2025-06-02T12:29:00Z" w:initials="DL">
+    <w:p>
+      <w:pPr>
+        <w:pStyle w:val="Textocomentario"/>
+      </w:pPr>
+      <w:r>
+        <w:rPr>
+          <w:rStyle w:val="Refdecomentario"/>
+        </w:rPr>
+        <w:annotationRef/>
+      </w:r>
+      <w:r>
+        <w:t>Aquí debe seguir le formato anterior de ventajas y desventajas para que sea homogéneo y seguro que hay información para ambas.</w:t>
+      </w:r>
+    </w:p>
+  </w:comment>
+  <w:comment w:id="49" w:author="Dionis Lopez" w:date="2025-06-02T12:32:00Z" w:initials="DL">
+    <w:p>
+      <w:pPr>
+        <w:pStyle w:val="Textocomentario"/>
+      </w:pPr>
+      <w:r>
+        <w:rPr>
+          <w:rStyle w:val="Refdecomentario"/>
+        </w:rPr>
+        <w:annotationRef/>
+      </w:r>
+      <w:r>
+        <w:t xml:space="preserve">La versión que se </w:t>
+      </w:r>
+      <w:proofErr w:type="spellStart"/>
+      <w:r>
+        <w:t>utilizo</w:t>
+      </w:r>
+      <w:proofErr w:type="spellEnd"/>
+      <w:r>
+        <w:t xml:space="preserve"> </w:t>
+      </w:r>
+      <w:proofErr w:type="spellStart"/>
+      <w:r>
+        <w:t>ojoo</w:t>
+      </w:r>
+      <w:proofErr w:type="spellEnd"/>
+      <w:r>
+        <w:t xml:space="preserve"> en el resto de los ejemplos.</w:t>
+      </w:r>
+    </w:p>
+  </w:comment>
+  <w:comment w:id="84" w:author="Dionis Lopez" w:date="2025-06-02T12:33:00Z" w:initials="DL">
+    <w:p>
+      <w:pPr>
+        <w:pStyle w:val="Textocomentario"/>
+      </w:pPr>
+      <w:r>
+        <w:rPr>
+          <w:rStyle w:val="Refdecomentario"/>
+        </w:rPr>
+        <w:annotationRef/>
+      </w:r>
+      <w:r>
+        <w:t>Poner en dos columnas</w:t>
+      </w:r>
+    </w:p>
+  </w:comment>
+  <w:comment w:id="87" w:author="Dionis Lopez" w:date="2025-06-02T12:33:00Z" w:initials="DL">
+    <w:p>
+      <w:pPr>
+        <w:pStyle w:val="Textocomentario"/>
+      </w:pPr>
+      <w:r>
+        <w:rPr>
+          <w:rStyle w:val="Refdecomentario"/>
+        </w:rPr>
+        <w:annotationRef/>
+      </w:r>
+      <w:r>
+        <w:t xml:space="preserve">El formato del texto en este </w:t>
+      </w:r>
+      <w:proofErr w:type="spellStart"/>
+      <w:r>
+        <w:t>epigrafe</w:t>
+      </w:r>
+      <w:proofErr w:type="spellEnd"/>
+      <w:r>
+        <w:t xml:space="preserve"> es diferente al anterior por favor corregir.</w:t>
+      </w:r>
+    </w:p>
+  </w:comment>
+  <w:comment w:id="86" w:author="Dionis Lopez" w:date="2025-06-02T12:39:00Z" w:initials="DL">
+    <w:p>
+      <w:pPr>
+        <w:pStyle w:val="Textocomentario"/>
+      </w:pPr>
+      <w:r>
+        <w:rPr>
+          <w:rStyle w:val="Refdecomentario"/>
+        </w:rPr>
+        <w:annotationRef/>
+      </w:r>
+      <w:r>
+        <w:t xml:space="preserve">Aquí debes dar </w:t>
+      </w:r>
+      <w:proofErr w:type="spellStart"/>
+      <w:r>
         <w:t>mas</w:t>
       </w:r>
       <w:proofErr w:type="spellEnd"/>
       <w:r>
-        <w:t xml:space="preserve"> sobre las </w:t>
-      </w:r>
+        <w:t xml:space="preserve"> idea de la propuesta de sistema y creo que falta un diagrama donde se vea al usuario insertando los datos y que es una aplicación web que pueden acceder desde diversos lugares.</w:t>
+      </w:r>
+    </w:p>
+    <w:p>
+      <w:pPr>
+        <w:pStyle w:val="Textocomentario"/>
+      </w:pPr>
+    </w:p>
+    <w:p>
+      <w:pPr>
+        <w:pStyle w:val="Textocomentario"/>
+      </w:pPr>
+    </w:p>
+    <w:p>
+      <w:pPr>
+        <w:pStyle w:val="Textocomentario"/>
+      </w:pPr>
       <w:proofErr w:type="spellStart"/>
       <w:r>
+        <w:t>Tambien</w:t>
+      </w:r>
+      <w:proofErr w:type="spellEnd"/>
+      <w:r>
+        <w:t xml:space="preserve"> debes dejar claro porque usar Servicios Web y la utilidad de los microservicios desde la concepción del sistema</w:t>
+      </w:r>
+    </w:p>
+    <w:p>
+      <w:pPr>
+        <w:pStyle w:val="Textocomentario"/>
+      </w:pPr>
+    </w:p>
+    <w:p>
+      <w:pPr>
+        <w:pStyle w:val="Textocomentario"/>
+      </w:pPr>
+      <w:r>
+        <w:t xml:space="preserve">En </w:t>
+      </w:r>
+      <w:proofErr w:type="gramStart"/>
+      <w:r>
+        <w:t>resumen</w:t>
+      </w:r>
+      <w:proofErr w:type="gramEnd"/>
+      <w:r>
+        <w:t xml:space="preserve"> debe tener claro el lector que es lo que se va a diseñar y porque de conjunto con los criterios de esa selección.</w:t>
+      </w:r>
+    </w:p>
+  </w:comment>
+  <w:comment w:id="90" w:author="TitoCode" w:date="2024-12-16T09:44:00Z" w:initials="T">
+    <w:p>
+      <w:pPr>
+        <w:pStyle w:val="Textocomentario"/>
+      </w:pPr>
+      <w:r>
+        <w:rPr>
+          <w:rStyle w:val="Refdecomentario"/>
+        </w:rPr>
+        <w:annotationRef/>
+      </w:r>
+      <w:r>
+        <w:t xml:space="preserve">Se cambio Usuario por </w:t>
+      </w:r>
+      <w:proofErr w:type="gramStart"/>
+      <w:r>
+        <w:t>Trabajador..</w:t>
+      </w:r>
+      <w:proofErr w:type="gramEnd"/>
+      <w:r>
+        <w:t xml:space="preserve"> Usuarios son todos </w:t>
+      </w:r>
+    </w:p>
+  </w:comment>
+  <w:comment w:id="93" w:author="Murray Farrar" w:date="2025-06-01T05:53:00Z" w:initials="MF">
+    <w:p>
+      <w:pPr>
+        <w:pStyle w:val="Textocomentario"/>
+      </w:pPr>
+      <w:r>
+        <w:rPr>
+          <w:rStyle w:val="Refdecomentario"/>
+        </w:rPr>
+        <w:annotationRef/>
+      </w:r>
+      <w:r>
+        <w:t xml:space="preserve">Revisar las Historias de Usuario de Gestionar </w:t>
+      </w:r>
+      <w:proofErr w:type="spellStart"/>
+      <w:proofErr w:type="gramStart"/>
+      <w:r>
+        <w:t>Trazas,Busqueda</w:t>
+      </w:r>
+      <w:proofErr w:type="spellEnd"/>
+      <w:proofErr w:type="gramEnd"/>
+      <w:r>
+        <w:t xml:space="preserve"> Avanzada y reportes. La duda es que si la búsqueda </w:t>
+      </w:r>
+      <w:proofErr w:type="gramStart"/>
+      <w:r>
+        <w:t>avanzada  y</w:t>
+      </w:r>
+      <w:proofErr w:type="gramEnd"/>
+      <w:r>
+        <w:t xml:space="preserve"> reportes eran la misma funcionalidad. </w:t>
+      </w:r>
+    </w:p>
+  </w:comment>
+  <w:comment w:id="102" w:author="Dionis Lopez" w:date="2025-06-02T12:34:00Z" w:initials="DL">
+    <w:p>
+      <w:pPr>
+        <w:pStyle w:val="Textocomentario"/>
+      </w:pPr>
+      <w:r>
+        <w:rPr>
+          <w:rStyle w:val="Refdecomentario"/>
+        </w:rPr>
+        <w:annotationRef/>
+      </w:r>
+      <w:r>
+        <w:t xml:space="preserve">La alineación del </w:t>
+      </w:r>
+      <w:proofErr w:type="spellStart"/>
+      <w:r>
+        <w:t>titulo</w:t>
+      </w:r>
+      <w:proofErr w:type="spellEnd"/>
+      <w:r>
+        <w:t xml:space="preserve"> del </w:t>
+      </w:r>
+      <w:proofErr w:type="spellStart"/>
+      <w:r>
+        <w:t>epigrafe</w:t>
+      </w:r>
+      <w:proofErr w:type="spellEnd"/>
+      <w:r>
+        <w:t xml:space="preserve"> </w:t>
+      </w:r>
+      <w:proofErr w:type="spellStart"/>
+      <w:r>
+        <w:t>esta</w:t>
+      </w:r>
+      <w:proofErr w:type="spellEnd"/>
+      <w:r>
+        <w:t xml:space="preserve"> mal por favor corregir.</w:t>
+      </w:r>
+    </w:p>
+  </w:comment>
+  <w:comment w:id="103" w:author="Dionis Lopez" w:date="2025-06-02T12:35:00Z" w:initials="DL">
+    <w:p>
+      <w:pPr>
+        <w:pStyle w:val="Textocomentario"/>
+      </w:pPr>
+      <w:r>
+        <w:rPr>
+          <w:rStyle w:val="Refdecomentario"/>
+        </w:rPr>
+        <w:annotationRef/>
+      </w:r>
+      <w:r>
+        <w:t>Revisar las letras con respecto al resto del texto.</w:t>
+      </w:r>
+    </w:p>
+  </w:comment>
+  <w:comment w:id="106" w:author="Dionis Lopez" w:date="2025-06-02T12:41:00Z" w:initials="DL">
+    <w:p>
+      <w:pPr>
+        <w:pStyle w:val="Textocomentario"/>
+      </w:pPr>
+      <w:r>
+        <w:rPr>
+          <w:rStyle w:val="Refdecomentario"/>
+        </w:rPr>
+        <w:annotationRef/>
+      </w:r>
+      <w:r>
+        <w:t xml:space="preserve">Esto </w:t>
+      </w:r>
+      <w:proofErr w:type="spellStart"/>
+      <w:r>
+        <w:t>esta</w:t>
+      </w:r>
+      <w:proofErr w:type="spellEnd"/>
+      <w:r>
+        <w:t xml:space="preserve"> mal una hoja para una sola imagen de una Historia de Usuario. </w:t>
+      </w:r>
+    </w:p>
+    <w:p>
+      <w:pPr>
+        <w:pStyle w:val="Textocomentario"/>
+      </w:pPr>
+    </w:p>
+    <w:p>
+      <w:pPr>
+        <w:pStyle w:val="Textocomentario"/>
+      </w:pPr>
+    </w:p>
+    <w:p>
+      <w:pPr>
+        <w:pStyle w:val="Textocomentario"/>
+      </w:pPr>
+      <w:r>
+        <w:t xml:space="preserve">Revisa todo y trata de que te quede </w:t>
+      </w:r>
+      <w:proofErr w:type="spellStart"/>
+      <w:r>
+        <w:t>mas</w:t>
+      </w:r>
+      <w:proofErr w:type="spellEnd"/>
+      <w:r>
+        <w:t xml:space="preserve"> compacto y no ocurran estas cosas.</w:t>
+      </w:r>
+    </w:p>
+  </w:comment>
+  <w:comment w:id="111" w:author="Dionis Lopez" w:date="2025-06-02T12:42:00Z" w:initials="DL">
+    <w:p>
+      <w:pPr>
+        <w:pStyle w:val="Textocomentario"/>
+      </w:pPr>
+      <w:r>
+        <w:rPr>
+          <w:rStyle w:val="Refdecomentario"/>
+        </w:rPr>
+        <w:annotationRef/>
+      </w:r>
+      <w:r>
+        <w:t xml:space="preserve">Cuando </w:t>
+      </w:r>
+      <w:proofErr w:type="spellStart"/>
+      <w:r>
+        <w:t>usese</w:t>
+      </w:r>
+      <w:proofErr w:type="spellEnd"/>
+      <w:r>
+        <w:t xml:space="preserve"> artefactos de RUP debes dejar claro que lo haces para mejor documentación y visualización del sistema y reducir la curva de aprendizaje para nuevos desarrolladores y tomadores de decisiones. </w:t>
+      </w:r>
+    </w:p>
+  </w:comment>
+  <w:comment w:id="112" w:author="Dionis Lopez" w:date="2025-06-02T12:36:00Z" w:initials="DL">
+    <w:p>
+      <w:pPr>
+        <w:pStyle w:val="Textocomentario"/>
+      </w:pPr>
+      <w:r>
+        <w:rPr>
+          <w:rStyle w:val="Refdecomentario"/>
+        </w:rPr>
+        <w:annotationRef/>
+      </w:r>
+      <w:r>
+        <w:t>Poner margen a TODAS las imágenes.</w:t>
+      </w:r>
+    </w:p>
+  </w:comment>
+  <w:comment w:id="113" w:author="Dionis Lopez" w:date="2025-06-02T12:36:00Z" w:initials="DL">
+    <w:p>
+      <w:pPr>
+        <w:pStyle w:val="Textocomentario"/>
+      </w:pPr>
+      <w:r>
+        <w:rPr>
+          <w:rStyle w:val="Refdecomentario"/>
+        </w:rPr>
+        <w:annotationRef/>
+      </w:r>
+      <w:r>
+        <w:t>El nombre de las figuras y las tablas y su texto asociado es menor que el del resto del documento.</w:t>
+      </w:r>
+    </w:p>
+  </w:comment>
+  <w:comment w:id="116" w:author="Dionis Lopez" w:date="2025-06-02T12:37:00Z" w:initials="DL">
+    <w:p>
+      <w:pPr>
+        <w:pStyle w:val="Textocomentario"/>
+      </w:pPr>
+      <w:r>
+        <w:rPr>
+          <w:rStyle w:val="Refdecomentario"/>
+        </w:rPr>
+        <w:annotationRef/>
+      </w:r>
+      <w:r>
+        <w:t xml:space="preserve">Debes comentar como se garantiza la normalización de tu diagrama y porque la sencillez, en </w:t>
+      </w:r>
+      <w:proofErr w:type="gramStart"/>
+      <w:r>
+        <w:t>resumen</w:t>
+      </w:r>
+      <w:proofErr w:type="gramEnd"/>
+      <w:r>
+        <w:t xml:space="preserve"> un texto mayor en el resto del documento. Teniendo en cuenta que usas MongoDB puedes explicar </w:t>
+      </w:r>
+      <w:proofErr w:type="spellStart"/>
+      <w:r>
+        <w:t>como</w:t>
+      </w:r>
+      <w:proofErr w:type="spellEnd"/>
+      <w:r>
+        <w:t xml:space="preserve"> se relacionada esto al esquema NoSQL Documental.</w:t>
+      </w:r>
+    </w:p>
+  </w:comment>
+  <w:comment w:id="117" w:author="Dionis Lopez" w:date="2025-06-02T12:38:00Z" w:initials="DL">
+    <w:p>
+      <w:pPr>
+        <w:pStyle w:val="Textocomentario"/>
+      </w:pPr>
+      <w:r>
+        <w:rPr>
+          <w:rStyle w:val="Refdecomentario"/>
+        </w:rPr>
+        <w:annotationRef/>
+      </w:r>
+      <w:r>
+        <w:t>Aquí no te desgastes tanto en los patrones, solo enuncia los que existen con sus referencias y define porque seleccionas el que usas.</w:t>
+      </w:r>
+    </w:p>
+  </w:comment>
+  <w:comment w:id="118" w:author="Dionis Lopez" w:date="2025-06-02T12:43:00Z" w:initials="DL">
+    <w:p>
+      <w:pPr>
+        <w:pStyle w:val="Textocomentario"/>
+      </w:pPr>
+      <w:r>
+        <w:rPr>
+          <w:rStyle w:val="Refdecomentario"/>
+        </w:rPr>
+        <w:annotationRef/>
+      </w:r>
+      <w:r>
+        <w:t xml:space="preserve">Esta MAL. Tienes que abundar </w:t>
+      </w:r>
+      <w:proofErr w:type="spellStart"/>
+      <w:r>
+        <w:t>mas</w:t>
+      </w:r>
+      <w:proofErr w:type="spellEnd"/>
+      <w:r>
+        <w:t xml:space="preserve"> porque haces varias decisiones como las funcionalidades </w:t>
+      </w:r>
+      <w:proofErr w:type="spellStart"/>
+      <w:r>
+        <w:t>priciaples</w:t>
+      </w:r>
+      <w:proofErr w:type="spellEnd"/>
+      <w:r>
+        <w:t xml:space="preserve">, las historias de usuario, </w:t>
+      </w:r>
+      <w:proofErr w:type="spellStart"/>
+      <w:r>
+        <w:t>etc</w:t>
+      </w:r>
+      <w:proofErr w:type="spellEnd"/>
+      <w:r>
+        <w:t xml:space="preserve"> debes tener mínimo tres párrafos de 4 </w:t>
+      </w:r>
+      <w:proofErr w:type="spellStart"/>
+      <w:r>
+        <w:t>lineas</w:t>
+      </w:r>
+      <w:proofErr w:type="spellEnd"/>
+      <w:r>
+        <w:t xml:space="preserve"> o </w:t>
+      </w:r>
+      <w:proofErr w:type="spellStart"/>
+      <w:r>
+        <w:t>mas</w:t>
+      </w:r>
+      <w:proofErr w:type="spellEnd"/>
+      <w:r>
+        <w:t xml:space="preserve">. </w:t>
+      </w:r>
+    </w:p>
+    <w:p>
+      <w:pPr>
+        <w:pStyle w:val="Textocomentario"/>
+      </w:pPr>
+    </w:p>
+  </w:comment>
+  <w:comment w:id="125" w:author="Dionis" w:date="2024-12-10T06:42:00Z" w:initials="D">
+    <w:p>
+      <w:pPr>
+        <w:pStyle w:val="Textocomentario"/>
+      </w:pPr>
+      <w:r>
+        <w:rPr>
+          <w:rStyle w:val="Refdecomentario"/>
+        </w:rPr>
+        <w:annotationRef/>
+      </w:r>
+      <w:r>
+        <w:t xml:space="preserve">Eso es el </w:t>
+      </w:r>
+      <w:proofErr w:type="spellStart"/>
+      <w:r>
+        <w:t>capitulo</w:t>
+      </w:r>
+      <w:proofErr w:type="spellEnd"/>
+      <w:r>
+        <w:t xml:space="preserve"> 3</w:t>
+      </w:r>
+    </w:p>
+  </w:comment>
+  <w:comment w:id="129" w:author="Dionis Lopez" w:date="2025-06-02T12:45:00Z" w:initials="DL">
+    <w:p>
+      <w:pPr>
+        <w:pStyle w:val="Textocomentario"/>
+      </w:pPr>
+      <w:r>
+        <w:rPr>
+          <w:rStyle w:val="Refdecomentario"/>
+        </w:rPr>
+        <w:annotationRef/>
+      </w:r>
+      <w:r>
+        <w:t>Faltan Interfaces del sistema que puedes mezclar con partes de código para que quede la relación de como se hizo – como se ve</w:t>
+      </w:r>
+    </w:p>
+  </w:comment>
+  <w:comment w:id="130" w:author="Dionis Lopez" w:date="2025-06-02T12:45:00Z" w:initials="DL">
+    <w:p>
+      <w:pPr>
+        <w:pStyle w:val="Textocomentario"/>
+      </w:pPr>
+      <w:r>
+        <w:rPr>
+          <w:rStyle w:val="Refdecomentario"/>
+        </w:rPr>
+        <w:annotationRef/>
+      </w:r>
+      <w:r>
+        <w:t xml:space="preserve">Agrega un </w:t>
+      </w:r>
+      <w:proofErr w:type="spellStart"/>
+      <w:r>
+        <w:t>epigrafe</w:t>
+      </w:r>
+      <w:proofErr w:type="spellEnd"/>
+      <w:r>
+        <w:t xml:space="preserve"> para el Despliegue del sistema y las pruebas que se le hicieron en esta actividad ahí describes también lo que se hace para desplegarle el sistema al cliente</w:t>
+      </w:r>
+    </w:p>
+  </w:comment>
+  <w:comment w:id="139" w:author="Dionis Lopez" w:date="2025-06-02T12:44:00Z" w:initials="DL">
+    <w:p>
+      <w:pPr>
+        <w:pStyle w:val="Textocomentario"/>
+      </w:pPr>
+      <w:r>
+        <w:rPr>
+          <w:rStyle w:val="Refdecomentario"/>
+        </w:rPr>
+        <w:annotationRef/>
+      </w:r>
+      <w:r>
+        <w:t xml:space="preserve">El conjunto de </w:t>
+      </w:r>
+      <w:proofErr w:type="spellStart"/>
+      <w:r>
         <w:t>formulas</w:t>
       </w:r>
       <w:proofErr w:type="spellEnd"/>
       <w:r>
-        <w:t xml:space="preserve"> que usaras para el </w:t>
+        <w:t xml:space="preserve"> </w:t>
       </w:r>
       <w:proofErr w:type="spellStart"/>
       <w:r>
-        <w:t>calculo</w:t>
+        <w:t>llevala</w:t>
       </w:r>
       <w:proofErr w:type="spellEnd"/>
       <w:r>
-        <w:t xml:space="preserve"> de sedimentos y sus referencias históricas y comparadas.</w:t>
+        <w:t xml:space="preserve"> a los anexos y deja la información principal en esta parte</w:t>
       </w:r>
     </w:p>
   </w:comment>
-  <w:comment w:id="16" w:author="Dionis" w:date="2024-12-10T06:38:00Z" w:initials="D">
+  <w:comment w:id="146" w:author="Dionis Lopez" w:date="2025-06-02T12:46:00Z" w:initials="DL">
     <w:p>
       <w:pPr>
         <w:pStyle w:val="Textocomentario"/>
@@ -29681,234 +31116,13 @@
         <w:annotationRef/>
       </w:r>
       <w:r>
-        <w:t xml:space="preserve">Poner al pie de </w:t>
+        <w:t xml:space="preserve">Poner las conclusiones de la parte que has </w:t>
       </w:r>
       <w:proofErr w:type="spellStart"/>
       <w:r>
-        <w:t>pagina</w:t>
+        <w:t>hechoooo</w:t>
       </w:r>
       <w:proofErr w:type="spellEnd"/>
-      <w:r>
-        <w:t xml:space="preserve"> la </w:t>
-      </w:r>
-      <w:proofErr w:type="spellStart"/>
-      <w:r>
-        <w:t>url</w:t>
-      </w:r>
-      <w:proofErr w:type="spellEnd"/>
-      <w:r>
-        <w:t xml:space="preserve"> a la </w:t>
-      </w:r>
-      <w:proofErr w:type="spellStart"/>
-      <w:r>
-        <w:t>pagina</w:t>
-      </w:r>
-      <w:proofErr w:type="spellEnd"/>
-      <w:r>
-        <w:t xml:space="preserve"> de la empresa, hacer </w:t>
-      </w:r>
-      <w:proofErr w:type="spellStart"/>
-      <w:r>
-        <w:t>asi</w:t>
-      </w:r>
-      <w:proofErr w:type="spellEnd"/>
-      <w:r>
-        <w:t xml:space="preserve"> con el resto.</w:t>
-      </w:r>
-    </w:p>
-  </w:comment>
-  <w:comment w:id="17" w:author="TitoCode" w:date="2024-12-16T09:17:00Z" w:initials="T">
-    <w:p>
-      <w:pPr>
-        <w:pStyle w:val="Textocomentario"/>
-      </w:pPr>
-      <w:r>
-        <w:rPr>
-          <w:rStyle w:val="Refdecomentario"/>
-        </w:rPr>
-        <w:annotationRef/>
-      </w:r>
-      <w:proofErr w:type="spellStart"/>
-      <w:r>
-        <w:t>logtado</w:t>
-      </w:r>
-      <w:proofErr w:type="spellEnd"/>
-    </w:p>
-  </w:comment>
-  <w:comment w:id="18" w:author="Dionis" w:date="2024-12-10T06:39:00Z" w:initials="D">
-    <w:p>
-      <w:pPr>
-        <w:pStyle w:val="Textocomentario"/>
-      </w:pPr>
-      <w:r>
-        <w:rPr>
-          <w:rStyle w:val="Refdecomentario"/>
-        </w:rPr>
-        <w:annotationRef/>
-      </w:r>
-      <w:r>
-        <w:t xml:space="preserve">Revisar la </w:t>
-      </w:r>
-      <w:proofErr w:type="spellStart"/>
-      <w:r>
-        <w:t>identacion</w:t>
-      </w:r>
-      <w:proofErr w:type="spellEnd"/>
-      <w:r>
-        <w:t xml:space="preserve"> en todo el documento.</w:t>
-      </w:r>
-    </w:p>
-  </w:comment>
-  <w:comment w:id="19" w:author="TitoCode" w:date="2024-12-16T09:21:00Z" w:initials="T">
-    <w:p>
-      <w:pPr>
-        <w:pStyle w:val="Textocomentario"/>
-      </w:pPr>
-      <w:r>
-        <w:rPr>
-          <w:rStyle w:val="Refdecomentario"/>
-        </w:rPr>
-        <w:annotationRef/>
-      </w:r>
-      <w:r>
-        <w:t>Logrado</w:t>
-      </w:r>
-    </w:p>
-  </w:comment>
-  <w:comment w:id="20" w:author="Dionis" w:date="2024-12-10T06:39:00Z" w:initials="D">
-    <w:p>
-      <w:pPr>
-        <w:pStyle w:val="Textocomentario"/>
-      </w:pPr>
-      <w:r>
-        <w:rPr>
-          <w:rStyle w:val="Refdecomentario"/>
-        </w:rPr>
-        <w:annotationRef/>
-      </w:r>
-      <w:r>
-        <w:t>Porque es costoso</w:t>
-      </w:r>
-    </w:p>
-  </w:comment>
-  <w:comment w:id="21" w:author="TitoCode" w:date="2025-01-27T19:16:00Z" w:initials="T">
-    <w:p>
-      <w:pPr>
-        <w:pStyle w:val="Textocomentario"/>
-      </w:pPr>
-      <w:r>
-        <w:rPr>
-          <w:rStyle w:val="Refdecomentario"/>
-        </w:rPr>
-        <w:annotationRef/>
-      </w:r>
-      <w:r>
-        <w:t>LOGRADO</w:t>
-      </w:r>
-    </w:p>
-  </w:comment>
-  <w:comment w:id="44" w:author="Dionis" w:date="2024-12-10T06:40:00Z" w:initials="D">
-    <w:p>
-      <w:pPr>
-        <w:pStyle w:val="Textocomentario"/>
-      </w:pPr>
-      <w:r>
-        <w:rPr>
-          <w:rStyle w:val="Refdecomentario"/>
-        </w:rPr>
-        <w:annotationRef/>
-      </w:r>
-      <w:r>
-        <w:t xml:space="preserve">Revisar el estilo de la letra y que sea </w:t>
-      </w:r>
-      <w:proofErr w:type="spellStart"/>
-      <w:r>
-        <w:t>homogene</w:t>
-      </w:r>
-      <w:proofErr w:type="spellEnd"/>
-      <w:r>
-        <w:t xml:space="preserve"> en todo el documento.</w:t>
-      </w:r>
-    </w:p>
-  </w:comment>
-  <w:comment w:id="45" w:author="TitoCode" w:date="2024-12-16T09:30:00Z" w:initials="T">
-    <w:p>
-      <w:pPr>
-        <w:pStyle w:val="Textocomentario"/>
-      </w:pPr>
-      <w:r>
-        <w:rPr>
-          <w:rStyle w:val="Refdecomentario"/>
-        </w:rPr>
-        <w:annotationRef/>
-      </w:r>
-      <w:r>
-        <w:t>Logrado</w:t>
-      </w:r>
-    </w:p>
-  </w:comment>
-  <w:comment w:id="89" w:author="TitoCode" w:date="2024-12-16T09:44:00Z" w:initials="T">
-    <w:p>
-      <w:pPr>
-        <w:pStyle w:val="Textocomentario"/>
-      </w:pPr>
-      <w:r>
-        <w:rPr>
-          <w:rStyle w:val="Refdecomentario"/>
-        </w:rPr>
-        <w:annotationRef/>
-      </w:r>
-      <w:r>
-        <w:t xml:space="preserve">Se cambio Usuario por Trabajador.. Usuarios son todos </w:t>
-      </w:r>
-    </w:p>
-  </w:comment>
-  <w:comment w:id="92" w:author="Murray Farrar" w:date="2025-06-01T05:53:00Z" w:initials="MF">
-    <w:p>
-      <w:pPr>
-        <w:pStyle w:val="Textocomentario"/>
-      </w:pPr>
-      <w:r>
-        <w:rPr>
-          <w:rStyle w:val="Refdecomentario"/>
-        </w:rPr>
-        <w:annotationRef/>
-      </w:r>
-      <w:r>
-        <w:t xml:space="preserve">Revisar las Historias de Usuario de Gestionar </w:t>
-      </w:r>
-      <w:proofErr w:type="spellStart"/>
-      <w:r>
-        <w:t>Trazas,Busqueda</w:t>
-      </w:r>
-      <w:proofErr w:type="spellEnd"/>
-      <w:r>
-        <w:t xml:space="preserve"> Avanzada y reportes. La duda es que si la búsqueda avanzada  y reportes eran la misma funcionalidad. </w:t>
-      </w:r>
-    </w:p>
-  </w:comment>
-  <w:comment w:id="115" w:author="Dionis" w:date="2024-12-10T06:42:00Z" w:initials="D">
-    <w:p>
-      <w:pPr>
-        <w:pStyle w:val="Textocomentario"/>
-      </w:pPr>
-      <w:r>
-        <w:rPr>
-          <w:rStyle w:val="Refdecomentario"/>
-        </w:rPr>
-        <w:annotationRef/>
-      </w:r>
-      <w:r>
-        <w:t xml:space="preserve">Eso es el </w:t>
-      </w:r>
-      <w:proofErr w:type="spellStart"/>
-      <w:r>
-        <w:t>capitulo</w:t>
-      </w:r>
-      <w:proofErr w:type="spellEnd"/>
-      <w:r>
-        <w:t xml:space="preserve"> 3</w:t>
-      </w:r>
     </w:p>
   </w:comment>
 </w:comments>
@@ -29919,18 +31133,32 @@
   <w15:commentEx w15:paraId="02A22FE9" w15:done="0"/>
   <w15:commentEx w15:paraId="175F3910" w15:done="0"/>
   <w15:commentEx w15:paraId="5831FDC5" w15:done="0"/>
-  <w15:commentEx w15:paraId="48EFDDDD" w15:done="0"/>
-  <w15:commentEx w15:paraId="351F48EB" w15:done="0"/>
-  <w15:commentEx w15:paraId="0C3D2CDA" w15:paraIdParent="351F48EB" w15:done="0"/>
   <w15:commentEx w15:paraId="21EE53A1" w15:done="0"/>
   <w15:commentEx w15:paraId="4F0B1650" w15:paraIdParent="21EE53A1" w15:done="0"/>
   <w15:commentEx w15:paraId="7763D832" w15:done="0"/>
   <w15:commentEx w15:paraId="4C69EDE6" w15:paraIdParent="7763D832" w15:done="0"/>
-  <w15:commentEx w15:paraId="16D87496" w15:done="0"/>
-  <w15:commentEx w15:paraId="08FD64C7" w15:paraIdParent="16D87496" w15:done="0"/>
+  <w15:commentEx w15:paraId="3ADBAD8F" w15:done="0"/>
+  <w15:commentEx w15:paraId="5438DC3F" w15:done="0"/>
+  <w15:commentEx w15:paraId="5C475047" w15:done="0"/>
+  <w15:commentEx w15:paraId="4E06DA3A" w15:done="0"/>
+  <w15:commentEx w15:paraId="724A7BEA" w15:done="0"/>
+  <w15:commentEx w15:paraId="677E2FB9" w15:done="0"/>
   <w15:commentEx w15:paraId="33473648" w15:done="0"/>
   <w15:commentEx w15:paraId="72CFC6BD" w15:done="0"/>
+  <w15:commentEx w15:paraId="5FCCAE75" w15:done="0"/>
+  <w15:commentEx w15:paraId="261105A2" w15:done="0"/>
+  <w15:commentEx w15:paraId="4EC6694A" w15:done="0"/>
+  <w15:commentEx w15:paraId="69AB8DF9" w15:done="0"/>
+  <w15:commentEx w15:paraId="5EDD3534" w15:done="0"/>
+  <w15:commentEx w15:paraId="45707DAC" w15:done="0"/>
+  <w15:commentEx w15:paraId="6E0A8B31" w15:done="0"/>
+  <w15:commentEx w15:paraId="1C58E503" w15:done="0"/>
+  <w15:commentEx w15:paraId="19A61AA9" w15:done="0"/>
   <w15:commentEx w15:paraId="6F76587F" w15:done="0"/>
+  <w15:commentEx w15:paraId="3A17AF58" w15:done="0"/>
+  <w15:commentEx w15:paraId="570871A6" w15:done="0"/>
+  <w15:commentEx w15:paraId="3C7E822B" w15:done="0"/>
+  <w15:commentEx w15:paraId="6DB88DF9" w15:done="0"/>
 </w15:commentsEx>
 </file>
 
@@ -29939,18 +31167,32 @@
   <w16cex:commentExtensible w16cex:durableId="2B4256BD" w16cex:dateUtc="2025-01-28T00:02:00Z"/>
   <w16cex:commentExtensible w16cex:durableId="2B4257B3" w16cex:dateUtc="2025-01-28T00:06:00Z"/>
   <w16cex:commentExtensible w16cex:durableId="376CFABB" w16cex:dateUtc="2025-05-31T23:19:00Z"/>
-  <w16cex:commentExtensible w16cex:durableId="2C4DEDAA" w16cex:dateUtc="2024-12-10T11:40:00Z"/>
-  <w16cex:commentExtensible w16cex:durableId="4C6AEBAE" w16cex:dateUtc="2024-12-10T11:38:00Z"/>
-  <w16cex:commentExtensible w16cex:durableId="2B0A6E9C" w16cex:dateUtc="2024-12-16T14:17:00Z"/>
   <w16cex:commentExtensible w16cex:durableId="0A4B755D" w16cex:dateUtc="2024-12-10T11:39:00Z"/>
   <w16cex:commentExtensible w16cex:durableId="2B0A6FAA" w16cex:dateUtc="2024-12-16T14:21:00Z"/>
   <w16cex:commentExtensible w16cex:durableId="57489D70" w16cex:dateUtc="2024-12-10T11:39:00Z"/>
   <w16cex:commentExtensible w16cex:durableId="2B425A20" w16cex:dateUtc="2025-01-28T00:16:00Z"/>
-  <w16cex:commentExtensible w16cex:durableId="1C85B6E0" w16cex:dateUtc="2024-12-10T11:40:00Z"/>
-  <w16cex:commentExtensible w16cex:durableId="2B0A71D2" w16cex:dateUtc="2024-12-16T14:30:00Z"/>
+  <w16cex:commentExtensible w16cex:durableId="6BAB5CD3" w16cex:dateUtc="2025-06-02T16:28:00Z"/>
+  <w16cex:commentExtensible w16cex:durableId="7AF45E26" w16cex:dateUtc="2025-06-02T16:29:00Z"/>
+  <w16cex:commentExtensible w16cex:durableId="69EF0A05" w16cex:dateUtc="2025-06-02T16:32:00Z"/>
+  <w16cex:commentExtensible w16cex:durableId="073C222A" w16cex:dateUtc="2025-06-02T16:33:00Z"/>
+  <w16cex:commentExtensible w16cex:durableId="4AA2BF89" w16cex:dateUtc="2025-06-02T16:33:00Z"/>
+  <w16cex:commentExtensible w16cex:durableId="6A936A32" w16cex:dateUtc="2025-06-02T16:39:00Z"/>
   <w16cex:commentExtensible w16cex:durableId="2B0A750F" w16cex:dateUtc="2024-12-16T14:44:00Z"/>
   <w16cex:commentExtensible w16cex:durableId="1AB1107D" w16cex:dateUtc="2025-06-01T09:53:00Z"/>
+  <w16cex:commentExtensible w16cex:durableId="1A0CCE4F" w16cex:dateUtc="2025-06-02T16:34:00Z"/>
+  <w16cex:commentExtensible w16cex:durableId="6B1D0B9F" w16cex:dateUtc="2025-06-02T16:35:00Z"/>
+  <w16cex:commentExtensible w16cex:durableId="6183F76C" w16cex:dateUtc="2025-06-02T16:41:00Z"/>
+  <w16cex:commentExtensible w16cex:durableId="27D5818A" w16cex:dateUtc="2025-06-02T16:42:00Z"/>
+  <w16cex:commentExtensible w16cex:durableId="6BD5F88F" w16cex:dateUtc="2025-06-02T16:36:00Z"/>
+  <w16cex:commentExtensible w16cex:durableId="20731AB0" w16cex:dateUtc="2025-06-02T16:36:00Z"/>
+  <w16cex:commentExtensible w16cex:durableId="507E8792" w16cex:dateUtc="2025-06-02T16:37:00Z"/>
+  <w16cex:commentExtensible w16cex:durableId="5750F0AB" w16cex:dateUtc="2025-06-02T16:38:00Z"/>
+  <w16cex:commentExtensible w16cex:durableId="54F332AB" w16cex:dateUtc="2025-06-02T16:43:00Z"/>
   <w16cex:commentExtensible w16cex:durableId="2BB47189" w16cex:dateUtc="2025-04-24T12:15:00Z"/>
+  <w16cex:commentExtensible w16cex:durableId="1084C2FE" w16cex:dateUtc="2025-06-02T16:45:00Z"/>
+  <w16cex:commentExtensible w16cex:durableId="365C0083" w16cex:dateUtc="2025-06-02T16:45:00Z"/>
+  <w16cex:commentExtensible w16cex:durableId="4E1982EF" w16cex:dateUtc="2025-06-02T16:44:00Z"/>
+  <w16cex:commentExtensible w16cex:durableId="1C362B1E" w16cex:dateUtc="2025-06-02T16:46:00Z"/>
 </w16cex:commentsExtensible>
 </file>
 
@@ -29959,18 +31201,32 @@
   <w16cid:commentId w16cid:paraId="02A22FE9" w16cid:durableId="2B4256BD"/>
   <w16cid:commentId w16cid:paraId="175F3910" w16cid:durableId="2B4257B3"/>
   <w16cid:commentId w16cid:paraId="5831FDC5" w16cid:durableId="376CFABB"/>
-  <w16cid:commentId w16cid:paraId="48EFDDDD" w16cid:durableId="2C4DEDAA"/>
-  <w16cid:commentId w16cid:paraId="351F48EB" w16cid:durableId="4C6AEBAE"/>
-  <w16cid:commentId w16cid:paraId="0C3D2CDA" w16cid:durableId="2B0A6E9C"/>
   <w16cid:commentId w16cid:paraId="21EE53A1" w16cid:durableId="0A4B755D"/>
   <w16cid:commentId w16cid:paraId="4F0B1650" w16cid:durableId="2B0A6FAA"/>
   <w16cid:commentId w16cid:paraId="7763D832" w16cid:durableId="57489D70"/>
   <w16cid:commentId w16cid:paraId="4C69EDE6" w16cid:durableId="2B425A20"/>
-  <w16cid:commentId w16cid:paraId="16D87496" w16cid:durableId="1C85B6E0"/>
-  <w16cid:commentId w16cid:paraId="08FD64C7" w16cid:durableId="2B0A71D2"/>
+  <w16cid:commentId w16cid:paraId="3ADBAD8F" w16cid:durableId="6BAB5CD3"/>
+  <w16cid:commentId w16cid:paraId="5438DC3F" w16cid:durableId="7AF45E26"/>
+  <w16cid:commentId w16cid:paraId="5C475047" w16cid:durableId="69EF0A05"/>
+  <w16cid:commentId w16cid:paraId="4E06DA3A" w16cid:durableId="073C222A"/>
+  <w16cid:commentId w16cid:paraId="724A7BEA" w16cid:durableId="4AA2BF89"/>
+  <w16cid:commentId w16cid:paraId="677E2FB9" w16cid:durableId="6A936A32"/>
   <w16cid:commentId w16cid:paraId="33473648" w16cid:durableId="2B0A750F"/>
   <w16cid:commentId w16cid:paraId="72CFC6BD" w16cid:durableId="1AB1107D"/>
+  <w16cid:commentId w16cid:paraId="5FCCAE75" w16cid:durableId="1A0CCE4F"/>
+  <w16cid:commentId w16cid:paraId="261105A2" w16cid:durableId="6B1D0B9F"/>
+  <w16cid:commentId w16cid:paraId="4EC6694A" w16cid:durableId="6183F76C"/>
+  <w16cid:commentId w16cid:paraId="69AB8DF9" w16cid:durableId="27D5818A"/>
+  <w16cid:commentId w16cid:paraId="5EDD3534" w16cid:durableId="6BD5F88F"/>
+  <w16cid:commentId w16cid:paraId="45707DAC" w16cid:durableId="20731AB0"/>
+  <w16cid:commentId w16cid:paraId="6E0A8B31" w16cid:durableId="507E8792"/>
+  <w16cid:commentId w16cid:paraId="1C58E503" w16cid:durableId="5750F0AB"/>
+  <w16cid:commentId w16cid:paraId="19A61AA9" w16cid:durableId="54F332AB"/>
   <w16cid:commentId w16cid:paraId="6F76587F" w16cid:durableId="2BB47189"/>
+  <w16cid:commentId w16cid:paraId="3A17AF58" w16cid:durableId="1084C2FE"/>
+  <w16cid:commentId w16cid:paraId="570871A6" w16cid:durableId="365C0083"/>
+  <w16cid:commentId w16cid:paraId="3C7E822B" w16cid:durableId="4E1982EF"/>
+  <w16cid:commentId w16cid:paraId="6DB88DF9" w16cid:durableId="1C362B1E"/>
 </w16cid:commentsIds>
 </file>
 
@@ -31893,7 +33149,7 @@
       <mc:AlternateContent>
         <mc:Choice Requires="wpg">
           <w:drawing>
-            <wp:anchor distT="0" distB="0" distL="114300" distR="114300" simplePos="0" relativeHeight="251687936" behindDoc="0" locked="0" layoutInCell="1" allowOverlap="1" wp14:anchorId="3754D3E7" wp14:editId="4C5218D6">
+            <wp:anchor distT="0" distB="0" distL="114300" distR="114300" simplePos="0" relativeHeight="251692032" behindDoc="0" locked="0" layoutInCell="1" allowOverlap="1" wp14:anchorId="27683D37" wp14:editId="650128D7">
               <wp:simplePos x="0" y="0"/>
               <wp:positionH relativeFrom="page">
                 <wp:posOffset>1062533</wp:posOffset>
@@ -31904,7 +33160,7 @@
               <wp:extent cx="5781422" cy="6096"/>
               <wp:effectExtent l="0" t="0" r="0" b="0"/>
               <wp:wrapSquare wrapText="bothSides"/>
-              <wp:docPr id="1951263537" name="Group 22115"/>
+              <wp:docPr id="1093680076" name="Group 22115"/>
               <wp:cNvGraphicFramePr/>
               <a:graphic xmlns:a="http://schemas.openxmlformats.org/drawingml/2006/main">
                 <a:graphicData uri="http://schemas.microsoft.com/office/word/2010/wordprocessingGroup">
@@ -31919,7 +33175,7 @@
                       </a:xfrm>
                     </wpg:grpSpPr>
                     <wps:wsp>
-                      <wps:cNvPr id="1458409570" name="Shape 23015"/>
+                      <wps:cNvPr id="1642865733" name="Shape 23015"/>
                       <wps:cNvSpPr/>
                       <wps:spPr>
                         <a:xfrm>
@@ -31980,8 +33236,8 @@
         </mc:Choice>
         <mc:Fallback>
           <w:pict>
-            <v:group w14:anchorId="606B4703" id="Group 22115" o:spid="_x0000_s1026" style="position:absolute;margin-left:83.65pt;margin-top:48.5pt;width:455.25pt;height:.5pt;z-index:251687936;mso-position-horizontal-relative:page;mso-position-vertical-relative:page" coordsize="57814,60" o:gfxdata="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">
-              <v:shape id="Shape 23015" o:spid="_x0000_s1027" style="position:absolute;width:57814;height:91;visibility:visible;mso-wrap-style:square;v-text-anchor:top" coordsize="5781422,9144" o:gfxdata="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" path="m,l5781422,r,9144l,9144,,e" fillcolor="black" stroked="f" strokeweight="0">
+            <v:group w14:anchorId="1812B71A" id="Group 22115" o:spid="_x0000_s1026" style="position:absolute;margin-left:83.65pt;margin-top:48.5pt;width:455.25pt;height:.5pt;z-index:251692032;mso-position-horizontal-relative:page;mso-position-vertical-relative:page" coordsize="57814,60" o:gfxdata="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">
+              <v:shape id="Shape 23015" o:spid="_x0000_s1027" style="position:absolute;width:57814;height:91;visibility:visible;mso-wrap-style:square;v-text-anchor:top" coordsize="5781422,9144" o:gfxdata="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" path="m,l5781422,r,9144l,9144,,e" fillcolor="black" stroked="f" strokeweight="0">
                 <v:stroke miterlimit="83231f" joinstyle="miter"/>
                 <v:path arrowok="t" textboxrect="0,0,5781422,9144"/>
               </v:shape>
@@ -31996,7 +33252,7 @@
         <w:i/>
         <w:sz w:val="20"/>
       </w:rPr>
-      <w:t>Capítulo 3. Especificación Técnica del Producto</w:t>
+      <w:t>Capítulo 2. Propuesta de Sistema</w:t>
     </w:r>
   </w:p>
   <w:p>
@@ -32023,7 +33279,7 @@
       <mc:AlternateContent>
         <mc:Choice Requires="wpg">
           <w:drawing>
-            <wp:anchor distT="0" distB="0" distL="114300" distR="114300" simplePos="0" relativeHeight="251689984" behindDoc="0" locked="0" layoutInCell="1" allowOverlap="1" wp14:anchorId="4D7711D5" wp14:editId="6BF3EC72">
+            <wp:anchor distT="0" distB="0" distL="114300" distR="114300" simplePos="0" relativeHeight="251689984" behindDoc="0" locked="0" layoutInCell="1" allowOverlap="1" wp14:anchorId="3D22D651" wp14:editId="7C84B977">
               <wp:simplePos x="0" y="0"/>
               <wp:positionH relativeFrom="page">
                 <wp:posOffset>1062533</wp:posOffset>
@@ -32034,7 +33290,7 @@
               <wp:extent cx="5781422" cy="6096"/>
               <wp:effectExtent l="0" t="0" r="0" b="0"/>
               <wp:wrapSquare wrapText="bothSides"/>
-              <wp:docPr id="106558520" name="Group 22115"/>
+              <wp:docPr id="754710422" name="Group 22115"/>
               <wp:cNvGraphicFramePr/>
               <a:graphic xmlns:a="http://schemas.openxmlformats.org/drawingml/2006/main">
                 <a:graphicData uri="http://schemas.microsoft.com/office/word/2010/wordprocessingGroup">
@@ -32049,7 +33305,7 @@
                       </a:xfrm>
                     </wpg:grpSpPr>
                     <wps:wsp>
-                      <wps:cNvPr id="1977240039" name="Shape 23015"/>
+                      <wps:cNvPr id="1516354359" name="Shape 23015"/>
                       <wps:cNvSpPr/>
                       <wps:spPr>
                         <a:xfrm>
@@ -32110,8 +33366,8 @@
         </mc:Choice>
         <mc:Fallback>
           <w:pict>
-            <v:group w14:anchorId="2EFDED71" id="Group 22115" o:spid="_x0000_s1026" style="position:absolute;margin-left:83.65pt;margin-top:48.5pt;width:455.25pt;height:.5pt;z-index:251689984;mso-position-horizontal-relative:page;mso-position-vertical-relative:page" coordsize="57814,60" o:gfxdata="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">
-              <v:shape id="Shape 23015" o:spid="_x0000_s1027" style="position:absolute;width:57814;height:91;visibility:visible;mso-wrap-style:square;v-text-anchor:top" coordsize="5781422,9144" o:gfxdata="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" path="m,l5781422,r,9144l,9144,,e" fillcolor="black" stroked="f" strokeweight="0">
+            <v:group w14:anchorId="3BD532BA" id="Group 22115" o:spid="_x0000_s1026" style="position:absolute;margin-left:83.65pt;margin-top:48.5pt;width:455.25pt;height:.5pt;z-index:251689984;mso-position-horizontal-relative:page;mso-position-vertical-relative:page" coordsize="57814,60" o:gfxdata="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">
+              <v:shape id="Shape 23015" o:spid="_x0000_s1027" style="position:absolute;width:57814;height:91;visibility:visible;mso-wrap-style:square;v-text-anchor:top" coordsize="5781422,9144" o:gfxdata="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" path="m,l5781422,r,9144l,9144,,e" fillcolor="black" stroked="f" strokeweight="0">
                 <v:stroke miterlimit="83231f" joinstyle="miter"/>
                 <v:path arrowok="t" textboxrect="0,0,5781422,9144"/>
               </v:shape>
@@ -32126,7 +33382,7 @@
         <w:i/>
         <w:sz w:val="20"/>
       </w:rPr>
-      <w:t>Referencias Bibliográficas</w:t>
+      <w:t>Capítulo 2. Propuesta de Sistema</w:t>
     </w:r>
   </w:p>
   <w:p>
@@ -39630,6 +40886,9 @@
   </w15:person>
   <w15:person w15:author="Dionis">
     <w15:presenceInfo w15:providerId="None" w15:userId="Dionis"/>
+  </w15:person>
+  <w15:person w15:author="Dionis Lopez">
+    <w15:presenceInfo w15:providerId="AD" w15:userId="S::dionis.lopez@prodevsolution.com::28e45783-4db3-4f4e-a38c-4d5a85670e24"/>
   </w15:person>
 </w15:people>
 </file>
@@ -40032,7 +41291,7 @@
   <w:style w:type="paragraph" w:default="1" w:styleId="Normal">
     <w:name w:val="Normal"/>
     <w:qFormat/>
-    <w:rsid w:val="00956426"/>
+    <w:rsid w:val="001C5111"/>
     <w:pPr>
       <w:spacing w:after="127" w:line="351" w:lineRule="auto"/>
       <w:ind w:left="10" w:hanging="10"/>

--- a/DOC/Informe de Tesis Dariel Cabrera Lopez con formato J.docx
+++ b/DOC/Informe de Tesis Dariel Cabrera Lopez con formato J.docx
@@ -15158,86 +15158,21 @@
           <w:shd w:val="clear" w:color="auto" w:fill="FFFFFF"/>
           <w:lang w:eastAsia="en-US"/>
         </w:rPr>
+        <w:lastRenderedPageBreak/>
         <w:commentReference w:id="112"/>
       </w:r>
-    </w:p>
-    <w:p>
-      <w:pPr>
-        <w:rPr>
-          <w:sz w:val="18"/>
-          <w:szCs w:val="18"/>
-        </w:rPr>
-      </w:pPr>
-      <w:commentRangeStart w:id="113"/>
-      <w:r>
-        <w:rPr>
-          <w:sz w:val="20"/>
-          <w:szCs w:val="20"/>
-        </w:rPr>
-        <w:t xml:space="preserve"> </w:t>
-      </w:r>
-      <w:r>
-        <w:rPr>
-          <w:sz w:val="18"/>
-          <w:szCs w:val="18"/>
-        </w:rPr>
-        <w:t xml:space="preserve">Figura 2.2   La clase usuario va a realizar muchos cálculos, estos cálculos ser realizan en una ubicación, en una ubicación se realiza muchos cálculos, </w:t>
-      </w:r>
-      <w:r>
-        <w:rPr>
-          <w:sz w:val="18"/>
-          <w:szCs w:val="18"/>
-        </w:rPr>
-        <w:t xml:space="preserve">y un usuario va tener varias trazas </w:t>
-      </w:r>
-      <w:commentRangeEnd w:id="113"/>
-      <w:r>
-        <w:rPr>
-          <w:rStyle w:val="Refdecomentario"/>
-          <w:rFonts w:eastAsiaTheme="minorHAnsi"/>
-          <w:color w:val="auto"/>
-          <w:sz w:val="18"/>
-          <w:szCs w:val="18"/>
-          <w:shd w:val="clear" w:color="auto" w:fill="FFFFFF"/>
-          <w:lang w:val="es-ES" w:eastAsia="en-US"/>
-        </w:rPr>
-        <w:commentReference w:id="113"/>
-      </w:r>
-    </w:p>
-    <w:p>
-      <w:pPr>
-        <w:pStyle w:val="Ttulo2"/>
-      </w:pPr>
-      <w:bookmarkStart w:id="114" w:name="_Toc193705056"/>
-      <w:bookmarkStart w:id="115" w:name="_Toc196374751"/>
-      <w:r>
-        <w:lastRenderedPageBreak/>
-        <w:t>Diagrama de Base de Datos</w:t>
-      </w:r>
-      <w:bookmarkEnd w:id="114"/>
-      <w:bookmarkEnd w:id="115"/>
-    </w:p>
-    <w:p>
-      <w:r>
-        <w:t>Un diagrama de base de datos es una representación visual de la estructura y relaciones entre los elementos de una base de datos.</w:t>
-      </w:r>
-    </w:p>
-    <w:p>
-      <w:pPr>
-        <w:rPr>
+      <w:r>
+        <w:rPr>
+          <w:rFonts w:cs="Arial"/>
           <w:noProof/>
-        </w:rPr>
-      </w:pPr>
-      <w:commentRangeStart w:id="116"/>
-      <w:r>
-        <w:rPr>
-          <w:noProof/>
+          <w:szCs w:val="22"/>
+          <w:lang w:val="es-CU"/>
         </w:rPr>
         <w:drawing>
-          <wp:inline distT="0" distB="0" distL="0" distR="0" wp14:anchorId="01059D1F" wp14:editId="3E2A1945">
-            <wp:extent cx="6210300" cy="2409825"/>
-            <wp:effectExtent l="0" t="0" r="0" b="9525"/>
-            <wp:docPr id="9" name="Imagen 9"/>
+          <wp:inline distT="0" distB="0" distL="0" distR="0" wp14:anchorId="66A358EE" wp14:editId="2990F9D8">
+            <wp:extent cx="5974080" cy="2453640"/>
+            <wp:effectExtent l="0" t="0" r="7620" b="3810"/>
+            <wp:docPr id="278948241" name="Imagen 22"/>
             <wp:cNvGraphicFramePr>
               <a:graphicFrameLocks xmlns:a="http://schemas.openxmlformats.org/drawingml/2006/main" noChangeAspect="1"/>
             </wp:cNvGraphicFramePr>
@@ -15266,7 +15201,7 @@
                   <pic:spPr bwMode="auto">
                     <a:xfrm>
                       <a:off x="0" y="0"/>
-                      <a:ext cx="6210300" cy="2409825"/>
+                      <a:ext cx="5974080" cy="2453640"/>
                     </a:xfrm>
                     <a:prstGeom prst="rect">
                       <a:avLst/>
@@ -15282,6 +15217,127 @@
           </wp:inline>
         </w:drawing>
       </w:r>
+    </w:p>
+    <w:p>
+      <w:pPr>
+        <w:rPr>
+          <w:sz w:val="18"/>
+          <w:szCs w:val="18"/>
+        </w:rPr>
+      </w:pPr>
+      <w:commentRangeStart w:id="113"/>
+      <w:r>
+        <w:rPr>
+          <w:sz w:val="20"/>
+          <w:szCs w:val="20"/>
+        </w:rPr>
+        <w:t xml:space="preserve"> </w:t>
+      </w:r>
+      <w:r>
+        <w:rPr>
+          <w:sz w:val="18"/>
+          <w:szCs w:val="18"/>
+        </w:rPr>
+        <w:t xml:space="preserve">Figura 2.2   La clase usuario va a realizar muchos cálculos, estos cálculos ser realizan en una ubicación, en una ubicación se realiza muchos cálculos, </w:t>
+      </w:r>
+      <w:r>
+        <w:rPr>
+          <w:sz w:val="18"/>
+          <w:szCs w:val="18"/>
+        </w:rPr>
+        <w:t xml:space="preserve">y un usuario va tener varias trazas </w:t>
+      </w:r>
+      <w:commentRangeEnd w:id="113"/>
+      <w:r>
+        <w:rPr>
+          <w:rStyle w:val="Refdecomentario"/>
+          <w:rFonts w:eastAsiaTheme="minorHAnsi"/>
+          <w:color w:val="auto"/>
+          <w:sz w:val="18"/>
+          <w:szCs w:val="18"/>
+          <w:shd w:val="clear" w:color="auto" w:fill="FFFFFF"/>
+          <w:lang w:val="es-ES" w:eastAsia="en-US"/>
+        </w:rPr>
+        <w:commentReference w:id="113"/>
+      </w:r>
+    </w:p>
+    <w:p>
+      <w:pPr>
+        <w:pStyle w:val="Ttulo2"/>
+      </w:pPr>
+      <w:bookmarkStart w:id="114" w:name="_Toc193705056"/>
+      <w:bookmarkStart w:id="115" w:name="_Toc196374751"/>
+      <w:r>
+        <w:t>Diagrama de Base de Datos</w:t>
+      </w:r>
+      <w:bookmarkEnd w:id="114"/>
+      <w:bookmarkEnd w:id="115"/>
+    </w:p>
+    <w:p>
+      <w:r>
+        <w:t>Un diagrama de base de datos es una representación visual de la estructura y relaciones entre los elementos de una base de datos.</w:t>
+      </w:r>
+    </w:p>
+    <w:p>
+      <w:pPr>
+        <w:rPr>
+          <w:noProof/>
+        </w:rPr>
+      </w:pPr>
+      <w:r>
+        <w:rPr>
+          <w:noProof/>
+        </w:rPr>
+        <w:drawing>
+          <wp:inline distT="0" distB="0" distL="0" distR="0" wp14:anchorId="5628BB87" wp14:editId="28C185F8">
+            <wp:extent cx="5974080" cy="3025140"/>
+            <wp:effectExtent l="0" t="0" r="7620" b="3810"/>
+            <wp:docPr id="674253039" name="Imagen 24"/>
+            <wp:cNvGraphicFramePr>
+              <a:graphicFrameLocks xmlns:a="http://schemas.openxmlformats.org/drawingml/2006/main" noChangeAspect="1"/>
+            </wp:cNvGraphicFramePr>
+            <a:graphic xmlns:a="http://schemas.openxmlformats.org/drawingml/2006/main">
+              <a:graphicData uri="http://schemas.openxmlformats.org/drawingml/2006/picture">
+                <pic:pic xmlns:pic="http://schemas.openxmlformats.org/drawingml/2006/picture">
+                  <pic:nvPicPr>
+                    <pic:cNvPr id="0" name="Picture 4"/>
+                    <pic:cNvPicPr>
+                      <a:picLocks noChangeAspect="1" noChangeArrowheads="1"/>
+                    </pic:cNvPicPr>
+                  </pic:nvPicPr>
+                  <pic:blipFill>
+                    <a:blip r:embed="rId68">
+                      <a:extLst>
+                        <a:ext uri="{28A0092B-C50C-407E-A947-70E740481C1C}">
+                          <a14:useLocalDpi xmlns:a14="http://schemas.microsoft.com/office/drawing/2010/main" val="0"/>
+                        </a:ext>
+                      </a:extLst>
+                    </a:blip>
+                    <a:srcRect/>
+                    <a:stretch>
+                      <a:fillRect/>
+                    </a:stretch>
+                  </pic:blipFill>
+                  <pic:spPr bwMode="auto">
+                    <a:xfrm>
+                      <a:off x="0" y="0"/>
+                      <a:ext cx="5974080" cy="3025140"/>
+                    </a:xfrm>
+                    <a:prstGeom prst="rect">
+                      <a:avLst/>
+                    </a:prstGeom>
+                    <a:noFill/>
+                    <a:ln>
+                      <a:noFill/>
+                    </a:ln>
+                  </pic:spPr>
+                </pic:pic>
+              </a:graphicData>
+            </a:graphic>
+          </wp:inline>
+        </w:drawing>
+      </w:r>
+      <w:commentRangeStart w:id="116"/>
       <w:commentRangeEnd w:id="116"/>
       <w:r>
         <w:rPr>
@@ -15314,6 +15370,7 @@
         <w:pStyle w:val="Ttulo2"/>
       </w:pPr>
       <w:r>
+        <w:lastRenderedPageBreak/>
         <w:t xml:space="preserve"> </w:t>
       </w:r>
       <w:r>
@@ -15388,7 +15445,6 @@
           <w:bCs/>
           <w:lang w:val="en-US"/>
         </w:rPr>
-        <w:lastRenderedPageBreak/>
         <w:t>Ventajas</w:t>
       </w:r>
       <w:proofErr w:type="spellEnd"/>
@@ -15656,6 +15712,7 @@
         <w:rPr>
           <w:lang w:val="es-ES"/>
         </w:rPr>
+        <w:lastRenderedPageBreak/>
         <w:t xml:space="preserve">● El uso de hipermedias para permitir al cliente navegar por los distintos recursos de una API REST a través de enlaces HTML. </w:t>
       </w:r>
     </w:p>
@@ -15843,7 +15900,6 @@
           <w:bCs/>
           <w:lang w:val="es-ES"/>
         </w:rPr>
-        <w:lastRenderedPageBreak/>
         <w:t>Seguridad</w:t>
       </w:r>
       <w:r>
@@ -16287,7 +16343,11 @@
         <w:t xml:space="preserve">Se </w:t>
       </w:r>
       <w:r>
-        <w:t xml:space="preserve">conciben como un estilo arquitectónico enfocado en desarrollar una aplicación mediante un conjunto de servicios, independientes, escalables, colaborativos, evolutivos, capaces de </w:t>
+        <w:t xml:space="preserve">conciben como un estilo arquitectónico enfocado en desarrollar una </w:t>
+      </w:r>
+      <w:r>
+        <w:lastRenderedPageBreak/>
+        <w:t xml:space="preserve">aplicación mediante un conjunto de servicios, independientes, escalables, colaborativos, evolutivos, capaces de </w:t>
       </w:r>
       <w:proofErr w:type="spellStart"/>
       <w:r>
@@ -16416,7 +16476,6 @@
           <w:bCs/>
           <w:lang w:val="es-ES"/>
         </w:rPr>
-        <w:lastRenderedPageBreak/>
         <w:t>Todos los servicios</w:t>
       </w:r>
       <w:r>
@@ -16613,6 +16672,7 @@
       </w:pPr>
       <w:commentRangeStart w:id="117"/>
       <w:r>
+        <w:lastRenderedPageBreak/>
         <w:t>Patrones de Microservicios</w:t>
       </w:r>
       <w:commentRangeEnd w:id="117"/>
@@ -16737,7 +16797,6 @@
         <w:rPr>
           <w:lang w:val="es-ES"/>
         </w:rPr>
-        <w:lastRenderedPageBreak/>
         <w:t xml:space="preserve">En el sistema de cálculo de sedimentos, este patrón se propone para coordinar operaciones entre el microservicio </w:t>
       </w:r>
       <w:proofErr w:type="spellStart"/>
@@ -16868,6 +16927,7 @@
         <w:rPr>
           <w:lang w:val="es-ES"/>
         </w:rPr>
+        <w:lastRenderedPageBreak/>
         <w:t>Reduce el acoplamiento entre servicios, mejorando la mantenibilidad.</w:t>
       </w:r>
     </w:p>
@@ -17051,14 +17111,7 @@
         <w:rPr>
           <w:lang w:val="es-ES"/>
         </w:rPr>
-        <w:t xml:space="preserve"> Breaker evitará seguir enviando solicitudes, permitiendo que el sistema </w:t>
-      </w:r>
-      <w:r>
-        <w:rPr>
-          <w:lang w:val="es-ES"/>
-        </w:rPr>
-        <w:lastRenderedPageBreak/>
-        <w:t>degrade su servicio de forma controlada, por ejemplo, devolviendo respuestas en caché, errores personalizados o notificaciones de mantenimiento</w:t>
+        <w:t xml:space="preserve"> Breaker evitará seguir enviando solicitudes, permitiendo que el sistema degrade su servicio de forma controlada, por ejemplo, devolviendo respuestas en caché, errores personalizados o notificaciones de mantenimiento</w:t>
       </w:r>
       <w:r>
         <w:rPr>
@@ -17352,6 +17405,7 @@
         <w:rPr>
           <w:lang w:val="es-ES"/>
         </w:rPr>
+        <w:lastRenderedPageBreak/>
         <w:t>Permite aplicar estrategias de respuesta alternativas (</w:t>
       </w:r>
       <w:proofErr w:type="spellStart"/>
@@ -17534,7 +17588,6 @@
         <w:rPr>
           <w:lang w:val="es-ES"/>
         </w:rPr>
-        <w:lastRenderedPageBreak/>
         <w:t>El acceso al sistema requerirá que el usuario se autentique mediante el ingreso de sus credenciales personales en el formulario de inicio de sesión. En ausencia de autenticación, no será posible acceder a la plataforma.</w:t>
       </w:r>
     </w:p>
@@ -17655,6 +17708,7 @@
         <w:rPr>
           <w:lang w:val="es-ES"/>
         </w:rPr>
+        <w:lastRenderedPageBreak/>
         <w:t>En caso de olvido de la contraseña de acceso, el usuario podrá solicitar al Administrador la asignación de una nueva clave.</w:t>
       </w:r>
     </w:p>
@@ -18432,7 +18486,7 @@
                     </pic:cNvPicPr>
                   </pic:nvPicPr>
                   <pic:blipFill>
-                    <a:blip r:embed="rId68">
+                    <a:blip r:embed="rId69">
                       <a:extLst>
                         <a:ext uri="{28A0092B-C50C-407E-A947-70E740481C1C}">
                           <a14:useLocalDpi xmlns:a14="http://schemas.microsoft.com/office/drawing/2010/main" val="0"/>
@@ -19384,7 +19438,7 @@
                     </pic:cNvPicPr>
                   </pic:nvPicPr>
                   <pic:blipFill>
-                    <a:blip r:embed="rId69">
+                    <a:blip r:embed="rId70">
                       <a:extLst>
                         <a:ext uri="{28A0092B-C50C-407E-A947-70E740481C1C}">
                           <a14:useLocalDpi xmlns:a14="http://schemas.microsoft.com/office/drawing/2010/main" val="0"/>
@@ -19532,7 +19586,7 @@
                     </pic:cNvPicPr>
                   </pic:nvPicPr>
                   <pic:blipFill>
-                    <a:blip r:embed="rId70">
+                    <a:blip r:embed="rId71">
                       <a:extLst>
                         <a:ext uri="{28A0092B-C50C-407E-A947-70E740481C1C}">
                           <a14:useLocalDpi xmlns:a14="http://schemas.microsoft.com/office/drawing/2010/main" val="0"/>
@@ -21903,7 +21957,7 @@
                     </pic:cNvPicPr>
                   </pic:nvPicPr>
                   <pic:blipFill>
-                    <a:blip r:embed="rId71">
+                    <a:blip r:embed="rId72">
                       <a:extLst>
                         <a:ext uri="{28A0092B-C50C-407E-A947-70E740481C1C}">
                           <a14:useLocalDpi xmlns:a14="http://schemas.microsoft.com/office/drawing/2010/main" val="0"/>
@@ -22062,7 +22116,7 @@
                     </pic:cNvPicPr>
                   </pic:nvPicPr>
                   <pic:blipFill>
-                    <a:blip r:embed="rId72">
+                    <a:blip r:embed="rId73">
                       <a:extLst>
                         <a:ext uri="{28A0092B-C50C-407E-A947-70E740481C1C}">
                           <a14:useLocalDpi xmlns:a14="http://schemas.microsoft.com/office/drawing/2010/main" val="0"/>
@@ -30196,12 +30250,12 @@
     <w:p>
       <w:pPr>
         <w:sectPr>
-          <w:headerReference w:type="even" r:id="rId73"/>
-          <w:headerReference w:type="default" r:id="rId74"/>
-          <w:footerReference w:type="even" r:id="rId75"/>
-          <w:footerReference w:type="default" r:id="rId76"/>
-          <w:headerReference w:type="first" r:id="rId77"/>
-          <w:footerReference w:type="first" r:id="rId78"/>
+          <w:headerReference w:type="even" r:id="rId74"/>
+          <w:headerReference w:type="default" r:id="rId75"/>
+          <w:footerReference w:type="even" r:id="rId76"/>
+          <w:footerReference w:type="default" r:id="rId77"/>
+          <w:headerReference w:type="first" r:id="rId78"/>
+          <w:footerReference w:type="first" r:id="rId79"/>
           <w:pgSz w:w="12240" w:h="15840"/>
           <w:pgMar w:top="725" w:right="1126" w:bottom="2517" w:left="1702" w:header="725" w:footer="981" w:gutter="0"/>
           <w:cols w:space="720"/>
@@ -30342,12 +30396,12 @@
       </w:r>
     </w:p>
     <w:sectPr>
-      <w:headerReference w:type="even" r:id="rId79"/>
-      <w:headerReference w:type="default" r:id="rId80"/>
-      <w:footerReference w:type="even" r:id="rId81"/>
-      <w:footerReference w:type="default" r:id="rId82"/>
-      <w:headerReference w:type="first" r:id="rId83"/>
-      <w:footerReference w:type="first" r:id="rId84"/>
+      <w:headerReference w:type="even" r:id="rId80"/>
+      <w:headerReference w:type="default" r:id="rId81"/>
+      <w:footerReference w:type="even" r:id="rId82"/>
+      <w:footerReference w:type="default" r:id="rId83"/>
+      <w:headerReference w:type="first" r:id="rId84"/>
+      <w:footerReference w:type="first" r:id="rId85"/>
       <w:pgSz w:w="12240" w:h="15840"/>
       <w:pgMar w:top="1440" w:right="1129" w:bottom="1440" w:left="1702" w:header="970" w:footer="720" w:gutter="0"/>
       <w:cols w:space="720"/>
